--- a/pr-preview/pr-223/logistic-inference-handout.docx
+++ b/pr-preview/pr-223/logistic-inference-handout.docx
@@ -15,7 +15,7 @@
         <w:pStyle w:val="Date"/>
       </w:pPr>
       <w:r>
-        <w:t xml:space="preserve">Last modified: 2026-10-15 15:15:08 (PDT)</w:t>
+        <w:t xml:space="preserve">Last modified: 2026-10-16 03:35:32 (PDT)</w:t>
       </w:r>
     </w:p>
     <w:bookmarkStart w:id="13" w:name="introduction"/>
@@ -203,16 +203,21 @@
       <m:oMath>
         <m:sSub>
           <m:e>
-            <m:acc>
-              <m:accPr>
-                <m:chr m:val="̃"/>
-              </m:accPr>
+            <m:limLow>
               <m:e>
                 <m:r>
                   <m:t>x</m:t>
                 </m:r>
               </m:e>
-            </m:acc>
+              <m:lim>
+                <m:r>
+                  <m:rPr>
+                    <m:sty m:val="p"/>
+                  </m:rPr>
+                  <m:t>∼</m:t>
+                </m:r>
+              </m:lim>
+            </m:limLow>
           </m:e>
           <m:sub>
             <m:r>
@@ -240,16 +245,21 @@
         </m:r>
         <m:sSub>
           <m:e>
-            <m:acc>
-              <m:accPr>
-                <m:chr m:val="̃"/>
-              </m:accPr>
+            <m:limLow>
               <m:e>
                 <m:r>
                   <m:t>x</m:t>
                 </m:r>
               </m:e>
-            </m:acc>
+              <m:lim>
+                <m:r>
+                  <m:rPr>
+                    <m:sty m:val="p"/>
+                  </m:rPr>
+                  <m:t>∼</m:t>
+                </m:r>
+              </m:lim>
+            </m:limLow>
           </m:e>
           <m:sub>
             <m:r>
@@ -321,16 +331,21 @@
               </m:r>
               <m:sSub>
                 <m:e>
-                  <m:acc>
-                    <m:accPr>
-                      <m:chr m:val="̃"/>
-                    </m:accPr>
+                  <m:limLow>
                     <m:e>
                       <m:r>
                         <m:t>x</m:t>
                       </m:r>
                     </m:e>
-                  </m:acc>
+                    <m:lim>
+                      <m:r>
+                        <m:rPr>
+                          <m:sty m:val="p"/>
+                        </m:rPr>
+                        <m:t>∼</m:t>
+                      </m:r>
+                    </m:lim>
+                  </m:limLow>
                 </m:e>
                 <m:sub>
                   <m:r>
@@ -381,16 +396,21 @@
               <m:grow/>
             </m:dPr>
             <m:e>
-              <m:acc>
-                <m:accPr>
-                  <m:chr m:val="̃"/>
-                </m:accPr>
+              <m:limLow>
                 <m:e>
                   <m:r>
                     <m:t>β</m:t>
                   </m:r>
                 </m:e>
-              </m:acc>
+                <m:lim>
+                  <m:r>
+                    <m:rPr>
+                      <m:sty m:val="p"/>
+                    </m:rPr>
+                    <m:t>∼</m:t>
+                  </m:r>
+                </m:lim>
+              </m:limLow>
               <m:r>
                 <m:rPr>
                   <m:sty m:val="p"/>
@@ -399,16 +419,21 @@
               </m:r>
               <m:sSub>
                 <m:e>
-                  <m:acc>
-                    <m:accPr>
-                      <m:chr m:val="̃"/>
-                    </m:accPr>
+                  <m:limLow>
                     <m:e>
                       <m:r>
                         <m:t>x</m:t>
                       </m:r>
                     </m:e>
-                  </m:acc>
+                    <m:lim>
+                      <m:r>
+                        <m:rPr>
+                          <m:sty m:val="p"/>
+                        </m:rPr>
+                        <m:t>∼</m:t>
+                      </m:r>
+                    </m:lim>
+                  </m:limLow>
                 </m:e>
                 <m:sub>
                   <m:r>
@@ -538,16 +563,21 @@
       <m:oMath>
         <m:sSub>
           <m:e>
-            <m:acc>
-              <m:accPr>
-                <m:chr m:val="̃"/>
-              </m:accPr>
+            <m:limLow>
               <m:e>
                 <m:r>
                   <m:t>x</m:t>
                 </m:r>
               </m:e>
-            </m:acc>
+              <m:lim>
+                <m:r>
+                  <m:rPr>
+                    <m:sty m:val="p"/>
+                  </m:rPr>
+                  <m:t>∼</m:t>
+                </m:r>
+              </m:lim>
+            </m:limLow>
           </m:e>
           <m:sub>
             <m:r>
@@ -657,16 +687,21 @@
         <w:t xml:space="preserve"> </w:t>
       </w:r>
       <m:oMath>
-        <m:acc>
-          <m:accPr>
-            <m:chr m:val="̃"/>
-          </m:accPr>
+        <m:limLow>
           <m:e>
             <m:r>
               <m:t>β</m:t>
             </m:r>
           </m:e>
-        </m:acc>
+          <m:lim>
+            <m:r>
+              <m:rPr>
+                <m:sty m:val="p"/>
+              </m:rPr>
+              <m:t>∼</m:t>
+            </m:r>
+          </m:lim>
+        </m:limLow>
         <m:r>
           <m:rPr>
             <m:sty m:val="p"/>
@@ -791,16 +826,21 @@
       <m:oMath>
         <m:sSub>
           <m:e>
-            <m:acc>
-              <m:accPr>
-                <m:chr m:val="̃"/>
-              </m:accPr>
+            <m:limLow>
               <m:e>
                 <m:r>
                   <m:t>x</m:t>
                 </m:r>
               </m:e>
-            </m:acc>
+              <m:lim>
+                <m:r>
+                  <m:rPr>
+                    <m:sty m:val="p"/>
+                  </m:rPr>
+                  <m:t>∼</m:t>
+                </m:r>
+              </m:lim>
+            </m:limLow>
           </m:e>
           <m:sub>
             <m:r>
@@ -1632,16 +1672,21 @@
                   <m:chr m:val="̂"/>
                 </m:accPr>
                 <m:e>
-                  <m:acc>
-                    <m:accPr>
-                      <m:chr m:val="̃"/>
-                    </m:accPr>
+                  <m:limLow>
                     <m:e>
                       <m:r>
                         <m:t>β</m:t>
                       </m:r>
                     </m:e>
-                  </m:acc>
+                    <m:lim>
+                      <m:r>
+                        <m:rPr>
+                          <m:sty m:val="p"/>
+                        </m:rPr>
+                        <m:t>∼</m:t>
+                      </m:r>
+                    </m:lim>
+                  </m:limLow>
                 </m:e>
               </m:acc>
             </m:e>
@@ -1922,16 +1967,21 @@
                 <m:chr m:val="̂"/>
               </m:accPr>
               <m:e>
-                <m:acc>
-                  <m:accPr>
-                    <m:chr m:val="̃"/>
-                  </m:accPr>
+                <m:limLow>
                   <m:e>
                     <m:r>
                       <m:t>β</m:t>
                     </m:r>
                   </m:e>
-                </m:acc>
+                  <m:lim>
+                    <m:r>
+                      <m:rPr>
+                        <m:sty m:val="p"/>
+                      </m:rPr>
+                      <m:t>∼</m:t>
+                    </m:r>
+                  </m:lim>
+                </m:limLow>
               </m:e>
             </m:acc>
             <m:r>
@@ -1942,16 +1992,21 @@
             </m:r>
             <m:sSub>
               <m:e>
-                <m:acc>
-                  <m:accPr>
-                    <m:chr m:val="̃"/>
-                  </m:accPr>
+                <m:limLow>
                   <m:e>
                     <m:r>
                       <m:t>x</m:t>
                     </m:r>
                   </m:e>
-                </m:acc>
+                  <m:lim>
+                    <m:r>
+                      <m:rPr>
+                        <m:sty m:val="p"/>
+                      </m:rPr>
+                      <m:t>∼</m:t>
+                    </m:r>
+                  </m:lim>
+                </m:limLow>
               </m:e>
               <m:sub>
                 <m:r>
@@ -3723,16 +3778,21 @@
             <m:chr m:val="̂"/>
           </m:accPr>
           <m:e>
-            <m:acc>
-              <m:accPr>
-                <m:chr m:val="̃"/>
-              </m:accPr>
+            <m:limLow>
               <m:e>
                 <m:r>
                   <m:t>β</m:t>
                 </m:r>
               </m:e>
-            </m:acc>
+              <m:lim>
+                <m:r>
+                  <m:rPr>
+                    <m:sty m:val="p"/>
+                  </m:rPr>
+                  <m:t>∼</m:t>
+                </m:r>
+              </m:lim>
+            </m:limLow>
           </m:e>
         </m:acc>
       </m:oMath>
@@ -4596,16 +4656,16 @@
     </w:p>
     <w:bookmarkEnd w:id="30"/>
     <w:bookmarkEnd w:id="31"/>
-    <w:bookmarkStart w:id="40" w:name="X840099c27253be6d59b8623dccfe2e383b0f72c"/>
+    <w:bookmarkStart w:id="53" w:name="X6921c8acb91e896e6cca408a54c848bac546047"/>
     <w:p>
       <w:pPr>
         <w:pStyle w:val="Heading2"/>
       </w:pPr>
       <w:r>
-        <w:t xml:space="preserve">3 Confidence intervals for the coefficients</w:t>
+        <w:t xml:space="preserve">3 Covariate patterns and the saturated model</w:t>
       </w:r>
     </w:p>
-    <w:bookmarkStart w:id="33" w:name="thm-logistic-mle-distribution"/>
+    <w:bookmarkStart w:id="32" w:name="def-covariate-pattern"/>
     <w:p>
       <w:pPr>
         <w:pStyle w:val="FirstParagraph"/>
@@ -4615,7 +4675,7688 @@
           <w:b/>
           <w:bCs/>
         </w:rPr>
-        <w:t xml:space="preserve">Theorem 2 (Approximate distribution of the fitted coefficients)</w:t>
+        <w:t xml:space="preserve">Definition 4 (Covariate pattern)</w:t>
+      </w:r>
+      <w:r>
+        <w:t xml:space="preserve"> </w:t>
+      </w:r>
+      <w:r>
+        <w:t xml:space="preserve">A</w:t>
+      </w:r>
+      <w:r>
+        <w:t xml:space="preserve"> </w:t>
+      </w:r>
+      <w:r>
+        <w:rPr>
+          <w:b/>
+          <w:bCs/>
+        </w:rPr>
+        <w:t xml:space="preserve">covariate pattern</w:t>
+      </w:r>
+      <w:r>
+        <w:t xml:space="preserve"> </w:t>
+      </w:r>
+      <w:r>
+        <w:t xml:space="preserve">is a distinct value of the predictor vector among the observations</w:t>
+      </w:r>
+      <w:r>
+        <w:t xml:space="preserve"> </w:t>
+      </w:r>
+      <m:oMath>
+        <m:sSub>
+          <m:e>
+            <m:limLow>
+              <m:e>
+                <m:r>
+                  <m:t>x</m:t>
+                </m:r>
+              </m:e>
+              <m:lim>
+                <m:r>
+                  <m:rPr>
+                    <m:sty m:val="p"/>
+                  </m:rPr>
+                  <m:t>∼</m:t>
+                </m:r>
+              </m:lim>
+            </m:limLow>
+          </m:e>
+          <m:sub>
+            <m:r>
+              <m:t>1</m:t>
+            </m:r>
+          </m:sub>
+        </m:sSub>
+        <m:r>
+          <m:rPr>
+            <m:sty m:val="p"/>
+          </m:rPr>
+          <m:t>,</m:t>
+        </m:r>
+        <m:r>
+          <m:rPr>
+            <m:sty m:val="p"/>
+          </m:rPr>
+          <m:t>…</m:t>
+        </m:r>
+        <m:r>
+          <m:rPr>
+            <m:sty m:val="p"/>
+          </m:rPr>
+          <m:t>,</m:t>
+        </m:r>
+        <m:sSub>
+          <m:e>
+            <m:limLow>
+              <m:e>
+                <m:r>
+                  <m:t>x</m:t>
+                </m:r>
+              </m:e>
+              <m:lim>
+                <m:r>
+                  <m:rPr>
+                    <m:sty m:val="p"/>
+                  </m:rPr>
+                  <m:t>∼</m:t>
+                </m:r>
+              </m:lim>
+            </m:limLow>
+          </m:e>
+          <m:sub>
+            <m:r>
+              <m:t>n</m:t>
+            </m:r>
+          </m:sub>
+        </m:sSub>
+      </m:oMath>
+      <w:r>
+        <w:t xml:space="preserve">.</w:t>
+      </w:r>
+      <w:r>
+        <w:t xml:space="preserve"> </w:t>
+      </w:r>
+      <w:r>
+        <w:t xml:space="preserve">The</w:t>
+      </w:r>
+      <w:r>
+        <w:t xml:space="preserve"> </w:t>
+      </w:r>
+      <m:oMath>
+        <m:r>
+          <m:t>K</m:t>
+        </m:r>
+      </m:oMath>
+      <w:r>
+        <w:t xml:space="preserve"> </w:t>
+      </w:r>
+      <w:r>
+        <w:t xml:space="preserve">distinct values are written</w:t>
+      </w:r>
+      <w:r>
+        <w:t xml:space="preserve"> </w:t>
+      </w:r>
+      <m:oMath>
+        <m:sSup>
+          <m:e>
+            <m:limLow>
+              <m:e>
+                <m:r>
+                  <m:t>x</m:t>
+                </m:r>
+              </m:e>
+              <m:lim>
+                <m:r>
+                  <m:rPr>
+                    <m:sty m:val="p"/>
+                  </m:rPr>
+                  <m:t>∼</m:t>
+                </m:r>
+              </m:lim>
+            </m:limLow>
+          </m:e>
+          <m:sup>
+            <m:r>
+              <m:rPr>
+                <m:sty m:val="p"/>
+              </m:rPr>
+              <m:t>(</m:t>
+            </m:r>
+            <m:r>
+              <m:t>1</m:t>
+            </m:r>
+            <m:r>
+              <m:rPr>
+                <m:sty m:val="p"/>
+              </m:rPr>
+              <m:t>)</m:t>
+            </m:r>
+          </m:sup>
+        </m:sSup>
+        <m:r>
+          <m:rPr>
+            <m:sty m:val="p"/>
+          </m:rPr>
+          <m:t>,</m:t>
+        </m:r>
+        <m:r>
+          <m:rPr>
+            <m:sty m:val="p"/>
+          </m:rPr>
+          <m:t>…</m:t>
+        </m:r>
+        <m:r>
+          <m:rPr>
+            <m:sty m:val="p"/>
+          </m:rPr>
+          <m:t>,</m:t>
+        </m:r>
+        <m:sSup>
+          <m:e>
+            <m:limLow>
+              <m:e>
+                <m:r>
+                  <m:t>x</m:t>
+                </m:r>
+              </m:e>
+              <m:lim>
+                <m:r>
+                  <m:rPr>
+                    <m:sty m:val="p"/>
+                  </m:rPr>
+                  <m:t>∼</m:t>
+                </m:r>
+              </m:lim>
+            </m:limLow>
+          </m:e>
+          <m:sup>
+            <m:r>
+              <m:rPr>
+                <m:sty m:val="p"/>
+              </m:rPr>
+              <m:t>(</m:t>
+            </m:r>
+            <m:r>
+              <m:t>K</m:t>
+            </m:r>
+            <m:r>
+              <m:rPr>
+                <m:sty m:val="p"/>
+              </m:rPr>
+              <m:t>)</m:t>
+            </m:r>
+          </m:sup>
+        </m:sSup>
+      </m:oMath>
+      <w:r>
+        <w:t xml:space="preserve">, so</w:t>
+      </w:r>
+      <w:r>
+        <w:t xml:space="preserve"> </w:t>
+      </w:r>
+      <m:oMath>
+        <m:r>
+          <m:t>K</m:t>
+        </m:r>
+        <m:r>
+          <m:rPr>
+            <m:sty m:val="p"/>
+          </m:rPr>
+          <m:t>≤</m:t>
+        </m:r>
+        <m:r>
+          <m:t>n</m:t>
+        </m:r>
+      </m:oMath>
+      <w:r>
+        <w:t xml:space="preserve">.</w:t>
+      </w:r>
+    </w:p>
+    <w:bookmarkEnd w:id="32"/>
+    <w:bookmarkStart w:id="33" w:name="def-replicates"/>
+    <w:p>
+      <w:pPr>
+        <w:pStyle w:val="BodyText"/>
+      </w:pPr>
+      <w:r>
+        <w:rPr>
+          <w:b/>
+          <w:bCs/>
+        </w:rPr>
+        <w:t xml:space="preserve">Definition 5 (Replicates)</w:t>
+      </w:r>
+      <w:r>
+        <w:t xml:space="preserve"> </w:t>
+      </w:r>
+      <w:r>
+        <w:t xml:space="preserve">The</w:t>
+      </w:r>
+      <w:r>
+        <w:t xml:space="preserve"> </w:t>
+      </w:r>
+      <w:r>
+        <w:rPr>
+          <w:b/>
+          <w:bCs/>
+        </w:rPr>
+        <w:t xml:space="preserve">replicates</w:t>
+      </w:r>
+      <w:r>
+        <w:t xml:space="preserve"> </w:t>
+      </w:r>
+      <w:r>
+        <w:t xml:space="preserve">of the</w:t>
+      </w:r>
+      <w:r>
+        <w:t xml:space="preserve"> </w:t>
+      </w:r>
+      <w:hyperlink w:anchor="def-covariate-pattern">
+        <w:r>
+          <w:rPr>
+            <w:rStyle w:val="Hyperlink"/>
+          </w:rPr>
+          <w:t xml:space="preserve">covariate pattern</w:t>
+        </w:r>
+      </w:hyperlink>
+      <w:r>
+        <w:t xml:space="preserve"> </w:t>
+      </w:r>
+      <m:oMath>
+        <m:sSup>
+          <m:e>
+            <m:limLow>
+              <m:e>
+                <m:r>
+                  <m:t>x</m:t>
+                </m:r>
+              </m:e>
+              <m:lim>
+                <m:r>
+                  <m:rPr>
+                    <m:sty m:val="p"/>
+                  </m:rPr>
+                  <m:t>∼</m:t>
+                </m:r>
+              </m:lim>
+            </m:limLow>
+          </m:e>
+          <m:sup>
+            <m:r>
+              <m:rPr>
+                <m:sty m:val="p"/>
+              </m:rPr>
+              <m:t>(</m:t>
+            </m:r>
+            <m:r>
+              <m:t>k</m:t>
+            </m:r>
+            <m:r>
+              <m:rPr>
+                <m:sty m:val="p"/>
+              </m:rPr>
+              <m:t>)</m:t>
+            </m:r>
+          </m:sup>
+        </m:sSup>
+      </m:oMath>
+      <w:r>
+        <w:t xml:space="preserve"> </w:t>
+      </w:r>
+      <w:r>
+        <w:t xml:space="preserve">are the observations</w:t>
+      </w:r>
+      <w:r>
+        <w:t xml:space="preserve"> </w:t>
+      </w:r>
+      <m:oMath>
+        <m:r>
+          <m:t>i</m:t>
+        </m:r>
+      </m:oMath>
+      <w:r>
+        <w:t xml:space="preserve"> </w:t>
+      </w:r>
+      <w:r>
+        <w:t xml:space="preserve">with</w:t>
+      </w:r>
+      <w:r>
+        <w:t xml:space="preserve"> </w:t>
+      </w:r>
+      <m:oMath>
+        <m:sSub>
+          <m:e>
+            <m:limLow>
+              <m:e>
+                <m:r>
+                  <m:t>x</m:t>
+                </m:r>
+              </m:e>
+              <m:lim>
+                <m:r>
+                  <m:rPr>
+                    <m:sty m:val="p"/>
+                  </m:rPr>
+                  <m:t>∼</m:t>
+                </m:r>
+              </m:lim>
+            </m:limLow>
+          </m:e>
+          <m:sub>
+            <m:r>
+              <m:t>i</m:t>
+            </m:r>
+          </m:sub>
+        </m:sSub>
+        <m:r>
+          <m:rPr>
+            <m:sty m:val="p"/>
+          </m:rPr>
+          <m:t>=</m:t>
+        </m:r>
+        <m:sSup>
+          <m:e>
+            <m:limLow>
+              <m:e>
+                <m:r>
+                  <m:t>x</m:t>
+                </m:r>
+              </m:e>
+              <m:lim>
+                <m:r>
+                  <m:rPr>
+                    <m:sty m:val="p"/>
+                  </m:rPr>
+                  <m:t>∼</m:t>
+                </m:r>
+              </m:lim>
+            </m:limLow>
+          </m:e>
+          <m:sup>
+            <m:r>
+              <m:rPr>
+                <m:sty m:val="p"/>
+              </m:rPr>
+              <m:t>(</m:t>
+            </m:r>
+            <m:r>
+              <m:t>k</m:t>
+            </m:r>
+            <m:r>
+              <m:rPr>
+                <m:sty m:val="p"/>
+              </m:rPr>
+              <m:t>)</m:t>
+            </m:r>
+          </m:sup>
+        </m:sSup>
+      </m:oMath>
+      <w:r>
+        <w:t xml:space="preserve">.</w:t>
+      </w:r>
+      <w:r>
+        <w:t xml:space="preserve"> </w:t>
+      </w:r>
+      <w:r>
+        <w:t xml:space="preserve">Their number is written</w:t>
+      </w:r>
+      <w:r>
+        <w:t xml:space="preserve"> </w:t>
+      </w:r>
+      <m:oMath>
+        <m:sSub>
+          <m:e>
+            <m:r>
+              <m:t>m</m:t>
+            </m:r>
+          </m:e>
+          <m:sub>
+            <m:r>
+              <m:t>k</m:t>
+            </m:r>
+          </m:sub>
+        </m:sSub>
+      </m:oMath>
+      <w:r>
+        <w:t xml:space="preserve">, so</w:t>
+      </w:r>
+      <w:r>
+        <w:t xml:space="preserve"> </w:t>
+      </w:r>
+      <m:oMath>
+        <m:nary>
+          <m:naryPr>
+            <m:chr m:val="∑"/>
+            <m:limLoc m:val="undOvr"/>
+            <m:subHide m:val="off"/>
+            <m:supHide m:val="off"/>
+          </m:naryPr>
+          <m:sub>
+            <m:r>
+              <m:t>k</m:t>
+            </m:r>
+            <m:r>
+              <m:rPr>
+                <m:sty m:val="p"/>
+              </m:rPr>
+              <m:t>=</m:t>
+            </m:r>
+            <m:r>
+              <m:t>1</m:t>
+            </m:r>
+          </m:sub>
+          <m:sup>
+            <m:r>
+              <m:t>K</m:t>
+            </m:r>
+          </m:sup>
+          <m:e>
+            <m:sSub>
+              <m:e>
+                <m:r>
+                  <m:t>m</m:t>
+                </m:r>
+              </m:e>
+              <m:sub>
+                <m:r>
+                  <m:t>k</m:t>
+                </m:r>
+              </m:sub>
+            </m:sSub>
+          </m:e>
+        </m:nary>
+        <m:r>
+          <m:rPr>
+            <m:sty m:val="p"/>
+          </m:rPr>
+          <m:t>=</m:t>
+        </m:r>
+        <m:r>
+          <m:t>n</m:t>
+        </m:r>
+      </m:oMath>
+      <w:r>
+        <w:t xml:space="preserve">.</w:t>
+      </w:r>
+    </w:p>
+    <w:bookmarkEnd w:id="33"/>
+    <w:tbl>
+      <w:tblPr>
+        <w:tblStyle w:val="Table"/>
+        <w:tblInd w:w="164" w:type="dxa"/>
+        <w:tblBorders>
+          <w:left w:val="single" w:sz="24" w:space="0" w:color="0758E5"/>
+        </w:tblBorders>
+        <w:tblCellMar>
+          <w:left w:w="0" w:type="dxa"/>
+          <w:right w:w="0" w:type="dxa"/>
+        </w:tblCellMar>
+        <w:tblLook w:firstRow="0" w:lastRow="0" w:firstColumn="0" w:lastColumn="0" w:noHBand="0" w:noVBand="0" w:val="0000"/>
+      </w:tblPr>
+      <w:tblGrid>
+        <w:gridCol w:w="7920"/>
+      </w:tblGrid>
+      <w:tr>
+        <w:trPr>
+          <w:cantSplit/>
+        </w:trPr>
+        <w:tc>
+          <w:tcPr>
+            <w:tcMar>
+              <w:left w:w="144" w:type="dxa"/>
+              <w:right w:w="144" w:type="dxa"/>
+            </w:tcMar>
+          </w:tcPr>
+          <w:p>
+            <w:pPr>
+              <w:pStyle w:val="BodyText"/>
+            </w:pPr>
+            <w:pPr>
+              <w:spacing w:before="0" w:after="8"/>
+              <w:jc w:val="center"/>
+            </w:pPr>
+            <w:r>
+              <w:drawing>
+                <wp:inline>
+                  <wp:extent cx="152400" cy="152400"/>
+                  <wp:effectExtent b="0" l="0" r="0" t="0"/>
+                  <wp:docPr descr="" title="" id="34" name="Picture"/>
+                  <a:graphic>
+                    <a:graphicData uri="http://schemas.openxmlformats.org/drawingml/2006/picture">
+                      <pic:pic>
+                        <pic:nvPicPr>
+                          <pic:cNvPr descr="/opt/quarto/share/formats/docx/note.png" id="35" name="Picture"/>
+                          <pic:cNvPicPr>
+                            <a:picLocks noChangeArrowheads="1" noChangeAspect="1"/>
+                          </pic:cNvPicPr>
+                        </pic:nvPicPr>
+                        <pic:blipFill>
+                          <a:blip r:embed="rId16"/>
+                          <a:stretch>
+                            <a:fillRect/>
+                          </a:stretch>
+                        </pic:blipFill>
+                        <pic:spPr bwMode="auto">
+                          <a:xfrm>
+                            <a:off x="0" y="0"/>
+                            <a:ext cx="152400" cy="152400"/>
+                          </a:xfrm>
+                          <a:prstGeom prst="rect">
+                            <a:avLst/>
+                          </a:prstGeom>
+                          <a:noFill/>
+                          <a:ln w="9525">
+                            <a:noFill/>
+                            <a:headEnd/>
+                            <a:tailEnd/>
+                          </a:ln>
+                        </pic:spPr>
+                      </pic:pic>
+                    </a:graphicData>
+                  </a:graphic>
+                </wp:inline>
+              </w:drawing>
+            </w:r>
+          </w:p>
+        </w:tc>
+        <w:tc>
+          <w:p>
+            <w:pPr>
+              <w:pStyle w:val="BodyText"/>
+            </w:pPr>
+            <w:pPr>
+              <w:spacing w:before="16" w:after="64"/>
+            </w:pPr>
+            <w:r>
+              <w:rPr>
+                <w:b/>
+                <w:bCs/>
+              </w:rPr>
+              <w:t xml:space="preserve">Note 3: Source: covariate patterns and replicates</w:t>
+            </w:r>
+          </w:p>
+          <w:p>
+            <w:pPr>
+              <w:pStyle w:val="BodyText"/>
+            </w:pPr>
+            <w:pPr>
+              <w:spacing w:before="16" w:after="16"/>
+            </w:pPr>
+            <w:r>
+              <w:t xml:space="preserve">Dobson and Barnett (2018, sec. 5.5)</w:t>
+            </w:r>
+            <w:r>
+              <w:t xml:space="preserve"> </w:t>
+            </w:r>
+            <w:r>
+              <w:t xml:space="preserve">introduces both terms: observations that share a combination of factor levels and the same values of any continuous predictors have the same covariate pattern, and are called replicates.</w:t>
+            </w:r>
+          </w:p>
+        </w:tc>
+      </w:tr>
+    </w:tbl>
+    <w:bookmarkStart w:id="36" w:name="def-pattern-events"/>
+    <w:p>
+      <w:pPr>
+        <w:pStyle w:val="BodyText"/>
+      </w:pPr>
+      <w:r>
+        <w:rPr>
+          <w:b/>
+          <w:bCs/>
+        </w:rPr>
+        <w:t xml:space="preserve">Definition 6 (Events at a covariate pattern)</w:t>
+      </w:r>
+      <w:r>
+        <w:t xml:space="preserve"> </w:t>
+      </w:r>
+      <w:r>
+        <w:t xml:space="preserve">The number of</w:t>
+      </w:r>
+      <w:r>
+        <w:t xml:space="preserve"> </w:t>
+      </w:r>
+      <w:r>
+        <w:rPr>
+          <w:b/>
+          <w:bCs/>
+        </w:rPr>
+        <w:t xml:space="preserve">events</w:t>
+      </w:r>
+      <w:r>
+        <w:t xml:space="preserve"> </w:t>
+      </w:r>
+      <w:r>
+        <w:t xml:space="preserve">at the</w:t>
+      </w:r>
+      <w:r>
+        <w:t xml:space="preserve"> </w:t>
+      </w:r>
+      <w:hyperlink w:anchor="def-covariate-pattern">
+        <w:r>
+          <w:rPr>
+            <w:rStyle w:val="Hyperlink"/>
+          </w:rPr>
+          <w:t xml:space="preserve">covariate pattern</w:t>
+        </w:r>
+      </w:hyperlink>
+      <w:r>
+        <w:t xml:space="preserve"> </w:t>
+      </w:r>
+      <m:oMath>
+        <m:sSup>
+          <m:e>
+            <m:limLow>
+              <m:e>
+                <m:r>
+                  <m:t>x</m:t>
+                </m:r>
+              </m:e>
+              <m:lim>
+                <m:r>
+                  <m:rPr>
+                    <m:sty m:val="p"/>
+                  </m:rPr>
+                  <m:t>∼</m:t>
+                </m:r>
+              </m:lim>
+            </m:limLow>
+          </m:e>
+          <m:sup>
+            <m:r>
+              <m:rPr>
+                <m:sty m:val="p"/>
+              </m:rPr>
+              <m:t>(</m:t>
+            </m:r>
+            <m:r>
+              <m:t>k</m:t>
+            </m:r>
+            <m:r>
+              <m:rPr>
+                <m:sty m:val="p"/>
+              </m:rPr>
+              <m:t>)</m:t>
+            </m:r>
+          </m:sup>
+        </m:sSup>
+      </m:oMath>
+      <w:r>
+        <w:t xml:space="preserve"> </w:t>
+      </w:r>
+      <w:r>
+        <w:t xml:space="preserve">is the sum of the binary outcomes over its</w:t>
+      </w:r>
+      <w:r>
+        <w:t xml:space="preserve"> </w:t>
+      </w:r>
+      <w:hyperlink w:anchor="def-replicates">
+        <w:r>
+          <w:rPr>
+            <w:rStyle w:val="Hyperlink"/>
+          </w:rPr>
+          <w:t xml:space="preserve">replicates</w:t>
+        </w:r>
+      </w:hyperlink>
+      <w:r>
+        <w:t xml:space="preserve">:</w:t>
+      </w:r>
+    </w:p>
+    <w:p>
+      <w:pPr>
+        <w:pStyle w:val="BodyText"/>
+      </w:pPr>
+      <m:oMathPara>
+        <m:oMathParaPr>
+          <m:jc m:val="center"/>
+        </m:oMathParaPr>
+        <m:oMath>
+          <m:sSub>
+            <m:e>
+              <m:r>
+                <m:t>s</m:t>
+              </m:r>
+            </m:e>
+            <m:sub>
+              <m:r>
+                <m:t>k</m:t>
+              </m:r>
+            </m:sub>
+          </m:sSub>
+          <m:r>
+            <m:rPr>
+              <m:sty m:val="p"/>
+            </m:rPr>
+            <m:t>=</m:t>
+          </m:r>
+          <m:nary>
+            <m:naryPr>
+              <m:chr m:val="∑"/>
+              <m:limLoc m:val="undOvr"/>
+              <m:subHide m:val="off"/>
+              <m:supHide m:val="on"/>
+            </m:naryPr>
+            <m:sub>
+              <m:r>
+                <m:t>i</m:t>
+              </m:r>
+              <m:r>
+                <m:rPr>
+                  <m:sty m:val="p"/>
+                </m:rPr>
+                <m:t>:</m:t>
+              </m:r>
+              <m:r>
+                <m:t> </m:t>
+              </m:r>
+              <m:sSub>
+                <m:e>
+                  <m:limLow>
+                    <m:e>
+                      <m:r>
+                        <m:t>x</m:t>
+                      </m:r>
+                    </m:e>
+                    <m:lim>
+                      <m:r>
+                        <m:rPr>
+                          <m:sty m:val="p"/>
+                        </m:rPr>
+                        <m:t>∼</m:t>
+                      </m:r>
+                    </m:lim>
+                  </m:limLow>
+                </m:e>
+                <m:sub>
+                  <m:r>
+                    <m:t>i</m:t>
+                  </m:r>
+                </m:sub>
+              </m:sSub>
+              <m:r>
+                <m:rPr>
+                  <m:sty m:val="p"/>
+                </m:rPr>
+                <m:t>=</m:t>
+              </m:r>
+              <m:sSup>
+                <m:e>
+                  <m:limLow>
+                    <m:e>
+                      <m:r>
+                        <m:t>x</m:t>
+                      </m:r>
+                    </m:e>
+                    <m:lim>
+                      <m:r>
+                        <m:rPr>
+                          <m:sty m:val="p"/>
+                        </m:rPr>
+                        <m:t>∼</m:t>
+                      </m:r>
+                    </m:lim>
+                  </m:limLow>
+                </m:e>
+                <m:sup>
+                  <m:r>
+                    <m:rPr>
+                      <m:sty m:val="p"/>
+                    </m:rPr>
+                    <m:t>(</m:t>
+                  </m:r>
+                  <m:r>
+                    <m:t>k</m:t>
+                  </m:r>
+                  <m:r>
+                    <m:rPr>
+                      <m:sty m:val="p"/>
+                    </m:rPr>
+                    <m:t>)</m:t>
+                  </m:r>
+                </m:sup>
+              </m:sSup>
+            </m:sub>
+            <m:sup>
+              <m:r>
+                <m:t>​</m:t>
+              </m:r>
+            </m:sup>
+            <m:e>
+              <m:sSub>
+                <m:e>
+                  <m:r>
+                    <m:t>y</m:t>
+                  </m:r>
+                </m:e>
+                <m:sub>
+                  <m:r>
+                    <m:t>i</m:t>
+                  </m:r>
+                </m:sub>
+              </m:sSub>
+            </m:e>
+          </m:nary>
+          <m:r>
+            <m:rPr>
+              <m:sty m:val="p"/>
+            </m:rPr>
+            <m:t>,</m:t>
+          </m:r>
+        </m:oMath>
+      </m:oMathPara>
+    </w:p>
+    <w:p>
+      <w:pPr>
+        <w:pStyle w:val="FirstParagraph"/>
+      </w:pPr>
+      <w:r>
+        <w:t xml:space="preserve">so</w:t>
+      </w:r>
+      <w:r>
+        <w:t xml:space="preserve"> </w:t>
+      </w:r>
+      <m:oMath>
+        <m:r>
+          <m:t>0</m:t>
+        </m:r>
+        <m:r>
+          <m:rPr>
+            <m:sty m:val="p"/>
+          </m:rPr>
+          <m:t>≤</m:t>
+        </m:r>
+        <m:sSub>
+          <m:e>
+            <m:r>
+              <m:t>s</m:t>
+            </m:r>
+          </m:e>
+          <m:sub>
+            <m:r>
+              <m:t>k</m:t>
+            </m:r>
+          </m:sub>
+        </m:sSub>
+        <m:r>
+          <m:rPr>
+            <m:sty m:val="p"/>
+          </m:rPr>
+          <m:t>≤</m:t>
+        </m:r>
+        <m:sSub>
+          <m:e>
+            <m:r>
+              <m:t>m</m:t>
+            </m:r>
+          </m:e>
+          <m:sub>
+            <m:r>
+              <m:t>k</m:t>
+            </m:r>
+          </m:sub>
+        </m:sSub>
+      </m:oMath>
+      <w:r>
+        <w:t xml:space="preserve">.</w:t>
+      </w:r>
+    </w:p>
+    <w:bookmarkEnd w:id="36"/>
+    <w:bookmarkStart w:id="37" w:name="exm-covariate-patterns"/>
+    <w:p>
+      <w:pPr>
+        <w:pStyle w:val="BodyText"/>
+      </w:pPr>
+      <w:r>
+        <w:rPr>
+          <w:b/>
+          <w:bCs/>
+        </w:rPr>
+        <w:t xml:space="preserve">Example 6 (Covariate patterns in the low-birth-weight data)</w:t>
+      </w:r>
+      <w:r>
+        <w:t xml:space="preserve"> </w:t>
+      </w:r>
+      <w:r>
+        <w:t xml:space="preserve">The</w:t>
+      </w:r>
+      <w:r>
+        <w:t xml:space="preserve"> </w:t>
+      </w:r>
+      <w:r>
+        <w:rPr>
+          <w:rStyle w:val="VerbatimChar"/>
+        </w:rPr>
+        <w:t xml:space="preserve">birthwt</w:t>
+      </w:r>
+      <w:r>
+        <w:t xml:space="preserve"> </w:t>
+      </w:r>
+      <w:r>
+        <w:t xml:space="preserve">data record whether each of 189 babies had low birth weight</w:t>
+      </w:r>
+      <w:r>
+        <w:t xml:space="preserve"> </w:t>
+      </w:r>
+      <w:r>
+        <w:t xml:space="preserve">(</w:t>
+      </w:r>
+      <w:r>
+        <w:rPr>
+          <w:rStyle w:val="VerbatimChar"/>
+        </w:rPr>
+        <w:t xml:space="preserve">low = 1</w:t>
+      </w:r>
+      <w:r>
+        <w:t xml:space="preserve">, under 2.5 kg), along with the mother’s smoking status and race, among other predictors</w:t>
+      </w:r>
+      <w:r>
+        <w:t xml:space="preserve"> </w:t>
+      </w:r>
+      <w:r>
+        <w:t xml:space="preserve">(Hosmer and Lemeshow 1989)</w:t>
+      </w:r>
+      <w:r>
+        <w:t xml:space="preserve">.</w:t>
+      </w:r>
+      <w:r>
+        <w:t xml:space="preserve"> </w:t>
+      </w:r>
+      <w:r>
+        <w:t xml:space="preserve">Take</w:t>
+      </w:r>
+      <w:r>
+        <w:t xml:space="preserve"> </w:t>
+      </w:r>
+      <w:r>
+        <w:rPr>
+          <w:rStyle w:val="VerbatimChar"/>
+        </w:rPr>
+        <w:t xml:space="preserve">smoke</w:t>
+      </w:r>
+      <w:r>
+        <w:t xml:space="preserve"> </w:t>
+      </w:r>
+      <w:r>
+        <w:t xml:space="preserve">(0 or 1) and</w:t>
+      </w:r>
+      <w:r>
+        <w:t xml:space="preserve"> </w:t>
+      </w:r>
+      <w:r>
+        <w:rPr>
+          <w:rStyle w:val="VerbatimChar"/>
+        </w:rPr>
+        <w:t xml:space="preserve">race</w:t>
+      </w:r>
+      <w:r>
+        <w:t xml:space="preserve"> </w:t>
+      </w:r>
+      <w:r>
+        <w:t xml:space="preserve">(1, 2 or 3) as the predictors.</w:t>
+      </w:r>
+      <w:r>
+        <w:t xml:space="preserve"> </w:t>
+      </w:r>
+      <w:r>
+        <w:t xml:space="preserve">Counting the distinct pairs, and the babies and low-weight births at each, gives one row per</w:t>
+      </w:r>
+      <w:r>
+        <w:t xml:space="preserve"> </w:t>
+      </w:r>
+      <w:hyperlink w:anchor="def-covariate-pattern">
+        <w:r>
+          <w:rPr>
+            <w:rStyle w:val="Hyperlink"/>
+          </w:rPr>
+          <w:t xml:space="preserve">covariate pattern</w:t>
+        </w:r>
+      </w:hyperlink>
+      <w:r>
+        <w:t xml:space="preserve">.</w:t>
+      </w:r>
+    </w:p>
+    <w:p>
+      <w:pPr>
+        <w:pStyle w:val="SourceCode"/>
+      </w:pPr>
+      <w:r>
+        <w:rPr>
+          <w:rStyle w:val="NormalTok"/>
+        </w:rPr>
+        <w:t xml:space="preserve">bw </w:t>
+      </w:r>
+      <w:r>
+        <w:rPr>
+          <w:rStyle w:val="OtherTok"/>
+        </w:rPr>
+        <w:t xml:space="preserve">&lt;-</w:t>
+      </w:r>
+      <w:r>
+        <w:rPr>
+          <w:rStyle w:val="NormalTok"/>
+        </w:rPr>
+        <w:t xml:space="preserve"> </w:t>
+      </w:r>
+      <w:r>
+        <w:rPr>
+          <w:rStyle w:val="FunctionTok"/>
+        </w:rPr>
+        <w:t xml:space="preserve">read.csv</w:t>
+      </w:r>
+      <w:r>
+        <w:rPr>
+          <w:rStyle w:val="NormalTok"/>
+        </w:rPr>
+        <w:t xml:space="preserve">(</w:t>
+      </w:r>
+      <w:r>
+        <w:rPr>
+          <w:rStyle w:val="StringTok"/>
+        </w:rPr>
+        <w:t xml:space="preserve">"data/birthwt.csv"</w:t>
+      </w:r>
+      <w:r>
+        <w:rPr>
+          <w:rStyle w:val="NormalTok"/>
+        </w:rPr>
+        <w:t xml:space="preserve">)</w:t>
+      </w:r>
+      <w:r>
+        <w:br/>
+      </w:r>
+      <w:r>
+        <w:rPr>
+          <w:rStyle w:val="NormalTok"/>
+        </w:rPr>
+        <w:t xml:space="preserve">bw</w:t>
+      </w:r>
+      <w:r>
+        <w:rPr>
+          <w:rStyle w:val="SpecialCharTok"/>
+        </w:rPr>
+        <w:t xml:space="preserve">$</w:t>
+      </w:r>
+      <w:r>
+        <w:rPr>
+          <w:rStyle w:val="NormalTok"/>
+        </w:rPr>
+        <w:t xml:space="preserve">race </w:t>
+      </w:r>
+      <w:r>
+        <w:rPr>
+          <w:rStyle w:val="OtherTok"/>
+        </w:rPr>
+        <w:t xml:space="preserve">&lt;-</w:t>
+      </w:r>
+      <w:r>
+        <w:rPr>
+          <w:rStyle w:val="NormalTok"/>
+        </w:rPr>
+        <w:t xml:space="preserve"> </w:t>
+      </w:r>
+      <w:r>
+        <w:rPr>
+          <w:rStyle w:val="FunctionTok"/>
+        </w:rPr>
+        <w:t xml:space="preserve">factor</w:t>
+      </w:r>
+      <w:r>
+        <w:rPr>
+          <w:rStyle w:val="NormalTok"/>
+        </w:rPr>
+        <w:t xml:space="preserve">(bw</w:t>
+      </w:r>
+      <w:r>
+        <w:rPr>
+          <w:rStyle w:val="SpecialCharTok"/>
+        </w:rPr>
+        <w:t xml:space="preserve">$</w:t>
+      </w:r>
+      <w:r>
+        <w:rPr>
+          <w:rStyle w:val="NormalTok"/>
+        </w:rPr>
+        <w:t xml:space="preserve">race)</w:t>
+      </w:r>
+      <w:r>
+        <w:br/>
+      </w:r>
+      <w:r>
+        <w:rPr>
+          <w:rStyle w:val="CommentTok"/>
+        </w:rPr>
+        <w:t xml:space="preserve"># one row per covariate pattern: replicates and events</w:t>
+      </w:r>
+      <w:r>
+        <w:br/>
+      </w:r>
+      <w:r>
+        <w:rPr>
+          <w:rStyle w:val="NormalTok"/>
+        </w:rPr>
+        <w:t xml:space="preserve">bw_grouped </w:t>
+      </w:r>
+      <w:r>
+        <w:rPr>
+          <w:rStyle w:val="OtherTok"/>
+        </w:rPr>
+        <w:t xml:space="preserve">&lt;-</w:t>
+      </w:r>
+      <w:r>
+        <w:rPr>
+          <w:rStyle w:val="NormalTok"/>
+        </w:rPr>
+        <w:t xml:space="preserve"> bw </w:t>
+      </w:r>
+      <w:r>
+        <w:rPr>
+          <w:rStyle w:val="SpecialCharTok"/>
+        </w:rPr>
+        <w:t xml:space="preserve">|&gt;</w:t>
+      </w:r>
+      <w:r>
+        <w:br/>
+      </w:r>
+      <w:r>
+        <w:rPr>
+          <w:rStyle w:val="NormalTok"/>
+        </w:rPr>
+        <w:t xml:space="preserve">  dplyr</w:t>
+      </w:r>
+      <w:r>
+        <w:rPr>
+          <w:rStyle w:val="SpecialCharTok"/>
+        </w:rPr>
+        <w:t xml:space="preserve">::</w:t>
+      </w:r>
+      <w:r>
+        <w:rPr>
+          <w:rStyle w:val="FunctionTok"/>
+        </w:rPr>
+        <w:t xml:space="preserve">summarize</w:t>
+      </w:r>
+      <w:r>
+        <w:rPr>
+          <w:rStyle w:val="NormalTok"/>
+        </w:rPr>
+        <w:t xml:space="preserve">(</w:t>
+      </w:r>
+      <w:r>
+        <w:br/>
+      </w:r>
+      <w:r>
+        <w:rPr>
+          <w:rStyle w:val="NormalTok"/>
+        </w:rPr>
+        <w:t xml:space="preserve">    </w:t>
+      </w:r>
+      <w:r>
+        <w:rPr>
+          <w:rStyle w:val="AttributeTok"/>
+        </w:rPr>
+        <w:t xml:space="preserve">nreps =</w:t>
+      </w:r>
+      <w:r>
+        <w:rPr>
+          <w:rStyle w:val="NormalTok"/>
+        </w:rPr>
+        <w:t xml:space="preserve"> dplyr</w:t>
+      </w:r>
+      <w:r>
+        <w:rPr>
+          <w:rStyle w:val="SpecialCharTok"/>
+        </w:rPr>
+        <w:t xml:space="preserve">::</w:t>
+      </w:r>
+      <w:r>
+        <w:rPr>
+          <w:rStyle w:val="FunctionTok"/>
+        </w:rPr>
+        <w:t xml:space="preserve">n</w:t>
+      </w:r>
+      <w:r>
+        <w:rPr>
+          <w:rStyle w:val="NormalTok"/>
+        </w:rPr>
+        <w:t xml:space="preserve">(),</w:t>
+      </w:r>
+      <w:r>
+        <w:br/>
+      </w:r>
+      <w:r>
+        <w:rPr>
+          <w:rStyle w:val="NormalTok"/>
+        </w:rPr>
+        <w:t xml:space="preserve">    </w:t>
+      </w:r>
+      <w:r>
+        <w:rPr>
+          <w:rStyle w:val="AttributeTok"/>
+        </w:rPr>
+        <w:t xml:space="preserve">nevents =</w:t>
+      </w:r>
+      <w:r>
+        <w:rPr>
+          <w:rStyle w:val="NormalTok"/>
+        </w:rPr>
+        <w:t xml:space="preserve"> </w:t>
+      </w:r>
+      <w:r>
+        <w:rPr>
+          <w:rStyle w:val="FunctionTok"/>
+        </w:rPr>
+        <w:t xml:space="preserve">sum</w:t>
+      </w:r>
+      <w:r>
+        <w:rPr>
+          <w:rStyle w:val="NormalTok"/>
+        </w:rPr>
+        <w:t xml:space="preserve">(low),</w:t>
+      </w:r>
+      <w:r>
+        <w:br/>
+      </w:r>
+      <w:r>
+        <w:rPr>
+          <w:rStyle w:val="NormalTok"/>
+        </w:rPr>
+        <w:t xml:space="preserve">    </w:t>
+      </w:r>
+      <w:r>
+        <w:rPr>
+          <w:rStyle w:val="AttributeTok"/>
+        </w:rPr>
+        <w:t xml:space="preserve">.by =</w:t>
+      </w:r>
+      <w:r>
+        <w:rPr>
+          <w:rStyle w:val="NormalTok"/>
+        </w:rPr>
+        <w:t xml:space="preserve"> </w:t>
+      </w:r>
+      <w:r>
+        <w:rPr>
+          <w:rStyle w:val="FunctionTok"/>
+        </w:rPr>
+        <w:t xml:space="preserve">c</w:t>
+      </w:r>
+      <w:r>
+        <w:rPr>
+          <w:rStyle w:val="NormalTok"/>
+        </w:rPr>
+        <w:t xml:space="preserve">(smoke, race)</w:t>
+      </w:r>
+      <w:r>
+        <w:br/>
+      </w:r>
+      <w:r>
+        <w:rPr>
+          <w:rStyle w:val="NormalTok"/>
+        </w:rPr>
+        <w:t xml:space="preserve">  ) </w:t>
+      </w:r>
+      <w:r>
+        <w:rPr>
+          <w:rStyle w:val="SpecialCharTok"/>
+        </w:rPr>
+        <w:t xml:space="preserve">|&gt;</w:t>
+      </w:r>
+      <w:r>
+        <w:br/>
+      </w:r>
+      <w:r>
+        <w:rPr>
+          <w:rStyle w:val="NormalTok"/>
+        </w:rPr>
+        <w:t xml:space="preserve">  dplyr</w:t>
+      </w:r>
+      <w:r>
+        <w:rPr>
+          <w:rStyle w:val="SpecialCharTok"/>
+        </w:rPr>
+        <w:t xml:space="preserve">::</w:t>
+      </w:r>
+      <w:r>
+        <w:rPr>
+          <w:rStyle w:val="FunctionTok"/>
+        </w:rPr>
+        <w:t xml:space="preserve">arrange</w:t>
+      </w:r>
+      <w:r>
+        <w:rPr>
+          <w:rStyle w:val="NormalTok"/>
+        </w:rPr>
+        <w:t xml:space="preserve">(smoke, race)</w:t>
+      </w:r>
+      <w:r>
+        <w:br/>
+      </w:r>
+      <w:r>
+        <w:rPr>
+          <w:rStyle w:val="NormalTok"/>
+        </w:rPr>
+        <w:t xml:space="preserve">bw_grouped</w:t>
+      </w:r>
+      <w:r>
+        <w:br/>
+      </w:r>
+      <w:r>
+        <w:rPr>
+          <w:rStyle w:val="CommentTok"/>
+        </w:rPr>
+        <w:t xml:space="preserve">#&gt; # A tibble: 6 × 4</w:t>
+      </w:r>
+      <w:r>
+        <w:br/>
+      </w:r>
+      <w:r>
+        <w:rPr>
+          <w:rStyle w:val="CommentTok"/>
+        </w:rPr>
+        <w:t xml:space="preserve">#&gt;   smoke race  nreps nevents</w:t>
+      </w:r>
+      <w:r>
+        <w:br/>
+      </w:r>
+      <w:r>
+        <w:rPr>
+          <w:rStyle w:val="CommentTok"/>
+        </w:rPr>
+        <w:t xml:space="preserve">#&gt;   &lt;int&gt; &lt;fct&gt; &lt;int&gt;   &lt;int&gt;</w:t>
+      </w:r>
+      <w:r>
+        <w:br/>
+      </w:r>
+      <w:r>
+        <w:rPr>
+          <w:rStyle w:val="CommentTok"/>
+        </w:rPr>
+        <w:t xml:space="preserve">#&gt; 1     0 1        44       4</w:t>
+      </w:r>
+      <w:r>
+        <w:br/>
+      </w:r>
+      <w:r>
+        <w:rPr>
+          <w:rStyle w:val="CommentTok"/>
+        </w:rPr>
+        <w:t xml:space="preserve">#&gt; 2     0 2        16       5</w:t>
+      </w:r>
+      <w:r>
+        <w:br/>
+      </w:r>
+      <w:r>
+        <w:rPr>
+          <w:rStyle w:val="CommentTok"/>
+        </w:rPr>
+        <w:t xml:space="preserve">#&gt; 3     0 3        55      20</w:t>
+      </w:r>
+      <w:r>
+        <w:br/>
+      </w:r>
+      <w:r>
+        <w:rPr>
+          <w:rStyle w:val="CommentTok"/>
+        </w:rPr>
+        <w:t xml:space="preserve">#&gt; 4     1 1        52      19</w:t>
+      </w:r>
+      <w:r>
+        <w:br/>
+      </w:r>
+      <w:r>
+        <w:rPr>
+          <w:rStyle w:val="CommentTok"/>
+        </w:rPr>
+        <w:t xml:space="preserve">#&gt; 5     1 2        10       6</w:t>
+      </w:r>
+      <w:r>
+        <w:br/>
+      </w:r>
+      <w:r>
+        <w:rPr>
+          <w:rStyle w:val="CommentTok"/>
+        </w:rPr>
+        <w:t xml:space="preserve">#&gt; 6     1 3        12       5</w:t>
+      </w:r>
+    </w:p>
+    <w:p>
+      <w:pPr>
+        <w:pStyle w:val="FirstParagraph"/>
+      </w:pPr>
+      <w:r>
+        <w:t xml:space="preserve">There are</w:t>
+      </w:r>
+      <w:r>
+        <w:t xml:space="preserve"> </w:t>
+      </w:r>
+      <m:oMath>
+        <m:r>
+          <m:t>K</m:t>
+        </m:r>
+        <m:r>
+          <m:rPr>
+            <m:sty m:val="p"/>
+          </m:rPr>
+          <m:t>=</m:t>
+        </m:r>
+        <m:r>
+          <m:t>6</m:t>
+        </m:r>
+      </m:oMath>
+      <w:r>
+        <w:t xml:space="preserve"> </w:t>
+      </w:r>
+      <w:r>
+        <w:t xml:space="preserve">covariate patterns among</w:t>
+      </w:r>
+      <w:r>
+        <w:t xml:space="preserve"> </w:t>
+      </w:r>
+      <m:oMath>
+        <m:r>
+          <m:t>n</m:t>
+        </m:r>
+        <m:r>
+          <m:rPr>
+            <m:sty m:val="p"/>
+          </m:rPr>
+          <m:t>=</m:t>
+        </m:r>
+        <m:r>
+          <m:t>189</m:t>
+        </m:r>
+      </m:oMath>
+      <w:r>
+        <w:t xml:space="preserve"> </w:t>
+      </w:r>
+      <w:r>
+        <w:t xml:space="preserve">babies.</w:t>
+      </w:r>
+      <w:r>
+        <w:t xml:space="preserve"> </w:t>
+      </w:r>
+      <w:r>
+        <w:t xml:space="preserve">The pattern with the most</w:t>
+      </w:r>
+      <w:r>
+        <w:t xml:space="preserve"> </w:t>
+      </w:r>
+      <w:hyperlink w:anchor="def-replicates">
+        <w:r>
+          <w:rPr>
+            <w:rStyle w:val="Hyperlink"/>
+          </w:rPr>
+          <w:t xml:space="preserve">replicates</w:t>
+        </w:r>
+      </w:hyperlink>
+      <w:r>
+        <w:t xml:space="preserve"> </w:t>
+      </w:r>
+      <w:r>
+        <w:t xml:space="preserve">has</w:t>
+      </w:r>
+      <w:r>
+        <w:t xml:space="preserve"> </w:t>
+      </w:r>
+      <w:r>
+        <w:rPr>
+          <w:rStyle w:val="VerbatimChar"/>
+        </w:rPr>
+        <w:t xml:space="preserve">smoke</w:t>
+      </w:r>
+      <w:r>
+        <w:t xml:space="preserve"> </w:t>
+      </w:r>
+      <w:r>
+        <w:t xml:space="preserve">= 0 and</w:t>
+      </w:r>
+      <w:r>
+        <w:t xml:space="preserve"> </w:t>
+      </w:r>
+      <w:r>
+        <w:rPr>
+          <w:rStyle w:val="VerbatimChar"/>
+        </w:rPr>
+        <w:t xml:space="preserve">race</w:t>
+      </w:r>
+      <w:r>
+        <w:t xml:space="preserve"> </w:t>
+      </w:r>
+      <w:r>
+        <w:t xml:space="preserve">= 3, and it has 55 of them.</w:t>
+      </w:r>
+    </w:p>
+    <w:bookmarkEnd w:id="37"/>
+    <w:bookmarkStart w:id="39" w:name="def-saturated-model"/>
+    <w:p>
+      <w:pPr>
+        <w:pStyle w:val="BodyText"/>
+      </w:pPr>
+      <w:r>
+        <w:rPr>
+          <w:b/>
+          <w:bCs/>
+        </w:rPr>
+        <w:t xml:space="preserve">Definition 7 (Saturated model (full model, maximal model))</w:t>
+      </w:r>
+      <w:r>
+        <w:t xml:space="preserve"> </w:t>
+      </w:r>
+      <w:r>
+        <w:t xml:space="preserve">The</w:t>
+      </w:r>
+      <w:r>
+        <w:t xml:space="preserve"> </w:t>
+      </w:r>
+      <w:r>
+        <w:rPr>
+          <w:b/>
+          <w:bCs/>
+        </w:rPr>
+        <w:t xml:space="preserve">saturated model</w:t>
+      </w:r>
+      <w:r>
+        <w:t xml:space="preserve"> </w:t>
+      </w:r>
+      <w:r>
+        <w:t xml:space="preserve">(also called the</w:t>
+      </w:r>
+      <w:r>
+        <w:t xml:space="preserve"> </w:t>
+      </w:r>
+      <w:r>
+        <w:rPr>
+          <w:b/>
+          <w:bCs/>
+        </w:rPr>
+        <w:t xml:space="preserve">full model</w:t>
+      </w:r>
+      <w:r>
+        <w:t xml:space="preserve"> </w:t>
+      </w:r>
+      <w:r>
+        <w:t xml:space="preserve">(Dobson and Barnett 2018, sec. 5.5)</w:t>
+      </w:r>
+      <w:r>
+        <w:t xml:space="preserve"> </w:t>
+      </w:r>
+      <w:r>
+        <w:t xml:space="preserve">or</w:t>
+      </w:r>
+      <w:r>
+        <w:t xml:space="preserve"> </w:t>
+      </w:r>
+      <w:r>
+        <w:rPr>
+          <w:b/>
+          <w:bCs/>
+        </w:rPr>
+        <w:t xml:space="preserve">maximal model</w:t>
+      </w:r>
+      <w:r>
+        <w:t xml:space="preserve"> </w:t>
+      </w:r>
+      <w:r>
+        <w:t xml:space="preserve">(Dobson and Barnett 2018, sec. 5.5)</w:t>
+      </w:r>
+      <w:r>
+        <w:t xml:space="preserve">) for binary outcomes gives each pattern its own free event probability:</w:t>
+      </w:r>
+    </w:p>
+    <w:p>
+      <w:pPr>
+        <w:pStyle w:val="BodyText"/>
+      </w:pPr>
+      <w:bookmarkStart w:id="38" w:name="eq-saturated-model"/>
+      <m:oMathPara>
+        <m:oMathParaPr>
+          <m:jc m:val="center"/>
+        </m:oMathParaPr>
+        <m:oMath>
+          <m:r>
+            <m:rPr>
+              <m:sty m:val="p"/>
+            </m:rPr>
+            <m:t>Pr</m:t>
+          </m:r>
+          <m:r>
+            <m:t>​</m:t>
+          </m:r>
+          <m:d>
+            <m:dPr>
+              <m:begChr m:val="("/>
+              <m:sepChr m:val=""/>
+              <m:endChr m:val=")"/>
+              <m:grow/>
+            </m:dPr>
+            <m:e>
+              <m:sSub>
+                <m:e>
+                  <m:r>
+                    <m:t>Y</m:t>
+                  </m:r>
+                </m:e>
+                <m:sub>
+                  <m:r>
+                    <m:t>i</m:t>
+                  </m:r>
+                </m:sub>
+              </m:sSub>
+              <m:r>
+                <m:rPr>
+                  <m:sty m:val="p"/>
+                </m:rPr>
+                <m:t>=</m:t>
+              </m:r>
+              <m:r>
+                <m:t>1</m:t>
+              </m:r>
+              <m:r>
+                <m:rPr>
+                  <m:sty m:val="p"/>
+                </m:rPr>
+                <m:t>∣</m:t>
+              </m:r>
+              <m:sSub>
+                <m:e>
+                  <m:limLow>
+                    <m:e>
+                      <m:r>
+                        <m:t>x</m:t>
+                      </m:r>
+                    </m:e>
+                    <m:lim>
+                      <m:r>
+                        <m:rPr>
+                          <m:sty m:val="p"/>
+                        </m:rPr>
+                        <m:t>∼</m:t>
+                      </m:r>
+                    </m:lim>
+                  </m:limLow>
+                </m:e>
+                <m:sub>
+                  <m:r>
+                    <m:t>i</m:t>
+                  </m:r>
+                </m:sub>
+              </m:sSub>
+              <m:r>
+                <m:rPr>
+                  <m:sty m:val="p"/>
+                </m:rPr>
+                <m:t>=</m:t>
+              </m:r>
+              <m:sSup>
+                <m:e>
+                  <m:limLow>
+                    <m:e>
+                      <m:r>
+                        <m:t>x</m:t>
+                      </m:r>
+                    </m:e>
+                    <m:lim>
+                      <m:r>
+                        <m:rPr>
+                          <m:sty m:val="p"/>
+                        </m:rPr>
+                        <m:t>∼</m:t>
+                      </m:r>
+                    </m:lim>
+                  </m:limLow>
+                </m:e>
+                <m:sup>
+                  <m:r>
+                    <m:rPr>
+                      <m:sty m:val="p"/>
+                    </m:rPr>
+                    <m:t>(</m:t>
+                  </m:r>
+                  <m:r>
+                    <m:t>k</m:t>
+                  </m:r>
+                  <m:r>
+                    <m:rPr>
+                      <m:sty m:val="p"/>
+                    </m:rPr>
+                    <m:t>)</m:t>
+                  </m:r>
+                </m:sup>
+              </m:sSup>
+            </m:e>
+          </m:d>
+          <m:r>
+            <m:t>​</m:t>
+          </m:r>
+          <m:r>
+            <m:rPr>
+              <m:sty m:val="p"/>
+            </m:rPr>
+            <m:t>=</m:t>
+          </m:r>
+          <m:sSub>
+            <m:e>
+              <m:r>
+                <m:t>π</m:t>
+              </m:r>
+            </m:e>
+            <m:sub>
+              <m:r>
+                <m:t>k</m:t>
+              </m:r>
+            </m:sub>
+          </m:sSub>
+          <m:r>
+            <m:rPr>
+              <m:sty m:val="p"/>
+            </m:rPr>
+            <m:t>,</m:t>
+          </m:r>
+          <m:r>
+            <m:t>  </m:t>
+          </m:r>
+          <m:r>
+            <m:t>k</m:t>
+          </m:r>
+          <m:r>
+            <m:rPr>
+              <m:sty m:val="p"/>
+            </m:rPr>
+            <m:t>=</m:t>
+          </m:r>
+          <m:r>
+            <m:t>1</m:t>
+          </m:r>
+          <m:r>
+            <m:rPr>
+              <m:sty m:val="p"/>
+            </m:rPr>
+            <m:t>,</m:t>
+          </m:r>
+          <m:r>
+            <m:rPr>
+              <m:sty m:val="p"/>
+            </m:rPr>
+            <m:t>…</m:t>
+          </m:r>
+          <m:r>
+            <m:rPr>
+              <m:sty m:val="p"/>
+            </m:rPr>
+            <m:t>,</m:t>
+          </m:r>
+          <m:r>
+            <m:t>K</m:t>
+          </m:r>
+          <m:r>
+            <m:rPr>
+              <m:sty m:val="p"/>
+            </m:rPr>
+            <m:t>,</m:t>
+          </m:r>
+          <m:r>
+            <m:t>  </m:t>
+          </m:r>
+          <m:r>
+            <m:rPr>
+              <m:sty m:val="p"/>
+            </m:rPr>
+            <m:t>(</m:t>
+          </m:r>
+          <m:r>
+            <m:t>4</m:t>
+          </m:r>
+          <m:r>
+            <m:rPr>
+              <m:sty m:val="p"/>
+            </m:rPr>
+            <m:t>)</m:t>
+          </m:r>
+        </m:oMath>
+      </m:oMathPara>
+      <w:bookmarkEnd w:id="38"/>
+    </w:p>
+    <w:p>
+      <w:pPr>
+        <w:pStyle w:val="FirstParagraph"/>
+      </w:pPr>
+      <w:r>
+        <w:t xml:space="preserve">with the outcomes independent given the predictors.</w:t>
+      </w:r>
+    </w:p>
+    <w:bookmarkEnd w:id="39"/>
+    <w:tbl>
+      <w:tblPr>
+        <w:tblStyle w:val="Table"/>
+        <w:tblInd w:w="164" w:type="dxa"/>
+        <w:tblBorders>
+          <w:left w:val="single" w:sz="24" w:space="0" w:color="0758E5"/>
+        </w:tblBorders>
+        <w:tblCellMar>
+          <w:left w:w="0" w:type="dxa"/>
+          <w:right w:w="0" w:type="dxa"/>
+        </w:tblCellMar>
+        <w:tblLook w:firstRow="0" w:lastRow="0" w:firstColumn="0" w:lastColumn="0" w:noHBand="0" w:noVBand="0" w:val="0000"/>
+      </w:tblPr>
+      <w:tblGrid>
+        <w:gridCol w:w="7920"/>
+      </w:tblGrid>
+      <w:tr>
+        <w:trPr>
+          <w:cantSplit/>
+        </w:trPr>
+        <w:tc>
+          <w:tcPr>
+            <w:tcMar>
+              <w:left w:w="144" w:type="dxa"/>
+              <w:right w:w="144" w:type="dxa"/>
+            </w:tcMar>
+          </w:tcPr>
+          <w:p>
+            <w:pPr>
+              <w:pStyle w:val="BodyText"/>
+            </w:pPr>
+            <w:pPr>
+              <w:spacing w:before="0" w:after="8"/>
+              <w:jc w:val="center"/>
+            </w:pPr>
+            <w:r>
+              <w:drawing>
+                <wp:inline>
+                  <wp:extent cx="152400" cy="152400"/>
+                  <wp:effectExtent b="0" l="0" r="0" t="0"/>
+                  <wp:docPr descr="" title="" id="40" name="Picture"/>
+                  <a:graphic>
+                    <a:graphicData uri="http://schemas.openxmlformats.org/drawingml/2006/picture">
+                      <pic:pic>
+                        <pic:nvPicPr>
+                          <pic:cNvPr descr="/opt/quarto/share/formats/docx/note.png" id="41" name="Picture"/>
+                          <pic:cNvPicPr>
+                            <a:picLocks noChangeArrowheads="1" noChangeAspect="1"/>
+                          </pic:cNvPicPr>
+                        </pic:nvPicPr>
+                        <pic:blipFill>
+                          <a:blip r:embed="rId16"/>
+                          <a:stretch>
+                            <a:fillRect/>
+                          </a:stretch>
+                        </pic:blipFill>
+                        <pic:spPr bwMode="auto">
+                          <a:xfrm>
+                            <a:off x="0" y="0"/>
+                            <a:ext cx="152400" cy="152400"/>
+                          </a:xfrm>
+                          <a:prstGeom prst="rect">
+                            <a:avLst/>
+                          </a:prstGeom>
+                          <a:noFill/>
+                          <a:ln w="9525">
+                            <a:noFill/>
+                            <a:headEnd/>
+                            <a:tailEnd/>
+                          </a:ln>
+                        </pic:spPr>
+                      </pic:pic>
+                    </a:graphicData>
+                  </a:graphic>
+                </wp:inline>
+              </w:drawing>
+            </w:r>
+          </w:p>
+        </w:tc>
+        <w:tc>
+          <w:p>
+            <w:pPr>
+              <w:pStyle w:val="BodyText"/>
+            </w:pPr>
+            <w:pPr>
+              <w:spacing w:before="16" w:after="64"/>
+            </w:pPr>
+            <w:r>
+              <w:rPr>
+                <w:b/>
+                <w:bCs/>
+              </w:rPr>
+              <w:t xml:space="preserve">Note 4: Source: saturated model</w:t>
+            </w:r>
+          </w:p>
+          <w:p>
+            <w:pPr>
+              <w:pStyle w:val="BodyText"/>
+            </w:pPr>
+            <w:pPr>
+              <w:spacing w:before="16" w:after="16"/>
+            </w:pPr>
+            <w:r>
+              <w:t xml:space="preserve">Dobson and Barnett (2018, sec. 5.5)</w:t>
+            </w:r>
+            <w:r>
+              <w:t xml:space="preserve"> </w:t>
+            </w:r>
+            <w:r>
+              <w:t xml:space="preserve">defines the saturated model as the model with the maximum number of parameters that can be estimated, one per distinct covariate pattern, and says it is also called a maximal or full model.</w:t>
+            </w:r>
+            <w:r>
+              <w:t xml:space="preserve"> </w:t>
+            </w:r>
+            <w:r>
+              <w:t xml:space="preserve">In model selection,</w:t>
+            </w:r>
+            <w:r>
+              <w:t xml:space="preserve"> </w:t>
+            </w:r>
+            <w:r>
+              <w:t xml:space="preserve">“full model”</w:t>
+            </w:r>
+            <w:r>
+              <w:t xml:space="preserve"> </w:t>
+            </w:r>
+            <w:r>
+              <w:t xml:space="preserve">often means something else: the model with every candidate predictor</w:t>
+            </w:r>
+            <w:r>
+              <w:t xml:space="preserve"> </w:t>
+            </w:r>
+            <w:r>
+              <w:t xml:space="preserve">(Dobson and Barnett 2018, sec. 6.3)</w:t>
+            </w:r>
+            <w:r>
+              <w:t xml:space="preserve">.</w:t>
+            </w:r>
+            <w:r>
+              <w:t xml:space="preserve"> </w:t>
+            </w:r>
+            <w:r>
+              <w:t xml:space="preserve">That model is generally smaller than the saturated model.</w:t>
+            </w:r>
+          </w:p>
+        </w:tc>
+      </w:tr>
+    </w:tbl>
+    <w:bookmarkStart w:id="42" w:name="thm-saturated-mle"/>
+    <w:p>
+      <w:pPr>
+        <w:pStyle w:val="BodyText"/>
+      </w:pPr>
+      <w:r>
+        <w:rPr>
+          <w:b/>
+          <w:bCs/>
+        </w:rPr>
+        <w:t xml:space="preserve">Theorem 2 (The saturated model fits each pattern’s observed proportion)</w:t>
+      </w:r>
+      <w:r>
+        <w:t xml:space="preserve"> </w:t>
+      </w:r>
+      <w:r>
+        <w:t xml:space="preserve">The maximum likelihood estimate of</w:t>
+      </w:r>
+      <w:r>
+        <w:t xml:space="preserve"> </w:t>
+      </w:r>
+      <m:oMath>
+        <m:sSub>
+          <m:e>
+            <m:r>
+              <m:t>π</m:t>
+            </m:r>
+          </m:e>
+          <m:sub>
+            <m:r>
+              <m:t>k</m:t>
+            </m:r>
+          </m:sub>
+        </m:sSub>
+      </m:oMath>
+      <w:r>
+        <w:t xml:space="preserve"> </w:t>
+      </w:r>
+      <w:r>
+        <w:t xml:space="preserve">in the</w:t>
+      </w:r>
+      <w:r>
+        <w:t xml:space="preserve"> </w:t>
+      </w:r>
+      <w:hyperlink w:anchor="def-saturated-model">
+        <w:r>
+          <w:rPr>
+            <w:rStyle w:val="Hyperlink"/>
+          </w:rPr>
+          <w:t xml:space="preserve">saturated model</w:t>
+        </w:r>
+      </w:hyperlink>
+      <w:r>
+        <w:t xml:space="preserve"> </w:t>
+      </w:r>
+      <w:r>
+        <w:t xml:space="preserve">is the observed proportion of</w:t>
+      </w:r>
+      <w:r>
+        <w:t xml:space="preserve"> </w:t>
+      </w:r>
+      <w:hyperlink w:anchor="def-pattern-events">
+        <w:r>
+          <w:rPr>
+            <w:rStyle w:val="Hyperlink"/>
+          </w:rPr>
+          <w:t xml:space="preserve">events</w:t>
+        </w:r>
+      </w:hyperlink>
+      <w:r>
+        <w:t xml:space="preserve"> </w:t>
+      </w:r>
+      <w:r>
+        <w:t xml:space="preserve">among the replicates of pattern</w:t>
+      </w:r>
+      <w:r>
+        <w:t xml:space="preserve"> </w:t>
+      </w:r>
+      <m:oMath>
+        <m:r>
+          <m:t>k</m:t>
+        </m:r>
+      </m:oMath>
+      <w:r>
+        <w:t xml:space="preserve">:</w:t>
+      </w:r>
+    </w:p>
+    <w:p>
+      <w:pPr>
+        <w:pStyle w:val="BodyText"/>
+      </w:pPr>
+      <m:oMathPara>
+        <m:oMathParaPr>
+          <m:jc m:val="center"/>
+        </m:oMathParaPr>
+        <m:oMath>
+          <m:sSub>
+            <m:e>
+              <m:acc>
+                <m:accPr>
+                  <m:chr m:val="̂"/>
+                </m:accPr>
+                <m:e>
+                  <m:r>
+                    <m:t>π</m:t>
+                  </m:r>
+                </m:e>
+              </m:acc>
+            </m:e>
+            <m:sub>
+              <m:r>
+                <m:t>k</m:t>
+              </m:r>
+            </m:sub>
+          </m:sSub>
+          <m:r>
+            <m:rPr>
+              <m:sty m:val="p"/>
+            </m:rPr>
+            <m:t>=</m:t>
+          </m:r>
+          <m:f>
+            <m:fPr>
+              <m:type m:val="bar"/>
+            </m:fPr>
+            <m:num>
+              <m:sSub>
+                <m:e>
+                  <m:r>
+                    <m:t>s</m:t>
+                  </m:r>
+                </m:e>
+                <m:sub>
+                  <m:r>
+                    <m:t>k</m:t>
+                  </m:r>
+                </m:sub>
+              </m:sSub>
+            </m:num>
+            <m:den>
+              <m:sSub>
+                <m:e>
+                  <m:r>
+                    <m:t>m</m:t>
+                  </m:r>
+                </m:e>
+                <m:sub>
+                  <m:r>
+                    <m:t>k</m:t>
+                  </m:r>
+                </m:sub>
+              </m:sSub>
+            </m:den>
+          </m:f>
+          <m:r>
+            <m:rPr>
+              <m:sty m:val="p"/>
+            </m:rPr>
+            <m:t>.</m:t>
+          </m:r>
+        </m:oMath>
+      </m:oMathPara>
+    </w:p>
+    <w:bookmarkEnd w:id="42"/>
+    <w:p>
+      <w:pPr>
+        <w:pStyle w:val="FirstParagraph"/>
+      </w:pPr>
+      <w:r>
+        <w:rPr>
+          <w:i/>
+          <w:iCs/>
+        </w:rPr>
+        <w:t xml:space="preserve">Proof</w:t>
+      </w:r>
+      <w:r>
+        <w:t xml:space="preserve">. </w:t>
+      </w:r>
+      <w:r>
+        <w:t xml:space="preserve">Independence gives each pattern its own log-likelihood term, and the outcomes at pattern</w:t>
+      </w:r>
+      <w:r>
+        <w:t xml:space="preserve"> </w:t>
+      </w:r>
+      <m:oMath>
+        <m:r>
+          <m:t>k</m:t>
+        </m:r>
+      </m:oMath>
+      <w:r>
+        <w:t xml:space="preserve"> </w:t>
+      </w:r>
+      <w:r>
+        <w:t xml:space="preserve">contribute</w:t>
+      </w:r>
+      <w:r>
+        <w:t xml:space="preserve"> </w:t>
+      </w:r>
+      <m:oMath>
+        <m:sSub>
+          <m:e>
+            <m:r>
+              <m:t>s</m:t>
+            </m:r>
+          </m:e>
+          <m:sub>
+            <m:r>
+              <m:t>k</m:t>
+            </m:r>
+          </m:sub>
+        </m:sSub>
+        <m:r>
+          <m:rPr>
+            <m:sty m:val="p"/>
+          </m:rPr>
+          <m:t>ln</m:t>
+        </m:r>
+        <m:sSub>
+          <m:e>
+            <m:r>
+              <m:t>π</m:t>
+            </m:r>
+          </m:e>
+          <m:sub>
+            <m:r>
+              <m:t>k</m:t>
+            </m:r>
+          </m:sub>
+        </m:sSub>
+        <m:r>
+          <m:rPr>
+            <m:sty m:val="p"/>
+          </m:rPr>
+          <m:t>+</m:t>
+        </m:r>
+        <m:r>
+          <m:t>​</m:t>
+        </m:r>
+        <m:d>
+          <m:dPr>
+            <m:begChr m:val="("/>
+            <m:sepChr m:val=""/>
+            <m:endChr m:val=")"/>
+            <m:grow/>
+          </m:dPr>
+          <m:e>
+            <m:sSub>
+              <m:e>
+                <m:r>
+                  <m:t>m</m:t>
+                </m:r>
+              </m:e>
+              <m:sub>
+                <m:r>
+                  <m:t>k</m:t>
+                </m:r>
+              </m:sub>
+            </m:sSub>
+            <m:r>
+              <m:rPr>
+                <m:sty m:val="p"/>
+              </m:rPr>
+              <m:t>−</m:t>
+            </m:r>
+            <m:sSub>
+              <m:e>
+                <m:r>
+                  <m:t>s</m:t>
+                </m:r>
+              </m:e>
+              <m:sub>
+                <m:r>
+                  <m:t>k</m:t>
+                </m:r>
+              </m:sub>
+            </m:sSub>
+          </m:e>
+        </m:d>
+        <m:r>
+          <m:t>​</m:t>
+        </m:r>
+        <m:r>
+          <m:rPr>
+            <m:sty m:val="p"/>
+          </m:rPr>
+          <m:t>ln</m:t>
+        </m:r>
+        <m:r>
+          <m:t>​</m:t>
+        </m:r>
+        <m:d>
+          <m:dPr>
+            <m:begChr m:val="("/>
+            <m:sepChr m:val=""/>
+            <m:endChr m:val=")"/>
+            <m:grow/>
+          </m:dPr>
+          <m:e>
+            <m:r>
+              <m:t>1</m:t>
+            </m:r>
+            <m:r>
+              <m:rPr>
+                <m:sty m:val="p"/>
+              </m:rPr>
+              <m:t>−</m:t>
+            </m:r>
+            <m:sSub>
+              <m:e>
+                <m:r>
+                  <m:t>π</m:t>
+                </m:r>
+              </m:e>
+              <m:sub>
+                <m:r>
+                  <m:t>k</m:t>
+                </m:r>
+              </m:sub>
+            </m:sSub>
+          </m:e>
+        </m:d>
+        <m:r>
+          <m:t>​</m:t>
+        </m:r>
+      </m:oMath>
+      <w:r>
+        <w:t xml:space="preserve">.</w:t>
+      </w:r>
+      <w:r>
+        <w:t xml:space="preserve"> </w:t>
+      </w:r>
+      <w:r>
+        <w:t xml:space="preserve">The terms share no parameters, so each is maximized on its own.</w:t>
+      </w:r>
+      <w:r>
+        <w:t xml:space="preserve"> </w:t>
+      </w:r>
+      <w:r>
+        <w:t xml:space="preserve">First suppose</w:t>
+      </w:r>
+      <w:r>
+        <w:t xml:space="preserve"> </w:t>
+      </w:r>
+      <m:oMath>
+        <m:r>
+          <m:t>0</m:t>
+        </m:r>
+        <m:r>
+          <m:rPr>
+            <m:sty m:val="p"/>
+          </m:rPr>
+          <m:t>&lt;</m:t>
+        </m:r>
+        <m:sSub>
+          <m:e>
+            <m:r>
+              <m:t>s</m:t>
+            </m:r>
+          </m:e>
+          <m:sub>
+            <m:r>
+              <m:t>k</m:t>
+            </m:r>
+          </m:sub>
+        </m:sSub>
+        <m:r>
+          <m:rPr>
+            <m:sty m:val="p"/>
+          </m:rPr>
+          <m:t>&lt;</m:t>
+        </m:r>
+        <m:sSub>
+          <m:e>
+            <m:r>
+              <m:t>m</m:t>
+            </m:r>
+          </m:e>
+          <m:sub>
+            <m:r>
+              <m:t>k</m:t>
+            </m:r>
+          </m:sub>
+        </m:sSub>
+      </m:oMath>
+      <w:r>
+        <w:t xml:space="preserve">, so that both logarithms are defined for</w:t>
+      </w:r>
+      <w:r>
+        <w:t xml:space="preserve"> </w:t>
+      </w:r>
+      <m:oMath>
+        <m:r>
+          <m:t>0</m:t>
+        </m:r>
+        <m:r>
+          <m:rPr>
+            <m:sty m:val="p"/>
+          </m:rPr>
+          <m:t>&lt;</m:t>
+        </m:r>
+        <m:sSub>
+          <m:e>
+            <m:r>
+              <m:t>π</m:t>
+            </m:r>
+          </m:e>
+          <m:sub>
+            <m:r>
+              <m:t>k</m:t>
+            </m:r>
+          </m:sub>
+        </m:sSub>
+        <m:r>
+          <m:rPr>
+            <m:sty m:val="p"/>
+          </m:rPr>
+          <m:t>&lt;</m:t>
+        </m:r>
+        <m:r>
+          <m:t>1</m:t>
+        </m:r>
+      </m:oMath>
+      <w:r>
+        <w:t xml:space="preserve">.</w:t>
+      </w:r>
+      <w:r>
+        <w:t xml:space="preserve"> </w:t>
+      </w:r>
+      <w:r>
+        <w:t xml:space="preserve">Setting the derivative with respect to</w:t>
+      </w:r>
+      <w:r>
+        <w:t xml:space="preserve"> </w:t>
+      </w:r>
+      <m:oMath>
+        <m:sSub>
+          <m:e>
+            <m:r>
+              <m:t>π</m:t>
+            </m:r>
+          </m:e>
+          <m:sub>
+            <m:r>
+              <m:t>k</m:t>
+            </m:r>
+          </m:sub>
+        </m:sSub>
+      </m:oMath>
+      <w:r>
+        <w:t xml:space="preserve"> </w:t>
+      </w:r>
+      <w:r>
+        <w:t xml:space="preserve">to zero gives</w:t>
+      </w:r>
+      <w:r>
+        <w:t xml:space="preserve"> </w:t>
+      </w:r>
+      <m:oMath>
+        <m:sSub>
+          <m:e>
+            <m:r>
+              <m:t>s</m:t>
+            </m:r>
+          </m:e>
+          <m:sub>
+            <m:r>
+              <m:t>k</m:t>
+            </m:r>
+          </m:sub>
+        </m:sSub>
+        <m:r>
+          <m:rPr>
+            <m:sty m:val="p"/>
+          </m:rPr>
+          <m:t>/</m:t>
+        </m:r>
+        <m:sSub>
+          <m:e>
+            <m:r>
+              <m:t>π</m:t>
+            </m:r>
+          </m:e>
+          <m:sub>
+            <m:r>
+              <m:t>k</m:t>
+            </m:r>
+          </m:sub>
+        </m:sSub>
+        <m:r>
+          <m:rPr>
+            <m:sty m:val="p"/>
+          </m:rPr>
+          <m:t>−</m:t>
+        </m:r>
+        <m:r>
+          <m:t>​</m:t>
+        </m:r>
+        <m:d>
+          <m:dPr>
+            <m:begChr m:val="("/>
+            <m:sepChr m:val=""/>
+            <m:endChr m:val=")"/>
+            <m:grow/>
+          </m:dPr>
+          <m:e>
+            <m:sSub>
+              <m:e>
+                <m:r>
+                  <m:t>m</m:t>
+                </m:r>
+              </m:e>
+              <m:sub>
+                <m:r>
+                  <m:t>k</m:t>
+                </m:r>
+              </m:sub>
+            </m:sSub>
+            <m:r>
+              <m:rPr>
+                <m:sty m:val="p"/>
+              </m:rPr>
+              <m:t>−</m:t>
+            </m:r>
+            <m:sSub>
+              <m:e>
+                <m:r>
+                  <m:t>s</m:t>
+                </m:r>
+              </m:e>
+              <m:sub>
+                <m:r>
+                  <m:t>k</m:t>
+                </m:r>
+              </m:sub>
+            </m:sSub>
+          </m:e>
+        </m:d>
+        <m:r>
+          <m:t>​</m:t>
+        </m:r>
+        <m:r>
+          <m:rPr>
+            <m:sty m:val="p"/>
+          </m:rPr>
+          <m:t>/</m:t>
+        </m:r>
+        <m:r>
+          <m:t>​</m:t>
+        </m:r>
+        <m:d>
+          <m:dPr>
+            <m:begChr m:val="("/>
+            <m:sepChr m:val=""/>
+            <m:endChr m:val=")"/>
+            <m:grow/>
+          </m:dPr>
+          <m:e>
+            <m:r>
+              <m:t>1</m:t>
+            </m:r>
+            <m:r>
+              <m:rPr>
+                <m:sty m:val="p"/>
+              </m:rPr>
+              <m:t>−</m:t>
+            </m:r>
+            <m:sSub>
+              <m:e>
+                <m:r>
+                  <m:t>π</m:t>
+                </m:r>
+              </m:e>
+              <m:sub>
+                <m:r>
+                  <m:t>k</m:t>
+                </m:r>
+              </m:sub>
+            </m:sSub>
+          </m:e>
+        </m:d>
+        <m:r>
+          <m:t>​</m:t>
+        </m:r>
+        <m:r>
+          <m:rPr>
+            <m:sty m:val="p"/>
+          </m:rPr>
+          <m:t>=</m:t>
+        </m:r>
+        <m:r>
+          <m:t>0</m:t>
+        </m:r>
+      </m:oMath>
+      <w:r>
+        <w:t xml:space="preserve">.</w:t>
+      </w:r>
+      <w:r>
+        <w:t xml:space="preserve"> </w:t>
+      </w:r>
+      <w:r>
+        <w:t xml:space="preserve">Multiplying through by</w:t>
+      </w:r>
+      <w:r>
+        <w:t xml:space="preserve"> </w:t>
+      </w:r>
+      <m:oMath>
+        <m:sSub>
+          <m:e>
+            <m:r>
+              <m:t>π</m:t>
+            </m:r>
+          </m:e>
+          <m:sub>
+            <m:r>
+              <m:t>k</m:t>
+            </m:r>
+          </m:sub>
+        </m:sSub>
+        <m:r>
+          <m:t>​</m:t>
+        </m:r>
+        <m:d>
+          <m:dPr>
+            <m:begChr m:val="("/>
+            <m:sepChr m:val=""/>
+            <m:endChr m:val=")"/>
+            <m:grow/>
+          </m:dPr>
+          <m:e>
+            <m:r>
+              <m:t>1</m:t>
+            </m:r>
+            <m:r>
+              <m:rPr>
+                <m:sty m:val="p"/>
+              </m:rPr>
+              <m:t>−</m:t>
+            </m:r>
+            <m:sSub>
+              <m:e>
+                <m:r>
+                  <m:t>π</m:t>
+                </m:r>
+              </m:e>
+              <m:sub>
+                <m:r>
+                  <m:t>k</m:t>
+                </m:r>
+              </m:sub>
+            </m:sSub>
+          </m:e>
+        </m:d>
+        <m:r>
+          <m:t>​</m:t>
+        </m:r>
+      </m:oMath>
+      <w:r>
+        <w:t xml:space="preserve"> </w:t>
+      </w:r>
+      <w:r>
+        <w:t xml:space="preserve">gives</w:t>
+      </w:r>
+      <w:r>
+        <w:t xml:space="preserve"> </w:t>
+      </w:r>
+      <m:oMath>
+        <m:sSub>
+          <m:e>
+            <m:r>
+              <m:t>s</m:t>
+            </m:r>
+          </m:e>
+          <m:sub>
+            <m:r>
+              <m:t>k</m:t>
+            </m:r>
+          </m:sub>
+        </m:sSub>
+        <m:r>
+          <m:t>​</m:t>
+        </m:r>
+        <m:d>
+          <m:dPr>
+            <m:begChr m:val="("/>
+            <m:sepChr m:val=""/>
+            <m:endChr m:val=")"/>
+            <m:grow/>
+          </m:dPr>
+          <m:e>
+            <m:r>
+              <m:t>1</m:t>
+            </m:r>
+            <m:r>
+              <m:rPr>
+                <m:sty m:val="p"/>
+              </m:rPr>
+              <m:t>−</m:t>
+            </m:r>
+            <m:sSub>
+              <m:e>
+                <m:r>
+                  <m:t>π</m:t>
+                </m:r>
+              </m:e>
+              <m:sub>
+                <m:r>
+                  <m:t>k</m:t>
+                </m:r>
+              </m:sub>
+            </m:sSub>
+          </m:e>
+        </m:d>
+        <m:r>
+          <m:t>​</m:t>
+        </m:r>
+        <m:r>
+          <m:rPr>
+            <m:sty m:val="p"/>
+          </m:rPr>
+          <m:t>=</m:t>
+        </m:r>
+        <m:r>
+          <m:t>​</m:t>
+        </m:r>
+        <m:d>
+          <m:dPr>
+            <m:begChr m:val="("/>
+            <m:sepChr m:val=""/>
+            <m:endChr m:val=")"/>
+            <m:grow/>
+          </m:dPr>
+          <m:e>
+            <m:sSub>
+              <m:e>
+                <m:r>
+                  <m:t>m</m:t>
+                </m:r>
+              </m:e>
+              <m:sub>
+                <m:r>
+                  <m:t>k</m:t>
+                </m:r>
+              </m:sub>
+            </m:sSub>
+            <m:r>
+              <m:rPr>
+                <m:sty m:val="p"/>
+              </m:rPr>
+              <m:t>−</m:t>
+            </m:r>
+            <m:sSub>
+              <m:e>
+                <m:r>
+                  <m:t>s</m:t>
+                </m:r>
+              </m:e>
+              <m:sub>
+                <m:r>
+                  <m:t>k</m:t>
+                </m:r>
+              </m:sub>
+            </m:sSub>
+          </m:e>
+        </m:d>
+        <m:r>
+          <m:t>​</m:t>
+        </m:r>
+        <m:sSub>
+          <m:e>
+            <m:r>
+              <m:t>π</m:t>
+            </m:r>
+          </m:e>
+          <m:sub>
+            <m:r>
+              <m:t>k</m:t>
+            </m:r>
+          </m:sub>
+        </m:sSub>
+      </m:oMath>
+      <w:r>
+        <w:t xml:space="preserve">.</w:t>
+      </w:r>
+      <w:r>
+        <w:t xml:space="preserve"> </w:t>
+      </w:r>
+      <w:r>
+        <w:t xml:space="preserve">Expanding gives</w:t>
+      </w:r>
+      <w:r>
+        <w:t xml:space="preserve"> </w:t>
+      </w:r>
+      <m:oMath>
+        <m:sSub>
+          <m:e>
+            <m:r>
+              <m:t>s</m:t>
+            </m:r>
+          </m:e>
+          <m:sub>
+            <m:r>
+              <m:t>k</m:t>
+            </m:r>
+          </m:sub>
+        </m:sSub>
+        <m:r>
+          <m:rPr>
+            <m:sty m:val="p"/>
+          </m:rPr>
+          <m:t>−</m:t>
+        </m:r>
+        <m:sSub>
+          <m:e>
+            <m:r>
+              <m:t>s</m:t>
+            </m:r>
+          </m:e>
+          <m:sub>
+            <m:r>
+              <m:t>k</m:t>
+            </m:r>
+          </m:sub>
+        </m:sSub>
+        <m:sSub>
+          <m:e>
+            <m:r>
+              <m:t>π</m:t>
+            </m:r>
+          </m:e>
+          <m:sub>
+            <m:r>
+              <m:t>k</m:t>
+            </m:r>
+          </m:sub>
+        </m:sSub>
+        <m:r>
+          <m:rPr>
+            <m:sty m:val="p"/>
+          </m:rPr>
+          <m:t>=</m:t>
+        </m:r>
+        <m:sSub>
+          <m:e>
+            <m:r>
+              <m:t>m</m:t>
+            </m:r>
+          </m:e>
+          <m:sub>
+            <m:r>
+              <m:t>k</m:t>
+            </m:r>
+          </m:sub>
+        </m:sSub>
+        <m:sSub>
+          <m:e>
+            <m:r>
+              <m:t>π</m:t>
+            </m:r>
+          </m:e>
+          <m:sub>
+            <m:r>
+              <m:t>k</m:t>
+            </m:r>
+          </m:sub>
+        </m:sSub>
+        <m:r>
+          <m:rPr>
+            <m:sty m:val="p"/>
+          </m:rPr>
+          <m:t>−</m:t>
+        </m:r>
+        <m:sSub>
+          <m:e>
+            <m:r>
+              <m:t>s</m:t>
+            </m:r>
+          </m:e>
+          <m:sub>
+            <m:r>
+              <m:t>k</m:t>
+            </m:r>
+          </m:sub>
+        </m:sSub>
+        <m:sSub>
+          <m:e>
+            <m:r>
+              <m:t>π</m:t>
+            </m:r>
+          </m:e>
+          <m:sub>
+            <m:r>
+              <m:t>k</m:t>
+            </m:r>
+          </m:sub>
+        </m:sSub>
+      </m:oMath>
+      <w:r>
+        <w:t xml:space="preserve">.</w:t>
+      </w:r>
+      <w:r>
+        <w:t xml:space="preserve"> </w:t>
+      </w:r>
+      <w:r>
+        <w:t xml:space="preserve">Adding</w:t>
+      </w:r>
+      <w:r>
+        <w:t xml:space="preserve"> </w:t>
+      </w:r>
+      <m:oMath>
+        <m:sSub>
+          <m:e>
+            <m:r>
+              <m:t>s</m:t>
+            </m:r>
+          </m:e>
+          <m:sub>
+            <m:r>
+              <m:t>k</m:t>
+            </m:r>
+          </m:sub>
+        </m:sSub>
+        <m:sSub>
+          <m:e>
+            <m:r>
+              <m:t>π</m:t>
+            </m:r>
+          </m:e>
+          <m:sub>
+            <m:r>
+              <m:t>k</m:t>
+            </m:r>
+          </m:sub>
+        </m:sSub>
+      </m:oMath>
+      <w:r>
+        <w:t xml:space="preserve"> </w:t>
+      </w:r>
+      <w:r>
+        <w:t xml:space="preserve">to both sides gives</w:t>
+      </w:r>
+      <w:r>
+        <w:t xml:space="preserve"> </w:t>
+      </w:r>
+      <m:oMath>
+        <m:sSub>
+          <m:e>
+            <m:r>
+              <m:t>s</m:t>
+            </m:r>
+          </m:e>
+          <m:sub>
+            <m:r>
+              <m:t>k</m:t>
+            </m:r>
+          </m:sub>
+        </m:sSub>
+        <m:r>
+          <m:rPr>
+            <m:sty m:val="p"/>
+          </m:rPr>
+          <m:t>=</m:t>
+        </m:r>
+        <m:sSub>
+          <m:e>
+            <m:r>
+              <m:t>m</m:t>
+            </m:r>
+          </m:e>
+          <m:sub>
+            <m:r>
+              <m:t>k</m:t>
+            </m:r>
+          </m:sub>
+        </m:sSub>
+        <m:sSub>
+          <m:e>
+            <m:r>
+              <m:t>π</m:t>
+            </m:r>
+          </m:e>
+          <m:sub>
+            <m:r>
+              <m:t>k</m:t>
+            </m:r>
+          </m:sub>
+        </m:sSub>
+      </m:oMath>
+      <w:r>
+        <w:t xml:space="preserve">.</w:t>
+      </w:r>
+      <w:r>
+        <w:t xml:space="preserve"> </w:t>
+      </w:r>
+      <w:r>
+        <w:t xml:space="preserve">Dividing both sides by</w:t>
+      </w:r>
+      <w:r>
+        <w:t xml:space="preserve"> </w:t>
+      </w:r>
+      <m:oMath>
+        <m:sSub>
+          <m:e>
+            <m:r>
+              <m:t>m</m:t>
+            </m:r>
+          </m:e>
+          <m:sub>
+            <m:r>
+              <m:t>k</m:t>
+            </m:r>
+          </m:sub>
+        </m:sSub>
+      </m:oMath>
+      <w:r>
+        <w:t xml:space="preserve"> </w:t>
+      </w:r>
+      <w:r>
+        <w:t xml:space="preserve">gives</w:t>
+      </w:r>
+      <w:r>
+        <w:t xml:space="preserve"> </w:t>
+      </w:r>
+      <m:oMath>
+        <m:sSub>
+          <m:e>
+            <m:acc>
+              <m:accPr>
+                <m:chr m:val="̂"/>
+              </m:accPr>
+              <m:e>
+                <m:r>
+                  <m:t>π</m:t>
+                </m:r>
+              </m:e>
+            </m:acc>
+          </m:e>
+          <m:sub>
+            <m:r>
+              <m:t>k</m:t>
+            </m:r>
+          </m:sub>
+        </m:sSub>
+        <m:r>
+          <m:rPr>
+            <m:sty m:val="p"/>
+          </m:rPr>
+          <m:t>=</m:t>
+        </m:r>
+        <m:sSub>
+          <m:e>
+            <m:r>
+              <m:t>s</m:t>
+            </m:r>
+          </m:e>
+          <m:sub>
+            <m:r>
+              <m:t>k</m:t>
+            </m:r>
+          </m:sub>
+        </m:sSub>
+        <m:r>
+          <m:rPr>
+            <m:sty m:val="p"/>
+          </m:rPr>
+          <m:t>/</m:t>
+        </m:r>
+        <m:sSub>
+          <m:e>
+            <m:r>
+              <m:t>m</m:t>
+            </m:r>
+          </m:e>
+          <m:sub>
+            <m:r>
+              <m:t>k</m:t>
+            </m:r>
+          </m:sub>
+        </m:sSub>
+      </m:oMath>
+      <w:r>
+        <w:t xml:space="preserve">.</w:t>
+      </w:r>
+      <w:r>
+        <w:t xml:space="preserve"> </w:t>
+      </w:r>
+      <w:r>
+        <w:t xml:space="preserve">The log-likelihood term increases to this point and decreases after it, so the point is a maximum.</w:t>
+      </w:r>
+      <w:r>
+        <w:t xml:space="preserve"> </w:t>
+      </w:r>
+      <w:r>
+        <w:t xml:space="preserve">Now suppose</w:t>
+      </w:r>
+      <w:r>
+        <w:t xml:space="preserve"> </w:t>
+      </w:r>
+      <m:oMath>
+        <m:sSub>
+          <m:e>
+            <m:r>
+              <m:t>s</m:t>
+            </m:r>
+          </m:e>
+          <m:sub>
+            <m:r>
+              <m:t>k</m:t>
+            </m:r>
+          </m:sub>
+        </m:sSub>
+        <m:r>
+          <m:rPr>
+            <m:sty m:val="p"/>
+          </m:rPr>
+          <m:t>=</m:t>
+        </m:r>
+        <m:r>
+          <m:t>0</m:t>
+        </m:r>
+      </m:oMath>
+      <w:r>
+        <w:t xml:space="preserve">.</w:t>
+      </w:r>
+      <w:r>
+        <w:t xml:space="preserve"> </w:t>
+      </w:r>
+      <w:r>
+        <w:t xml:space="preserve">A count of</w:t>
+      </w:r>
+      <w:r>
+        <w:t xml:space="preserve"> </w:t>
+      </w:r>
+      <m:oMath>
+        <m:r>
+          <m:t>0</m:t>
+        </m:r>
+      </m:oMath>
+      <w:r>
+        <w:t xml:space="preserve"> </w:t>
+      </w:r>
+      <w:r>
+        <w:t xml:space="preserve">times a logarithm is taken as</w:t>
+      </w:r>
+      <w:r>
+        <w:t xml:space="preserve"> </w:t>
+      </w:r>
+      <m:oMath>
+        <m:r>
+          <m:t>0</m:t>
+        </m:r>
+      </m:oMath>
+      <w:r>
+        <w:t xml:space="preserve">, so the term is</w:t>
+      </w:r>
+      <w:r>
+        <w:t xml:space="preserve"> </w:t>
+      </w:r>
+      <m:oMath>
+        <m:sSub>
+          <m:e>
+            <m:r>
+              <m:t>m</m:t>
+            </m:r>
+          </m:e>
+          <m:sub>
+            <m:r>
+              <m:t>k</m:t>
+            </m:r>
+          </m:sub>
+        </m:sSub>
+        <m:r>
+          <m:rPr>
+            <m:sty m:val="p"/>
+          </m:rPr>
+          <m:t>ln</m:t>
+        </m:r>
+        <m:r>
+          <m:t>​</m:t>
+        </m:r>
+        <m:d>
+          <m:dPr>
+            <m:begChr m:val="("/>
+            <m:sepChr m:val=""/>
+            <m:endChr m:val=")"/>
+            <m:grow/>
+          </m:dPr>
+          <m:e>
+            <m:r>
+              <m:t>1</m:t>
+            </m:r>
+            <m:r>
+              <m:rPr>
+                <m:sty m:val="p"/>
+              </m:rPr>
+              <m:t>−</m:t>
+            </m:r>
+            <m:sSub>
+              <m:e>
+                <m:r>
+                  <m:t>π</m:t>
+                </m:r>
+              </m:e>
+              <m:sub>
+                <m:r>
+                  <m:t>k</m:t>
+                </m:r>
+              </m:sub>
+            </m:sSub>
+          </m:e>
+        </m:d>
+        <m:r>
+          <m:t>​</m:t>
+        </m:r>
+      </m:oMath>
+      <w:r>
+        <w:t xml:space="preserve">, which decreases in</w:t>
+      </w:r>
+      <w:r>
+        <w:t xml:space="preserve"> </w:t>
+      </w:r>
+      <m:oMath>
+        <m:sSub>
+          <m:e>
+            <m:r>
+              <m:t>π</m:t>
+            </m:r>
+          </m:e>
+          <m:sub>
+            <m:r>
+              <m:t>k</m:t>
+            </m:r>
+          </m:sub>
+        </m:sSub>
+      </m:oMath>
+      <w:r>
+        <w:t xml:space="preserve"> </w:t>
+      </w:r>
+      <w:r>
+        <w:t xml:space="preserve">and so peaks at</w:t>
+      </w:r>
+      <w:r>
+        <w:t xml:space="preserve"> </w:t>
+      </w:r>
+      <m:oMath>
+        <m:sSub>
+          <m:e>
+            <m:r>
+              <m:t>π</m:t>
+            </m:r>
+          </m:e>
+          <m:sub>
+            <m:r>
+              <m:t>k</m:t>
+            </m:r>
+          </m:sub>
+        </m:sSub>
+        <m:r>
+          <m:rPr>
+            <m:sty m:val="p"/>
+          </m:rPr>
+          <m:t>=</m:t>
+        </m:r>
+        <m:r>
+          <m:t>0</m:t>
+        </m:r>
+      </m:oMath>
+      <w:r>
+        <w:t xml:space="preserve">.</w:t>
+      </w:r>
+      <w:r>
+        <w:t xml:space="preserve"> </w:t>
+      </w:r>
+      <w:r>
+        <w:t xml:space="preserve">Next suppose</w:t>
+      </w:r>
+      <w:r>
+        <w:t xml:space="preserve"> </w:t>
+      </w:r>
+      <m:oMath>
+        <m:sSub>
+          <m:e>
+            <m:r>
+              <m:t>s</m:t>
+            </m:r>
+          </m:e>
+          <m:sub>
+            <m:r>
+              <m:t>k</m:t>
+            </m:r>
+          </m:sub>
+        </m:sSub>
+        <m:r>
+          <m:rPr>
+            <m:sty m:val="p"/>
+          </m:rPr>
+          <m:t>=</m:t>
+        </m:r>
+        <m:sSub>
+          <m:e>
+            <m:r>
+              <m:t>m</m:t>
+            </m:r>
+          </m:e>
+          <m:sub>
+            <m:r>
+              <m:t>k</m:t>
+            </m:r>
+          </m:sub>
+        </m:sSub>
+      </m:oMath>
+      <w:r>
+        <w:t xml:space="preserve">.</w:t>
+      </w:r>
+      <w:r>
+        <w:t xml:space="preserve"> </w:t>
+      </w:r>
+      <w:r>
+        <w:t xml:space="preserve">By the same convention, the term is</w:t>
+      </w:r>
+      <w:r>
+        <w:t xml:space="preserve"> </w:t>
+      </w:r>
+      <m:oMath>
+        <m:sSub>
+          <m:e>
+            <m:r>
+              <m:t>m</m:t>
+            </m:r>
+          </m:e>
+          <m:sub>
+            <m:r>
+              <m:t>k</m:t>
+            </m:r>
+          </m:sub>
+        </m:sSub>
+        <m:r>
+          <m:rPr>
+            <m:sty m:val="p"/>
+          </m:rPr>
+          <m:t>ln</m:t>
+        </m:r>
+        <m:sSub>
+          <m:e>
+            <m:r>
+              <m:t>π</m:t>
+            </m:r>
+          </m:e>
+          <m:sub>
+            <m:r>
+              <m:t>k</m:t>
+            </m:r>
+          </m:sub>
+        </m:sSub>
+      </m:oMath>
+      <w:r>
+        <w:t xml:space="preserve">, which peaks at</w:t>
+      </w:r>
+      <w:r>
+        <w:t xml:space="preserve"> </w:t>
+      </w:r>
+      <m:oMath>
+        <m:sSub>
+          <m:e>
+            <m:r>
+              <m:t>π</m:t>
+            </m:r>
+          </m:e>
+          <m:sub>
+            <m:r>
+              <m:t>k</m:t>
+            </m:r>
+          </m:sub>
+        </m:sSub>
+        <m:r>
+          <m:rPr>
+            <m:sty m:val="p"/>
+          </m:rPr>
+          <m:t>=</m:t>
+        </m:r>
+        <m:r>
+          <m:t>1</m:t>
+        </m:r>
+      </m:oMath>
+      <w:r>
+        <w:t xml:space="preserve">.</w:t>
+      </w:r>
+      <w:r>
+        <w:t xml:space="preserve"> </w:t>
+      </w:r>
+      <w:r>
+        <w:t xml:space="preserve">Both agree with</w:t>
+      </w:r>
+      <w:r>
+        <w:t xml:space="preserve"> </w:t>
+      </w:r>
+      <m:oMath>
+        <m:sSub>
+          <m:e>
+            <m:r>
+              <m:t>s</m:t>
+            </m:r>
+          </m:e>
+          <m:sub>
+            <m:r>
+              <m:t>k</m:t>
+            </m:r>
+          </m:sub>
+        </m:sSub>
+        <m:r>
+          <m:rPr>
+            <m:sty m:val="p"/>
+          </m:rPr>
+          <m:t>/</m:t>
+        </m:r>
+        <m:sSub>
+          <m:e>
+            <m:r>
+              <m:t>m</m:t>
+            </m:r>
+          </m:e>
+          <m:sub>
+            <m:r>
+              <m:t>k</m:t>
+            </m:r>
+          </m:sub>
+        </m:sSub>
+      </m:oMath>
+      <w:r>
+        <w:t xml:space="preserve">.</w:t>
+      </w:r>
+    </w:p>
+    <w:bookmarkStart w:id="44" w:name="def-saturated-deviance"/>
+    <w:p>
+      <w:pPr>
+        <w:pStyle w:val="BodyText"/>
+      </w:pPr>
+      <w:r>
+        <w:rPr>
+          <w:b/>
+          <w:bCs/>
+        </w:rPr>
+        <w:t xml:space="preserve">Definition 8 (Deviance relative to the saturated model)</w:t>
+      </w:r>
+      <w:r>
+        <w:t xml:space="preserve"> </w:t>
+      </w:r>
+      <w:r>
+        <w:t xml:space="preserve">The</w:t>
+      </w:r>
+      <w:r>
+        <w:t xml:space="preserve"> </w:t>
+      </w:r>
+      <w:r>
+        <w:rPr>
+          <w:b/>
+          <w:bCs/>
+        </w:rPr>
+        <w:t xml:space="preserve">deviance relative to the saturated model</w:t>
+      </w:r>
+      <w:r>
+        <w:t xml:space="preserve"> </w:t>
+      </w:r>
+      <w:r>
+        <w:t xml:space="preserve">of a fitted model is twice the amount by which its maximized log-likelihood</w:t>
+      </w:r>
+      <w:r>
+        <w:t xml:space="preserve"> </w:t>
+      </w:r>
+      <m:oMath>
+        <m:r>
+          <m:t>ℓ</m:t>
+        </m:r>
+        <m:r>
+          <m:t>​</m:t>
+        </m:r>
+        <m:d>
+          <m:dPr>
+            <m:begChr m:val="("/>
+            <m:sepChr m:val=""/>
+            <m:endChr m:val=")"/>
+            <m:grow/>
+          </m:dPr>
+          <m:e>
+            <m:acc>
+              <m:accPr>
+                <m:chr m:val="̂"/>
+              </m:accPr>
+              <m:e>
+                <m:limLow>
+                  <m:e>
+                    <m:r>
+                      <m:t>β</m:t>
+                    </m:r>
+                  </m:e>
+                  <m:lim>
+                    <m:r>
+                      <m:rPr>
+                        <m:sty m:val="p"/>
+                      </m:rPr>
+                      <m:t>∼</m:t>
+                    </m:r>
+                  </m:lim>
+                </m:limLow>
+              </m:e>
+            </m:acc>
+          </m:e>
+        </m:d>
+        <m:r>
+          <m:t>​</m:t>
+        </m:r>
+      </m:oMath>
+      <w:r>
+        <w:t xml:space="preserve"> </w:t>
+      </w:r>
+      <w:r>
+        <w:t xml:space="preserve">falls short of the maximized log-likelihood</w:t>
+      </w:r>
+      <w:r>
+        <w:t xml:space="preserve"> </w:t>
+      </w:r>
+      <m:oMath>
+        <m:sSub>
+          <m:e>
+            <m:r>
+              <m:t>ℓ</m:t>
+            </m:r>
+          </m:e>
+          <m:sub>
+            <m:r>
+              <m:rPr>
+                <m:sty m:val="p"/>
+              </m:rPr>
+              <m:t>s</m:t>
+            </m:r>
+            <m:r>
+              <m:rPr>
+                <m:sty m:val="p"/>
+              </m:rPr>
+              <m:t>a</m:t>
+            </m:r>
+            <m:r>
+              <m:rPr>
+                <m:sty m:val="p"/>
+              </m:rPr>
+              <m:t>t</m:t>
+            </m:r>
+          </m:sub>
+        </m:sSub>
+      </m:oMath>
+      <w:r>
+        <w:t xml:space="preserve"> </w:t>
+      </w:r>
+      <w:r>
+        <w:t xml:space="preserve">of the</w:t>
+      </w:r>
+      <w:r>
+        <w:t xml:space="preserve"> </w:t>
+      </w:r>
+      <w:hyperlink w:anchor="def-saturated-model">
+        <w:r>
+          <w:rPr>
+            <w:rStyle w:val="Hyperlink"/>
+          </w:rPr>
+          <w:t xml:space="preserve">saturated model</w:t>
+        </w:r>
+      </w:hyperlink>
+      <w:r>
+        <w:t xml:space="preserve">:</w:t>
+      </w:r>
+    </w:p>
+    <w:p>
+      <w:pPr>
+        <w:pStyle w:val="BodyText"/>
+      </w:pPr>
+      <w:bookmarkStart w:id="43" w:name="eq-saturated-deviance"/>
+      <m:oMathPara>
+        <m:oMathParaPr>
+          <m:jc m:val="center"/>
+        </m:oMathParaPr>
+        <m:oMath>
+          <m:sSub>
+            <m:e>
+              <m:r>
+                <m:t>D</m:t>
+              </m:r>
+            </m:e>
+            <m:sub>
+              <m:r>
+                <m:rPr>
+                  <m:sty m:val="p"/>
+                </m:rPr>
+                <m:t>s</m:t>
+              </m:r>
+              <m:r>
+                <m:rPr>
+                  <m:sty m:val="p"/>
+                </m:rPr>
+                <m:t>a</m:t>
+              </m:r>
+              <m:r>
+                <m:rPr>
+                  <m:sty m:val="p"/>
+                </m:rPr>
+                <m:t>t</m:t>
+              </m:r>
+            </m:sub>
+          </m:sSub>
+          <m:r>
+            <m:rPr>
+              <m:sty m:val="p"/>
+            </m:rPr>
+            <m:t>=</m:t>
+          </m:r>
+          <m:r>
+            <m:t>2</m:t>
+          </m:r>
+          <m:r>
+            <m:t>​</m:t>
+          </m:r>
+          <m:d>
+            <m:dPr>
+              <m:begChr m:val="("/>
+              <m:sepChr m:val=""/>
+              <m:endChr m:val=")"/>
+              <m:grow/>
+            </m:dPr>
+            <m:e>
+              <m:sSub>
+                <m:e>
+                  <m:r>
+                    <m:t>ℓ</m:t>
+                  </m:r>
+                </m:e>
+                <m:sub>
+                  <m:r>
+                    <m:rPr>
+                      <m:sty m:val="p"/>
+                    </m:rPr>
+                    <m:t>s</m:t>
+                  </m:r>
+                  <m:r>
+                    <m:rPr>
+                      <m:sty m:val="p"/>
+                    </m:rPr>
+                    <m:t>a</m:t>
+                  </m:r>
+                  <m:r>
+                    <m:rPr>
+                      <m:sty m:val="p"/>
+                    </m:rPr>
+                    <m:t>t</m:t>
+                  </m:r>
+                </m:sub>
+              </m:sSub>
+              <m:r>
+                <m:rPr>
+                  <m:sty m:val="p"/>
+                </m:rPr>
+                <m:t>−</m:t>
+              </m:r>
+              <m:r>
+                <m:t>ℓ</m:t>
+              </m:r>
+              <m:r>
+                <m:t>​</m:t>
+              </m:r>
+              <m:d>
+                <m:dPr>
+                  <m:begChr m:val="("/>
+                  <m:sepChr m:val=""/>
+                  <m:endChr m:val=")"/>
+                  <m:grow/>
+                </m:dPr>
+                <m:e>
+                  <m:acc>
+                    <m:accPr>
+                      <m:chr m:val="̂"/>
+                    </m:accPr>
+                    <m:e>
+                      <m:limLow>
+                        <m:e>
+                          <m:r>
+                            <m:t>β</m:t>
+                          </m:r>
+                        </m:e>
+                        <m:lim>
+                          <m:r>
+                            <m:rPr>
+                              <m:sty m:val="p"/>
+                            </m:rPr>
+                            <m:t>∼</m:t>
+                          </m:r>
+                        </m:lim>
+                      </m:limLow>
+                    </m:e>
+                  </m:acc>
+                </m:e>
+              </m:d>
+              <m:r>
+                <m:t>​</m:t>
+              </m:r>
+            </m:e>
+          </m:d>
+          <m:r>
+            <m:t>​</m:t>
+          </m:r>
+          <m:r>
+            <m:rPr>
+              <m:sty m:val="p"/>
+            </m:rPr>
+            <m:t>.</m:t>
+          </m:r>
+          <m:r>
+            <m:t>  </m:t>
+          </m:r>
+          <m:r>
+            <m:rPr>
+              <m:sty m:val="p"/>
+            </m:rPr>
+            <m:t>(</m:t>
+          </m:r>
+          <m:r>
+            <m:t>5</m:t>
+          </m:r>
+          <m:r>
+            <m:rPr>
+              <m:sty m:val="p"/>
+            </m:rPr>
+            <m:t>)</m:t>
+          </m:r>
+        </m:oMath>
+      </m:oMathPara>
+      <w:bookmarkEnd w:id="43"/>
+    </w:p>
+    <w:bookmarkEnd w:id="44"/>
+    <w:bookmarkStart w:id="46" w:name="thm-saturated-deviance"/>
+    <w:p>
+      <w:pPr>
+        <w:pStyle w:val="FirstParagraph"/>
+      </w:pPr>
+      <w:r>
+        <w:rPr>
+          <w:b/>
+          <w:bCs/>
+        </w:rPr>
+        <w:t xml:space="preserve">Theorem 3 (The deviance relative to the saturated model, from grouped counts)</w:t>
+      </w:r>
+      <w:r>
+        <w:t xml:space="preserve"> </w:t>
+      </w:r>
+      <w:r>
+        <w:t xml:space="preserve">For a fitted logistic regression with fitted event probabilities</w:t>
+      </w:r>
+      <w:r>
+        <w:t xml:space="preserve"> </w:t>
+      </w:r>
+      <m:oMath>
+        <m:sSub>
+          <m:e>
+            <m:acc>
+              <m:accPr>
+                <m:chr m:val="̂"/>
+              </m:accPr>
+              <m:e>
+                <m:r>
+                  <m:t>π</m:t>
+                </m:r>
+              </m:e>
+            </m:acc>
+          </m:e>
+          <m:sub>
+            <m:r>
+              <m:t>k</m:t>
+            </m:r>
+          </m:sub>
+        </m:sSub>
+      </m:oMath>
+      <w:r>
+        <w:t xml:space="preserve"> </w:t>
+      </w:r>
+      <w:r>
+        <w:t xml:space="preserve">at the</w:t>
+      </w:r>
+      <w:r>
+        <w:t xml:space="preserve"> </w:t>
+      </w:r>
+      <m:oMath>
+        <m:r>
+          <m:t>K</m:t>
+        </m:r>
+      </m:oMath>
+      <w:r>
+        <w:t xml:space="preserve"> </w:t>
+      </w:r>
+      <w:r>
+        <w:t xml:space="preserve">covariate patterns,</w:t>
+      </w:r>
+    </w:p>
+    <w:p>
+      <w:pPr>
+        <w:pStyle w:val="BodyText"/>
+      </w:pPr>
+      <w:bookmarkStart w:id="45" w:name="eq-saturated-deviance-grouped"/>
+      <m:oMathPara>
+        <m:oMathParaPr>
+          <m:jc m:val="center"/>
+        </m:oMathParaPr>
+        <m:oMath>
+          <m:sSub>
+            <m:e>
+              <m:r>
+                <m:t>D</m:t>
+              </m:r>
+            </m:e>
+            <m:sub>
+              <m:r>
+                <m:rPr>
+                  <m:sty m:val="p"/>
+                </m:rPr>
+                <m:t>s</m:t>
+              </m:r>
+              <m:r>
+                <m:rPr>
+                  <m:sty m:val="p"/>
+                </m:rPr>
+                <m:t>a</m:t>
+              </m:r>
+              <m:r>
+                <m:rPr>
+                  <m:sty m:val="p"/>
+                </m:rPr>
+                <m:t>t</m:t>
+              </m:r>
+            </m:sub>
+          </m:sSub>
+          <m:r>
+            <m:rPr>
+              <m:sty m:val="p"/>
+            </m:rPr>
+            <m:t>=</m:t>
+          </m:r>
+          <m:r>
+            <m:t>2</m:t>
+          </m:r>
+          <m:nary>
+            <m:naryPr>
+              <m:chr m:val="∑"/>
+              <m:limLoc m:val="undOvr"/>
+              <m:subHide m:val="off"/>
+              <m:supHide m:val="off"/>
+            </m:naryPr>
+            <m:sub>
+              <m:r>
+                <m:t>k</m:t>
+              </m:r>
+              <m:r>
+                <m:rPr>
+                  <m:sty m:val="p"/>
+                </m:rPr>
+                <m:t>=</m:t>
+              </m:r>
+              <m:r>
+                <m:t>1</m:t>
+              </m:r>
+            </m:sub>
+            <m:sup>
+              <m:r>
+                <m:t>K</m:t>
+              </m:r>
+            </m:sup>
+            <m:e>
+              <m:r>
+                <m:t>​</m:t>
+              </m:r>
+            </m:e>
+          </m:nary>
+          <m:d>
+            <m:dPr>
+              <m:begChr m:val="{"/>
+              <m:sepChr m:val=""/>
+              <m:endChr m:val="}"/>
+              <m:grow/>
+            </m:dPr>
+            <m:e>
+              <m:sSub>
+                <m:e>
+                  <m:r>
+                    <m:t>s</m:t>
+                  </m:r>
+                </m:e>
+                <m:sub>
+                  <m:r>
+                    <m:t>k</m:t>
+                  </m:r>
+                </m:sub>
+              </m:sSub>
+              <m:r>
+                <m:rPr>
+                  <m:sty m:val="p"/>
+                </m:rPr>
+                <m:t>ln</m:t>
+              </m:r>
+              <m:r>
+                <m:t>​</m:t>
+              </m:r>
+              <m:d>
+                <m:dPr>
+                  <m:begChr m:val="("/>
+                  <m:sepChr m:val=""/>
+                  <m:endChr m:val=")"/>
+                  <m:grow/>
+                </m:dPr>
+                <m:e>
+                  <m:f>
+                    <m:fPr>
+                      <m:type m:val="bar"/>
+                    </m:fPr>
+                    <m:num>
+                      <m:sSub>
+                        <m:e>
+                          <m:r>
+                            <m:t>s</m:t>
+                          </m:r>
+                        </m:e>
+                        <m:sub>
+                          <m:r>
+                            <m:t>k</m:t>
+                          </m:r>
+                        </m:sub>
+                      </m:sSub>
+                    </m:num>
+                    <m:den>
+                      <m:sSub>
+                        <m:e>
+                          <m:r>
+                            <m:t>m</m:t>
+                          </m:r>
+                        </m:e>
+                        <m:sub>
+                          <m:r>
+                            <m:t>k</m:t>
+                          </m:r>
+                        </m:sub>
+                      </m:sSub>
+                      <m:sSub>
+                        <m:e>
+                          <m:acc>
+                            <m:accPr>
+                              <m:chr m:val="̂"/>
+                            </m:accPr>
+                            <m:e>
+                              <m:r>
+                                <m:t>π</m:t>
+                              </m:r>
+                            </m:e>
+                          </m:acc>
+                        </m:e>
+                        <m:sub>
+                          <m:r>
+                            <m:t>k</m:t>
+                          </m:r>
+                        </m:sub>
+                      </m:sSub>
+                    </m:den>
+                  </m:f>
+                </m:e>
+              </m:d>
+              <m:r>
+                <m:t>​</m:t>
+              </m:r>
+              <m:r>
+                <m:rPr>
+                  <m:sty m:val="p"/>
+                </m:rPr>
+                <m:t>+</m:t>
+              </m:r>
+              <m:r>
+                <m:t>​</m:t>
+              </m:r>
+              <m:d>
+                <m:dPr>
+                  <m:begChr m:val="("/>
+                  <m:sepChr m:val=""/>
+                  <m:endChr m:val=")"/>
+                  <m:grow/>
+                </m:dPr>
+                <m:e>
+                  <m:sSub>
+                    <m:e>
+                      <m:r>
+                        <m:t>m</m:t>
+                      </m:r>
+                    </m:e>
+                    <m:sub>
+                      <m:r>
+                        <m:t>k</m:t>
+                      </m:r>
+                    </m:sub>
+                  </m:sSub>
+                  <m:r>
+                    <m:rPr>
+                      <m:sty m:val="p"/>
+                    </m:rPr>
+                    <m:t>−</m:t>
+                  </m:r>
+                  <m:sSub>
+                    <m:e>
+                      <m:r>
+                        <m:t>s</m:t>
+                      </m:r>
+                    </m:e>
+                    <m:sub>
+                      <m:r>
+                        <m:t>k</m:t>
+                      </m:r>
+                    </m:sub>
+                  </m:sSub>
+                </m:e>
+              </m:d>
+              <m:r>
+                <m:t>​</m:t>
+              </m:r>
+              <m:r>
+                <m:rPr>
+                  <m:sty m:val="p"/>
+                </m:rPr>
+                <m:t>ln</m:t>
+              </m:r>
+              <m:r>
+                <m:t>​</m:t>
+              </m:r>
+              <m:d>
+                <m:dPr>
+                  <m:begChr m:val="("/>
+                  <m:sepChr m:val=""/>
+                  <m:endChr m:val=")"/>
+                  <m:grow/>
+                </m:dPr>
+                <m:e>
+                  <m:f>
+                    <m:fPr>
+                      <m:type m:val="bar"/>
+                    </m:fPr>
+                    <m:num>
+                      <m:sSub>
+                        <m:e>
+                          <m:r>
+                            <m:t>m</m:t>
+                          </m:r>
+                        </m:e>
+                        <m:sub>
+                          <m:r>
+                            <m:t>k</m:t>
+                          </m:r>
+                        </m:sub>
+                      </m:sSub>
+                      <m:r>
+                        <m:rPr>
+                          <m:sty m:val="p"/>
+                        </m:rPr>
+                        <m:t>−</m:t>
+                      </m:r>
+                      <m:sSub>
+                        <m:e>
+                          <m:r>
+                            <m:t>s</m:t>
+                          </m:r>
+                        </m:e>
+                        <m:sub>
+                          <m:r>
+                            <m:t>k</m:t>
+                          </m:r>
+                        </m:sub>
+                      </m:sSub>
+                    </m:num>
+                    <m:den>
+                      <m:sSub>
+                        <m:e>
+                          <m:r>
+                            <m:t>m</m:t>
+                          </m:r>
+                        </m:e>
+                        <m:sub>
+                          <m:r>
+                            <m:t>k</m:t>
+                          </m:r>
+                        </m:sub>
+                      </m:sSub>
+                      <m:r>
+                        <m:t>​</m:t>
+                      </m:r>
+                      <m:d>
+                        <m:dPr>
+                          <m:begChr m:val="("/>
+                          <m:sepChr m:val=""/>
+                          <m:endChr m:val=")"/>
+                          <m:grow/>
+                        </m:dPr>
+                        <m:e>
+                          <m:r>
+                            <m:t>1</m:t>
+                          </m:r>
+                          <m:r>
+                            <m:rPr>
+                              <m:sty m:val="p"/>
+                            </m:rPr>
+                            <m:t>−</m:t>
+                          </m:r>
+                          <m:sSub>
+                            <m:e>
+                              <m:acc>
+                                <m:accPr>
+                                  <m:chr m:val="̂"/>
+                                </m:accPr>
+                                <m:e>
+                                  <m:r>
+                                    <m:t>π</m:t>
+                                  </m:r>
+                                </m:e>
+                              </m:acc>
+                            </m:e>
+                            <m:sub>
+                              <m:r>
+                                <m:t>k</m:t>
+                              </m:r>
+                            </m:sub>
+                          </m:sSub>
+                        </m:e>
+                      </m:d>
+                      <m:r>
+                        <m:t>​</m:t>
+                      </m:r>
+                    </m:den>
+                  </m:f>
+                </m:e>
+              </m:d>
+              <m:r>
+                <m:t>​</m:t>
+              </m:r>
+            </m:e>
+          </m:d>
+          <m:r>
+            <m:t>​</m:t>
+          </m:r>
+          <m:r>
+            <m:rPr>
+              <m:sty m:val="p"/>
+            </m:rPr>
+            <m:t>,</m:t>
+          </m:r>
+          <m:r>
+            <m:t>  </m:t>
+          </m:r>
+          <m:r>
+            <m:rPr>
+              <m:sty m:val="p"/>
+            </m:rPr>
+            <m:t>(</m:t>
+          </m:r>
+          <m:r>
+            <m:t>6</m:t>
+          </m:r>
+          <m:r>
+            <m:rPr>
+              <m:sty m:val="p"/>
+            </m:rPr>
+            <m:t>)</m:t>
+          </m:r>
+        </m:oMath>
+      </m:oMathPara>
+      <w:bookmarkEnd w:id="45"/>
+    </w:p>
+    <w:p>
+      <w:pPr>
+        <w:pStyle w:val="FirstParagraph"/>
+      </w:pPr>
+      <w:r>
+        <w:t xml:space="preserve">where a term with</w:t>
+      </w:r>
+      <w:r>
+        <w:t xml:space="preserve"> </w:t>
+      </w:r>
+      <m:oMath>
+        <m:sSub>
+          <m:e>
+            <m:r>
+              <m:t>s</m:t>
+            </m:r>
+          </m:e>
+          <m:sub>
+            <m:r>
+              <m:t>k</m:t>
+            </m:r>
+          </m:sub>
+        </m:sSub>
+        <m:r>
+          <m:rPr>
+            <m:sty m:val="p"/>
+          </m:rPr>
+          <m:t>=</m:t>
+        </m:r>
+        <m:r>
+          <m:t>0</m:t>
+        </m:r>
+      </m:oMath>
+      <w:r>
+        <w:t xml:space="preserve"> </w:t>
+      </w:r>
+      <w:r>
+        <w:t xml:space="preserve">or</w:t>
+      </w:r>
+      <w:r>
+        <w:t xml:space="preserve"> </w:t>
+      </w:r>
+      <m:oMath>
+        <m:sSub>
+          <m:e>
+            <m:r>
+              <m:t>s</m:t>
+            </m:r>
+          </m:e>
+          <m:sub>
+            <m:r>
+              <m:t>k</m:t>
+            </m:r>
+          </m:sub>
+        </m:sSub>
+        <m:r>
+          <m:rPr>
+            <m:sty m:val="p"/>
+          </m:rPr>
+          <m:t>=</m:t>
+        </m:r>
+        <m:sSub>
+          <m:e>
+            <m:r>
+              <m:t>m</m:t>
+            </m:r>
+          </m:e>
+          <m:sub>
+            <m:r>
+              <m:t>k</m:t>
+            </m:r>
+          </m:sub>
+        </m:sSub>
+      </m:oMath>
+      <w:r>
+        <w:t xml:space="preserve"> </w:t>
+      </w:r>
+      <w:r>
+        <w:t xml:space="preserve">contributes</w:t>
+      </w:r>
+      <w:r>
+        <w:t xml:space="preserve"> </w:t>
+      </w:r>
+      <m:oMath>
+        <m:r>
+          <m:t>0</m:t>
+        </m:r>
+      </m:oMath>
+      <w:r>
+        <w:t xml:space="preserve"> </w:t>
+      </w:r>
+      <w:r>
+        <w:t xml:space="preserve">in its zero-count part.</w:t>
+      </w:r>
+    </w:p>
+    <w:bookmarkEnd w:id="46"/>
+    <w:p>
+      <w:pPr>
+        <w:pStyle w:val="BodyText"/>
+      </w:pPr>
+      <w:r>
+        <w:rPr>
+          <w:i/>
+          <w:iCs/>
+        </w:rPr>
+        <w:t xml:space="preserve">Proof</w:t>
+      </w:r>
+      <w:r>
+        <w:t xml:space="preserve">. </w:t>
+      </w:r>
+      <w:r>
+        <w:t xml:space="preserve">Grouping the outcomes by pattern, the fitted model’s log-likelihood is</w:t>
+      </w:r>
+      <w:r>
+        <w:t xml:space="preserve"> </w:t>
+      </w:r>
+      <m:oMath>
+        <m:r>
+          <m:t>ℓ</m:t>
+        </m:r>
+        <m:r>
+          <m:t>​</m:t>
+        </m:r>
+        <m:d>
+          <m:dPr>
+            <m:begChr m:val="("/>
+            <m:sepChr m:val=""/>
+            <m:endChr m:val=")"/>
+            <m:grow/>
+          </m:dPr>
+          <m:e>
+            <m:acc>
+              <m:accPr>
+                <m:chr m:val="̂"/>
+              </m:accPr>
+              <m:e>
+                <m:limLow>
+                  <m:e>
+                    <m:r>
+                      <m:t>β</m:t>
+                    </m:r>
+                  </m:e>
+                  <m:lim>
+                    <m:r>
+                      <m:rPr>
+                        <m:sty m:val="p"/>
+                      </m:rPr>
+                      <m:t>∼</m:t>
+                    </m:r>
+                  </m:lim>
+                </m:limLow>
+              </m:e>
+            </m:acc>
+          </m:e>
+        </m:d>
+        <m:r>
+          <m:t>​</m:t>
+        </m:r>
+        <m:r>
+          <m:rPr>
+            <m:sty m:val="p"/>
+          </m:rPr>
+          <m:t>=</m:t>
+        </m:r>
+        <m:nary>
+          <m:naryPr>
+            <m:chr m:val="∑"/>
+            <m:limLoc m:val="undOvr"/>
+            <m:subHide m:val="off"/>
+            <m:supHide m:val="off"/>
+          </m:naryPr>
+          <m:sub>
+            <m:r>
+              <m:t>k</m:t>
+            </m:r>
+            <m:r>
+              <m:rPr>
+                <m:sty m:val="p"/>
+              </m:rPr>
+              <m:t>=</m:t>
+            </m:r>
+            <m:r>
+              <m:t>1</m:t>
+            </m:r>
+          </m:sub>
+          <m:sup>
+            <m:r>
+              <m:t>K</m:t>
+            </m:r>
+          </m:sup>
+          <m:e>
+            <m:r>
+              <m:t>​</m:t>
+            </m:r>
+          </m:e>
+        </m:nary>
+        <m:d>
+          <m:dPr>
+            <m:begChr m:val="{"/>
+            <m:sepChr m:val=""/>
+            <m:endChr m:val="}"/>
+            <m:grow/>
+          </m:dPr>
+          <m:e>
+            <m:sSub>
+              <m:e>
+                <m:r>
+                  <m:t>s</m:t>
+                </m:r>
+              </m:e>
+              <m:sub>
+                <m:r>
+                  <m:t>k</m:t>
+                </m:r>
+              </m:sub>
+            </m:sSub>
+            <m:r>
+              <m:rPr>
+                <m:sty m:val="p"/>
+              </m:rPr>
+              <m:t>ln</m:t>
+            </m:r>
+            <m:sSub>
+              <m:e>
+                <m:acc>
+                  <m:accPr>
+                    <m:chr m:val="̂"/>
+                  </m:accPr>
+                  <m:e>
+                    <m:r>
+                      <m:t>π</m:t>
+                    </m:r>
+                  </m:e>
+                </m:acc>
+              </m:e>
+              <m:sub>
+                <m:r>
+                  <m:t>k</m:t>
+                </m:r>
+              </m:sub>
+            </m:sSub>
+            <m:r>
+              <m:rPr>
+                <m:sty m:val="p"/>
+              </m:rPr>
+              <m:t>+</m:t>
+            </m:r>
+            <m:r>
+              <m:t>​</m:t>
+            </m:r>
+            <m:d>
+              <m:dPr>
+                <m:begChr m:val="("/>
+                <m:sepChr m:val=""/>
+                <m:endChr m:val=")"/>
+                <m:grow/>
+              </m:dPr>
+              <m:e>
+                <m:sSub>
+                  <m:e>
+                    <m:r>
+                      <m:t>m</m:t>
+                    </m:r>
+                  </m:e>
+                  <m:sub>
+                    <m:r>
+                      <m:t>k</m:t>
+                    </m:r>
+                  </m:sub>
+                </m:sSub>
+                <m:r>
+                  <m:rPr>
+                    <m:sty m:val="p"/>
+                  </m:rPr>
+                  <m:t>−</m:t>
+                </m:r>
+                <m:sSub>
+                  <m:e>
+                    <m:r>
+                      <m:t>s</m:t>
+                    </m:r>
+                  </m:e>
+                  <m:sub>
+                    <m:r>
+                      <m:t>k</m:t>
+                    </m:r>
+                  </m:sub>
+                </m:sSub>
+              </m:e>
+            </m:d>
+            <m:r>
+              <m:t>​</m:t>
+            </m:r>
+            <m:r>
+              <m:rPr>
+                <m:sty m:val="p"/>
+              </m:rPr>
+              <m:t>ln</m:t>
+            </m:r>
+            <m:r>
+              <m:t>​</m:t>
+            </m:r>
+            <m:d>
+              <m:dPr>
+                <m:begChr m:val="("/>
+                <m:sepChr m:val=""/>
+                <m:endChr m:val=")"/>
+                <m:grow/>
+              </m:dPr>
+              <m:e>
+                <m:r>
+                  <m:t>1</m:t>
+                </m:r>
+                <m:r>
+                  <m:rPr>
+                    <m:sty m:val="p"/>
+                  </m:rPr>
+                  <m:t>−</m:t>
+                </m:r>
+                <m:sSub>
+                  <m:e>
+                    <m:acc>
+                      <m:accPr>
+                        <m:chr m:val="̂"/>
+                      </m:accPr>
+                      <m:e>
+                        <m:r>
+                          <m:t>π</m:t>
+                        </m:r>
+                      </m:e>
+                    </m:acc>
+                  </m:e>
+                  <m:sub>
+                    <m:r>
+                      <m:t>k</m:t>
+                    </m:r>
+                  </m:sub>
+                </m:sSub>
+              </m:e>
+            </m:d>
+            <m:r>
+              <m:t>​</m:t>
+            </m:r>
+          </m:e>
+        </m:d>
+        <m:r>
+          <m:t>​</m:t>
+        </m:r>
+      </m:oMath>
+      <w:r>
+        <w:t xml:space="preserve">.</w:t>
+      </w:r>
+      <w:r>
+        <w:t xml:space="preserve"> </w:t>
+      </w:r>
+      <w:r>
+        <w:t xml:space="preserve">By</w:t>
+      </w:r>
+      <w:r>
+        <w:t xml:space="preserve"> </w:t>
+      </w:r>
+      <w:hyperlink w:anchor="thm-saturated-mle">
+        <w:r>
+          <w:rPr>
+            <w:rStyle w:val="Hyperlink"/>
+          </w:rPr>
+          <w:t xml:space="preserve">Theorem 2</w:t>
+        </w:r>
+      </w:hyperlink>
+      <w:r>
+        <w:t xml:space="preserve">, the saturated log-likelihood is the same sum with</w:t>
+      </w:r>
+      <w:r>
+        <w:t xml:space="preserve"> </w:t>
+      </w:r>
+      <m:oMath>
+        <m:sSub>
+          <m:e>
+            <m:acc>
+              <m:accPr>
+                <m:chr m:val="̂"/>
+              </m:accPr>
+              <m:e>
+                <m:r>
+                  <m:t>π</m:t>
+                </m:r>
+              </m:e>
+            </m:acc>
+          </m:e>
+          <m:sub>
+            <m:r>
+              <m:t>k</m:t>
+            </m:r>
+          </m:sub>
+        </m:sSub>
+      </m:oMath>
+      <w:r>
+        <w:t xml:space="preserve"> </w:t>
+      </w:r>
+      <w:r>
+        <w:t xml:space="preserve">replaced by</w:t>
+      </w:r>
+      <w:r>
+        <w:t xml:space="preserve"> </w:t>
+      </w:r>
+      <m:oMath>
+        <m:sSub>
+          <m:e>
+            <m:r>
+              <m:t>s</m:t>
+            </m:r>
+          </m:e>
+          <m:sub>
+            <m:r>
+              <m:t>k</m:t>
+            </m:r>
+          </m:sub>
+        </m:sSub>
+        <m:r>
+          <m:rPr>
+            <m:sty m:val="p"/>
+          </m:rPr>
+          <m:t>/</m:t>
+        </m:r>
+        <m:sSub>
+          <m:e>
+            <m:r>
+              <m:t>m</m:t>
+            </m:r>
+          </m:e>
+          <m:sub>
+            <m:r>
+              <m:t>k</m:t>
+            </m:r>
+          </m:sub>
+        </m:sSub>
+      </m:oMath>
+      <w:r>
+        <w:t xml:space="preserve">.</w:t>
+      </w:r>
+      <w:r>
+        <w:t xml:space="preserve"> </w:t>
+      </w:r>
+      <w:r>
+        <w:t xml:space="preserve">Subtracting the fitted from the saturated log-likelihood, term by term, replaces each</w:t>
+      </w:r>
+      <w:r>
+        <w:t xml:space="preserve"> </w:t>
+      </w:r>
+      <m:oMath>
+        <m:r>
+          <m:rPr>
+            <m:sty m:val="p"/>
+          </m:rPr>
+          <m:t>ln</m:t>
+        </m:r>
+        <m:r>
+          <m:t>​</m:t>
+        </m:r>
+        <m:d>
+          <m:dPr>
+            <m:begChr m:val="("/>
+            <m:sepChr m:val=""/>
+            <m:endChr m:val=")"/>
+            <m:grow/>
+          </m:dPr>
+          <m:e>
+            <m:sSub>
+              <m:e>
+                <m:r>
+                  <m:t>s</m:t>
+                </m:r>
+              </m:e>
+              <m:sub>
+                <m:r>
+                  <m:t>k</m:t>
+                </m:r>
+              </m:sub>
+            </m:sSub>
+            <m:r>
+              <m:rPr>
+                <m:sty m:val="p"/>
+              </m:rPr>
+              <m:t>/</m:t>
+            </m:r>
+            <m:sSub>
+              <m:e>
+                <m:r>
+                  <m:t>m</m:t>
+                </m:r>
+              </m:e>
+              <m:sub>
+                <m:r>
+                  <m:t>k</m:t>
+                </m:r>
+              </m:sub>
+            </m:sSub>
+          </m:e>
+        </m:d>
+        <m:r>
+          <m:t>​</m:t>
+        </m:r>
+        <m:r>
+          <m:rPr>
+            <m:sty m:val="p"/>
+          </m:rPr>
+          <m:t>−</m:t>
+        </m:r>
+        <m:r>
+          <m:rPr>
+            <m:sty m:val="p"/>
+          </m:rPr>
+          <m:t>ln</m:t>
+        </m:r>
+        <m:sSub>
+          <m:e>
+            <m:acc>
+              <m:accPr>
+                <m:chr m:val="̂"/>
+              </m:accPr>
+              <m:e>
+                <m:r>
+                  <m:t>π</m:t>
+                </m:r>
+              </m:e>
+            </m:acc>
+          </m:e>
+          <m:sub>
+            <m:r>
+              <m:t>k</m:t>
+            </m:r>
+          </m:sub>
+        </m:sSub>
+      </m:oMath>
+      <w:r>
+        <w:t xml:space="preserve"> </w:t>
+      </w:r>
+      <w:r>
+        <w:t xml:space="preserve">by</w:t>
+      </w:r>
+      <w:r>
+        <w:t xml:space="preserve"> </w:t>
+      </w:r>
+      <m:oMath>
+        <m:r>
+          <m:rPr>
+            <m:sty m:val="p"/>
+          </m:rPr>
+          <m:t>ln</m:t>
+        </m:r>
+        <m:r>
+          <m:t>​</m:t>
+        </m:r>
+        <m:d>
+          <m:dPr>
+            <m:begChr m:val="("/>
+            <m:sepChr m:val=""/>
+            <m:endChr m:val=")"/>
+            <m:grow/>
+          </m:dPr>
+          <m:e>
+            <m:sSub>
+              <m:e>
+                <m:r>
+                  <m:t>s</m:t>
+                </m:r>
+              </m:e>
+              <m:sub>
+                <m:r>
+                  <m:t>k</m:t>
+                </m:r>
+              </m:sub>
+            </m:sSub>
+            <m:r>
+              <m:rPr>
+                <m:sty m:val="p"/>
+              </m:rPr>
+              <m:t>/</m:t>
+            </m:r>
+            <m:r>
+              <m:t>​</m:t>
+            </m:r>
+            <m:d>
+              <m:dPr>
+                <m:begChr m:val="("/>
+                <m:sepChr m:val=""/>
+                <m:endChr m:val=")"/>
+                <m:grow/>
+              </m:dPr>
+              <m:e>
+                <m:sSub>
+                  <m:e>
+                    <m:r>
+                      <m:t>m</m:t>
+                    </m:r>
+                  </m:e>
+                  <m:sub>
+                    <m:r>
+                      <m:t>k</m:t>
+                    </m:r>
+                  </m:sub>
+                </m:sSub>
+                <m:sSub>
+                  <m:e>
+                    <m:acc>
+                      <m:accPr>
+                        <m:chr m:val="̂"/>
+                      </m:accPr>
+                      <m:e>
+                        <m:r>
+                          <m:t>π</m:t>
+                        </m:r>
+                      </m:e>
+                    </m:acc>
+                  </m:e>
+                  <m:sub>
+                    <m:r>
+                      <m:t>k</m:t>
+                    </m:r>
+                  </m:sub>
+                </m:sSub>
+              </m:e>
+            </m:d>
+            <m:r>
+              <m:t>​</m:t>
+            </m:r>
+          </m:e>
+        </m:d>
+        <m:r>
+          <m:t>​</m:t>
+        </m:r>
+      </m:oMath>
+      <w:r>
+        <w:t xml:space="preserve">, and likewise for the non-events.</w:t>
+      </w:r>
+      <w:r>
+        <w:t xml:space="preserve"> </w:t>
+      </w:r>
+      <w:r>
+        <w:t xml:space="preserve">Multiplying by</w:t>
+      </w:r>
+      <w:r>
+        <w:t xml:space="preserve"> </w:t>
+      </w:r>
+      <m:oMath>
+        <m:r>
+          <m:t>2</m:t>
+        </m:r>
+      </m:oMath>
+      <w:r>
+        <w:t xml:space="preserve">, as</w:t>
+      </w:r>
+      <w:r>
+        <w:t xml:space="preserve"> </w:t>
+      </w:r>
+      <w:hyperlink w:anchor="eq-saturated-deviance">
+        <w:r>
+          <w:rPr>
+            <w:rStyle w:val="Hyperlink"/>
+          </w:rPr>
+          <w:t xml:space="preserve">Equation 5</w:t>
+        </w:r>
+      </w:hyperlink>
+      <w:r>
+        <w:t xml:space="preserve"> </w:t>
+      </w:r>
+      <w:r>
+        <w:t xml:space="preserve">does, gives</w:t>
+      </w:r>
+      <w:r>
+        <w:t xml:space="preserve"> </w:t>
+      </w:r>
+      <w:hyperlink w:anchor="eq-saturated-deviance-grouped">
+        <w:r>
+          <w:rPr>
+            <w:rStyle w:val="Hyperlink"/>
+          </w:rPr>
+          <w:t xml:space="preserve">Equation 6</w:t>
+        </w:r>
+      </w:hyperlink>
+      <w:r>
+        <w:t xml:space="preserve">.</w:t>
+      </w:r>
+      <w:r>
+        <w:t xml:space="preserve"> </w:t>
+      </w:r>
+      <w:r>
+        <w:t xml:space="preserve">A count of</w:t>
+      </w:r>
+      <w:r>
+        <w:t xml:space="preserve"> </w:t>
+      </w:r>
+      <m:oMath>
+        <m:r>
+          <m:t>0</m:t>
+        </m:r>
+      </m:oMath>
+      <w:r>
+        <w:t xml:space="preserve"> </w:t>
+      </w:r>
+      <w:r>
+        <w:t xml:space="preserve">times</w:t>
+      </w:r>
+      <w:r>
+        <w:t xml:space="preserve"> </w:t>
+      </w:r>
+      <m:oMath>
+        <m:r>
+          <m:rPr>
+            <m:sty m:val="p"/>
+          </m:rPr>
+          <m:t>ln</m:t>
+        </m:r>
+        <m:r>
+          <m:t>0</m:t>
+        </m:r>
+      </m:oMath>
+      <w:r>
+        <w:t xml:space="preserve"> </w:t>
+      </w:r>
+      <w:r>
+        <w:t xml:space="preserve">is taken as</w:t>
+      </w:r>
+      <w:r>
+        <w:t xml:space="preserve"> </w:t>
+      </w:r>
+      <m:oMath>
+        <m:r>
+          <m:t>0</m:t>
+        </m:r>
+      </m:oMath>
+      <w:r>
+        <w:t xml:space="preserve">, its limit.</w:t>
+      </w:r>
+    </w:p>
+    <w:tbl>
+      <w:tblPr>
+        <w:tblStyle w:val="Table"/>
+        <w:tblInd w:w="164" w:type="dxa"/>
+        <w:tblBorders>
+          <w:left w:val="single" w:sz="24" w:space="0" w:color="0758E5"/>
+        </w:tblBorders>
+        <w:tblCellMar>
+          <w:left w:w="0" w:type="dxa"/>
+          <w:right w:w="0" w:type="dxa"/>
+        </w:tblCellMar>
+        <w:tblLook w:firstRow="0" w:lastRow="0" w:firstColumn="0" w:lastColumn="0" w:noHBand="0" w:noVBand="0" w:val="0000"/>
+      </w:tblPr>
+      <w:tblGrid>
+        <w:gridCol w:w="7920"/>
+      </w:tblGrid>
+      <w:tr>
+        <w:trPr>
+          <w:cantSplit/>
+        </w:trPr>
+        <w:tc>
+          <w:tcPr>
+            <w:tcMar>
+              <w:left w:w="144" w:type="dxa"/>
+              <w:right w:w="144" w:type="dxa"/>
+            </w:tcMar>
+          </w:tcPr>
+          <w:p>
+            <w:pPr>
+              <w:pStyle w:val="BodyText"/>
+            </w:pPr>
+            <w:pPr>
+              <w:spacing w:before="0" w:after="8"/>
+              <w:jc w:val="center"/>
+            </w:pPr>
+            <w:r>
+              <w:drawing>
+                <wp:inline>
+                  <wp:extent cx="152400" cy="152400"/>
+                  <wp:effectExtent b="0" l="0" r="0" t="0"/>
+                  <wp:docPr descr="" title="" id="47" name="Picture"/>
+                  <a:graphic>
+                    <a:graphicData uri="http://schemas.openxmlformats.org/drawingml/2006/picture">
+                      <pic:pic>
+                        <pic:nvPicPr>
+                          <pic:cNvPr descr="/opt/quarto/share/formats/docx/note.png" id="48" name="Picture"/>
+                          <pic:cNvPicPr>
+                            <a:picLocks noChangeArrowheads="1" noChangeAspect="1"/>
+                          </pic:cNvPicPr>
+                        </pic:nvPicPr>
+                        <pic:blipFill>
+                          <a:blip r:embed="rId16"/>
+                          <a:stretch>
+                            <a:fillRect/>
+                          </a:stretch>
+                        </pic:blipFill>
+                        <pic:spPr bwMode="auto">
+                          <a:xfrm>
+                            <a:off x="0" y="0"/>
+                            <a:ext cx="152400" cy="152400"/>
+                          </a:xfrm>
+                          <a:prstGeom prst="rect">
+                            <a:avLst/>
+                          </a:prstGeom>
+                          <a:noFill/>
+                          <a:ln w="9525">
+                            <a:noFill/>
+                            <a:headEnd/>
+                            <a:tailEnd/>
+                          </a:ln>
+                        </pic:spPr>
+                      </pic:pic>
+                    </a:graphicData>
+                  </a:graphic>
+                </wp:inline>
+              </w:drawing>
+            </w:r>
+          </w:p>
+        </w:tc>
+        <w:tc>
+          <w:p>
+            <w:pPr>
+              <w:pStyle w:val="BodyText"/>
+            </w:pPr>
+            <w:pPr>
+              <w:spacing w:before="16" w:after="64"/>
+            </w:pPr>
+            <w:r>
+              <w:rPr>
+                <w:b/>
+                <w:bCs/>
+              </w:rPr>
+              <w:t xml:space="preserve">Note 5: Source: deviance from grouped counts</w:t>
+            </w:r>
+          </w:p>
+          <w:p>
+            <w:pPr>
+              <w:pStyle w:val="BodyText"/>
+            </w:pPr>
+            <w:pPr>
+              <w:spacing w:before="16" w:after="16"/>
+            </w:pPr>
+            <w:r>
+              <w:t xml:space="preserve">Dobson and Barnett (2018, sec. 5.6.1)</w:t>
+            </w:r>
+            <w:r>
+              <w:t xml:space="preserve"> </w:t>
+            </w:r>
+            <w:r>
+              <w:t xml:space="preserve">derives the deviance of a binomial model relative to the saturated model, and Section 7.5 writes it in the form of</w:t>
+            </w:r>
+            <w:r>
+              <w:t xml:space="preserve"> </w:t>
+            </w:r>
+            <w:hyperlink w:anchor="eq-saturated-deviance-grouped">
+              <w:r>
+                <w:rPr>
+                  <w:rStyle w:val="Hyperlink"/>
+                </w:rPr>
+                <w:t xml:space="preserve">Equation 6</w:t>
+              </w:r>
+            </w:hyperlink>
+            <w:r>
+              <w:t xml:space="preserve">.</w:t>
+            </w:r>
+            <w:r>
+              <w:t xml:space="preserve"> </w:t>
+            </w:r>
+            <w:r>
+              <w:t xml:space="preserve">Section 7.5 also notes that when every observation has its own covariate pattern, so each count is</w:t>
+            </w:r>
+            <w:r>
+              <w:t xml:space="preserve"> </w:t>
+            </w:r>
+            <m:oMath>
+              <m:r>
+                <m:t>0</m:t>
+              </m:r>
+            </m:oMath>
+            <w:r>
+              <w:t xml:space="preserve"> </w:t>
+            </w:r>
+            <w:r>
+              <w:t xml:space="preserve">or</w:t>
+            </w:r>
+            <w:r>
+              <w:t xml:space="preserve"> </w:t>
+            </w:r>
+            <m:oMath>
+              <m:r>
+                <m:t>1</m:t>
+              </m:r>
+            </m:oMath>
+            <w:r>
+              <w:t xml:space="preserve">, this deviance is not a useful measure of fit.</w:t>
+            </w:r>
+          </w:p>
+        </w:tc>
+      </w:tr>
+    </w:tbl>
+    <w:bookmarkStart w:id="49" w:name="cor-deviance-shift"/>
+    <w:p>
+      <w:pPr>
+        <w:pStyle w:val="BodyText"/>
+      </w:pPr>
+      <w:r>
+        <w:rPr>
+          <w:b/>
+          <w:bCs/>
+        </w:rPr>
+        <w:t xml:space="preserve">Corollary 2 (The deviance is the saturated-model deviance shifted by a constant)</w:t>
+      </w:r>
+      <w:r>
+        <w:t xml:space="preserve"> </w:t>
+      </w:r>
+      <w:r>
+        <w:t xml:space="preserve">The</w:t>
+      </w:r>
+      <w:r>
+        <w:t xml:space="preserve"> </w:t>
+      </w:r>
+      <w:hyperlink w:anchor="def-deviance">
+        <w:r>
+          <w:rPr>
+            <w:rStyle w:val="Hyperlink"/>
+          </w:rPr>
+          <w:t xml:space="preserve">deviance</w:t>
+        </w:r>
+      </w:hyperlink>
+      <w:r>
+        <w:t xml:space="preserve"> </w:t>
+      </w:r>
+      <w:r>
+        <w:t xml:space="preserve">of a fitted logistic regression and its</w:t>
+      </w:r>
+      <w:r>
+        <w:t xml:space="preserve"> </w:t>
+      </w:r>
+      <w:hyperlink w:anchor="def-saturated-deviance">
+        <w:r>
+          <w:rPr>
+            <w:rStyle w:val="Hyperlink"/>
+          </w:rPr>
+          <w:t xml:space="preserve">deviance relative to the saturated model</w:t>
+        </w:r>
+      </w:hyperlink>
+      <w:r>
+        <w:t xml:space="preserve"> </w:t>
+      </w:r>
+      <w:r>
+        <w:t xml:space="preserve">differ by a constant that depends on the data and not on the fitted model:</w:t>
+      </w:r>
+    </w:p>
+    <w:p>
+      <w:pPr>
+        <w:pStyle w:val="BodyText"/>
+      </w:pPr>
+      <m:oMathPara>
+        <m:oMathParaPr>
+          <m:jc m:val="center"/>
+        </m:oMathParaPr>
+        <m:oMath>
+          <m:r>
+            <m:t>D</m:t>
+          </m:r>
+          <m:r>
+            <m:rPr>
+              <m:sty m:val="p"/>
+            </m:rPr>
+            <m:t>=</m:t>
+          </m:r>
+          <m:sSub>
+            <m:e>
+              <m:r>
+                <m:t>D</m:t>
+              </m:r>
+            </m:e>
+            <m:sub>
+              <m:r>
+                <m:rPr>
+                  <m:sty m:val="p"/>
+                </m:rPr>
+                <m:t>s</m:t>
+              </m:r>
+              <m:r>
+                <m:rPr>
+                  <m:sty m:val="p"/>
+                </m:rPr>
+                <m:t>a</m:t>
+              </m:r>
+              <m:r>
+                <m:rPr>
+                  <m:sty m:val="p"/>
+                </m:rPr>
+                <m:t>t</m:t>
+              </m:r>
+            </m:sub>
+          </m:sSub>
+          <m:r>
+            <m:rPr>
+              <m:sty m:val="p"/>
+            </m:rPr>
+            <m:t>−</m:t>
+          </m:r>
+          <m:r>
+            <m:t>2</m:t>
+          </m:r>
+          <m:sSub>
+            <m:e>
+              <m:r>
+                <m:t>ℓ</m:t>
+              </m:r>
+            </m:e>
+            <m:sub>
+              <m:r>
+                <m:rPr>
+                  <m:sty m:val="p"/>
+                </m:rPr>
+                <m:t>s</m:t>
+              </m:r>
+              <m:r>
+                <m:rPr>
+                  <m:sty m:val="p"/>
+                </m:rPr>
+                <m:t>a</m:t>
+              </m:r>
+              <m:r>
+                <m:rPr>
+                  <m:sty m:val="p"/>
+                </m:rPr>
+                <m:t>t</m:t>
+              </m:r>
+            </m:sub>
+          </m:sSub>
+          <m:r>
+            <m:rPr>
+              <m:sty m:val="p"/>
+            </m:rPr>
+            <m:t>.</m:t>
+          </m:r>
+        </m:oMath>
+      </m:oMathPara>
+    </w:p>
+    <w:bookmarkEnd w:id="49"/>
+    <w:p>
+      <w:pPr>
+        <w:pStyle w:val="FirstParagraph"/>
+      </w:pPr>
+      <w:r>
+        <w:rPr>
+          <w:i/>
+          <w:iCs/>
+        </w:rPr>
+        <w:t xml:space="preserve">Proof</w:t>
+      </w:r>
+      <w:r>
+        <w:t xml:space="preserve">. </w:t>
+      </w:r>
+      <w:hyperlink w:anchor="def-deviance">
+        <w:r>
+          <w:rPr>
+            <w:rStyle w:val="Hyperlink"/>
+          </w:rPr>
+          <w:t xml:space="preserve">Definition 2</w:t>
+        </w:r>
+      </w:hyperlink>
+      <w:r>
+        <w:t xml:space="preserve"> </w:t>
+      </w:r>
+      <w:r>
+        <w:t xml:space="preserve">gives</w:t>
+      </w:r>
+      <w:r>
+        <w:t xml:space="preserve"> </w:t>
+      </w:r>
+      <m:oMath>
+        <m:r>
+          <m:t>D</m:t>
+        </m:r>
+        <m:r>
+          <m:rPr>
+            <m:sty m:val="p"/>
+          </m:rPr>
+          <m:t>=</m:t>
+        </m:r>
+        <m:r>
+          <m:rPr>
+            <m:sty m:val="p"/>
+          </m:rPr>
+          <m:t>−</m:t>
+        </m:r>
+        <m:r>
+          <m:t>2</m:t>
+        </m:r>
+        <m:r>
+          <m:t>ℓ</m:t>
+        </m:r>
+        <m:r>
+          <m:t>​</m:t>
+        </m:r>
+        <m:d>
+          <m:dPr>
+            <m:begChr m:val="("/>
+            <m:sepChr m:val=""/>
+            <m:endChr m:val=")"/>
+            <m:grow/>
+          </m:dPr>
+          <m:e>
+            <m:acc>
+              <m:accPr>
+                <m:chr m:val="̂"/>
+              </m:accPr>
+              <m:e>
+                <m:limLow>
+                  <m:e>
+                    <m:r>
+                      <m:t>β</m:t>
+                    </m:r>
+                  </m:e>
+                  <m:lim>
+                    <m:r>
+                      <m:rPr>
+                        <m:sty m:val="p"/>
+                      </m:rPr>
+                      <m:t>∼</m:t>
+                    </m:r>
+                  </m:lim>
+                </m:limLow>
+              </m:e>
+            </m:acc>
+          </m:e>
+        </m:d>
+        <m:r>
+          <m:t>​</m:t>
+        </m:r>
+      </m:oMath>
+      <w:r>
+        <w:t xml:space="preserve">.</w:t>
+      </w:r>
+      <w:r>
+        <w:t xml:space="preserve"> </w:t>
+      </w:r>
+      <w:r>
+        <w:t xml:space="preserve">Distributing the</w:t>
+      </w:r>
+      <w:r>
+        <w:t xml:space="preserve"> </w:t>
+      </w:r>
+      <m:oMath>
+        <m:r>
+          <m:t>2</m:t>
+        </m:r>
+      </m:oMath>
+      <w:r>
+        <w:t xml:space="preserve"> </w:t>
+      </w:r>
+      <w:r>
+        <w:t xml:space="preserve">in</w:t>
+      </w:r>
+      <w:r>
+        <w:t xml:space="preserve"> </w:t>
+      </w:r>
+      <w:hyperlink w:anchor="eq-saturated-deviance">
+        <w:r>
+          <w:rPr>
+            <w:rStyle w:val="Hyperlink"/>
+          </w:rPr>
+          <w:t xml:space="preserve">Equation 5</w:t>
+        </w:r>
+      </w:hyperlink>
+      <w:r>
+        <w:t xml:space="preserve"> </w:t>
+      </w:r>
+      <w:r>
+        <w:t xml:space="preserve">gives</w:t>
+      </w:r>
+      <w:r>
+        <w:t xml:space="preserve"> </w:t>
+      </w:r>
+      <m:oMath>
+        <m:sSub>
+          <m:e>
+            <m:r>
+              <m:t>D</m:t>
+            </m:r>
+          </m:e>
+          <m:sub>
+            <m:r>
+              <m:rPr>
+                <m:sty m:val="p"/>
+              </m:rPr>
+              <m:t>s</m:t>
+            </m:r>
+            <m:r>
+              <m:rPr>
+                <m:sty m:val="p"/>
+              </m:rPr>
+              <m:t>a</m:t>
+            </m:r>
+            <m:r>
+              <m:rPr>
+                <m:sty m:val="p"/>
+              </m:rPr>
+              <m:t>t</m:t>
+            </m:r>
+          </m:sub>
+        </m:sSub>
+        <m:r>
+          <m:rPr>
+            <m:sty m:val="p"/>
+          </m:rPr>
+          <m:t>=</m:t>
+        </m:r>
+        <m:r>
+          <m:t>2</m:t>
+        </m:r>
+        <m:sSub>
+          <m:e>
+            <m:r>
+              <m:t>ℓ</m:t>
+            </m:r>
+          </m:e>
+          <m:sub>
+            <m:r>
+              <m:rPr>
+                <m:sty m:val="p"/>
+              </m:rPr>
+              <m:t>s</m:t>
+            </m:r>
+            <m:r>
+              <m:rPr>
+                <m:sty m:val="p"/>
+              </m:rPr>
+              <m:t>a</m:t>
+            </m:r>
+            <m:r>
+              <m:rPr>
+                <m:sty m:val="p"/>
+              </m:rPr>
+              <m:t>t</m:t>
+            </m:r>
+          </m:sub>
+        </m:sSub>
+        <m:r>
+          <m:rPr>
+            <m:sty m:val="p"/>
+          </m:rPr>
+          <m:t>−</m:t>
+        </m:r>
+        <m:r>
+          <m:t>2</m:t>
+        </m:r>
+        <m:r>
+          <m:t>ℓ</m:t>
+        </m:r>
+        <m:r>
+          <m:t>​</m:t>
+        </m:r>
+        <m:d>
+          <m:dPr>
+            <m:begChr m:val="("/>
+            <m:sepChr m:val=""/>
+            <m:endChr m:val=")"/>
+            <m:grow/>
+          </m:dPr>
+          <m:e>
+            <m:acc>
+              <m:accPr>
+                <m:chr m:val="̂"/>
+              </m:accPr>
+              <m:e>
+                <m:limLow>
+                  <m:e>
+                    <m:r>
+                      <m:t>β</m:t>
+                    </m:r>
+                  </m:e>
+                  <m:lim>
+                    <m:r>
+                      <m:rPr>
+                        <m:sty m:val="p"/>
+                      </m:rPr>
+                      <m:t>∼</m:t>
+                    </m:r>
+                  </m:lim>
+                </m:limLow>
+              </m:e>
+            </m:acc>
+          </m:e>
+        </m:d>
+        <m:r>
+          <m:t>​</m:t>
+        </m:r>
+      </m:oMath>
+      <w:r>
+        <w:t xml:space="preserve">.</w:t>
+      </w:r>
+      <w:r>
+        <w:t xml:space="preserve"> </w:t>
+      </w:r>
+      <w:r>
+        <w:t xml:space="preserve">Substituting</w:t>
+      </w:r>
+      <w:r>
+        <w:t xml:space="preserve"> </w:t>
+      </w:r>
+      <m:oMath>
+        <m:r>
+          <m:t>D</m:t>
+        </m:r>
+        <m:r>
+          <m:rPr>
+            <m:sty m:val="p"/>
+          </m:rPr>
+          <m:t>=</m:t>
+        </m:r>
+        <m:r>
+          <m:rPr>
+            <m:sty m:val="p"/>
+          </m:rPr>
+          <m:t>−</m:t>
+        </m:r>
+        <m:r>
+          <m:t>2</m:t>
+        </m:r>
+        <m:r>
+          <m:t>ℓ</m:t>
+        </m:r>
+        <m:r>
+          <m:t>​</m:t>
+        </m:r>
+        <m:d>
+          <m:dPr>
+            <m:begChr m:val="("/>
+            <m:sepChr m:val=""/>
+            <m:endChr m:val=")"/>
+            <m:grow/>
+          </m:dPr>
+          <m:e>
+            <m:acc>
+              <m:accPr>
+                <m:chr m:val="̂"/>
+              </m:accPr>
+              <m:e>
+                <m:limLow>
+                  <m:e>
+                    <m:r>
+                      <m:t>β</m:t>
+                    </m:r>
+                  </m:e>
+                  <m:lim>
+                    <m:r>
+                      <m:rPr>
+                        <m:sty m:val="p"/>
+                      </m:rPr>
+                      <m:t>∼</m:t>
+                    </m:r>
+                  </m:lim>
+                </m:limLow>
+              </m:e>
+            </m:acc>
+          </m:e>
+        </m:d>
+        <m:r>
+          <m:t>​</m:t>
+        </m:r>
+      </m:oMath>
+      <w:r>
+        <w:t xml:space="preserve"> </w:t>
+      </w:r>
+      <w:r>
+        <w:t xml:space="preserve">into this expression gives</w:t>
+      </w:r>
+      <w:r>
+        <w:t xml:space="preserve"> </w:t>
+      </w:r>
+      <m:oMath>
+        <m:sSub>
+          <m:e>
+            <m:r>
+              <m:t>D</m:t>
+            </m:r>
+          </m:e>
+          <m:sub>
+            <m:r>
+              <m:rPr>
+                <m:sty m:val="p"/>
+              </m:rPr>
+              <m:t>s</m:t>
+            </m:r>
+            <m:r>
+              <m:rPr>
+                <m:sty m:val="p"/>
+              </m:rPr>
+              <m:t>a</m:t>
+            </m:r>
+            <m:r>
+              <m:rPr>
+                <m:sty m:val="p"/>
+              </m:rPr>
+              <m:t>t</m:t>
+            </m:r>
+          </m:sub>
+        </m:sSub>
+        <m:r>
+          <m:rPr>
+            <m:sty m:val="p"/>
+          </m:rPr>
+          <m:t>=</m:t>
+        </m:r>
+        <m:r>
+          <m:t>2</m:t>
+        </m:r>
+        <m:sSub>
+          <m:e>
+            <m:r>
+              <m:t>ℓ</m:t>
+            </m:r>
+          </m:e>
+          <m:sub>
+            <m:r>
+              <m:rPr>
+                <m:sty m:val="p"/>
+              </m:rPr>
+              <m:t>s</m:t>
+            </m:r>
+            <m:r>
+              <m:rPr>
+                <m:sty m:val="p"/>
+              </m:rPr>
+              <m:t>a</m:t>
+            </m:r>
+            <m:r>
+              <m:rPr>
+                <m:sty m:val="p"/>
+              </m:rPr>
+              <m:t>t</m:t>
+            </m:r>
+          </m:sub>
+        </m:sSub>
+        <m:r>
+          <m:rPr>
+            <m:sty m:val="p"/>
+          </m:rPr>
+          <m:t>+</m:t>
+        </m:r>
+        <m:r>
+          <m:t>D</m:t>
+        </m:r>
+      </m:oMath>
+      <w:r>
+        <w:t xml:space="preserve">.</w:t>
+      </w:r>
+      <w:r>
+        <w:t xml:space="preserve"> </w:t>
+      </w:r>
+      <w:r>
+        <w:t xml:space="preserve">Subtracting</w:t>
+      </w:r>
+      <w:r>
+        <w:t xml:space="preserve"> </w:t>
+      </w:r>
+      <m:oMath>
+        <m:r>
+          <m:t>2</m:t>
+        </m:r>
+        <m:sSub>
+          <m:e>
+            <m:r>
+              <m:t>ℓ</m:t>
+            </m:r>
+          </m:e>
+          <m:sub>
+            <m:r>
+              <m:rPr>
+                <m:sty m:val="p"/>
+              </m:rPr>
+              <m:t>s</m:t>
+            </m:r>
+            <m:r>
+              <m:rPr>
+                <m:sty m:val="p"/>
+              </m:rPr>
+              <m:t>a</m:t>
+            </m:r>
+            <m:r>
+              <m:rPr>
+                <m:sty m:val="p"/>
+              </m:rPr>
+              <m:t>t</m:t>
+            </m:r>
+          </m:sub>
+        </m:sSub>
+      </m:oMath>
+      <w:r>
+        <w:t xml:space="preserve"> </w:t>
+      </w:r>
+      <w:r>
+        <w:t xml:space="preserve">from both sides gives the claim.</w:t>
+      </w:r>
+    </w:p>
+    <w:bookmarkStart w:id="50" w:name="rem-deviance-shift"/>
+    <w:p>
+      <w:pPr>
+        <w:pStyle w:val="BodyText"/>
+      </w:pPr>
+      <w:r>
+        <w:rPr>
+          <w:i/>
+          <w:iCs/>
+        </w:rPr>
+        <w:t xml:space="preserve">Remark 6</w:t>
+      </w:r>
+      <w:r>
+        <w:t xml:space="preserve"> (Why the shift does not change the drop in deviance). </w:t>
+      </w:r>
+      <w:r>
+        <w:t xml:space="preserve">The constant</w:t>
+      </w:r>
+      <w:r>
+        <w:t xml:space="preserve"> </w:t>
+      </w:r>
+      <m:oMath>
+        <m:r>
+          <m:t>2</m:t>
+        </m:r>
+        <m:sSub>
+          <m:e>
+            <m:r>
+              <m:t>ℓ</m:t>
+            </m:r>
+          </m:e>
+          <m:sub>
+            <m:r>
+              <m:rPr>
+                <m:sty m:val="p"/>
+              </m:rPr>
+              <m:t>s</m:t>
+            </m:r>
+            <m:r>
+              <m:rPr>
+                <m:sty m:val="p"/>
+              </m:rPr>
+              <m:t>a</m:t>
+            </m:r>
+            <m:r>
+              <m:rPr>
+                <m:sty m:val="p"/>
+              </m:rPr>
+              <m:t>t</m:t>
+            </m:r>
+          </m:sub>
+        </m:sSub>
+      </m:oMath>
+      <w:r>
+        <w:t xml:space="preserve"> </w:t>
+      </w:r>
+      <w:r>
+        <w:t xml:space="preserve">in</w:t>
+      </w:r>
+      <w:r>
+        <w:t xml:space="preserve"> </w:t>
+      </w:r>
+      <w:hyperlink w:anchor="cor-deviance-shift">
+        <w:r>
+          <w:rPr>
+            <w:rStyle w:val="Hyperlink"/>
+          </w:rPr>
+          <w:t xml:space="preserve">Corollary 2</w:t>
+        </w:r>
+      </w:hyperlink>
+      <w:r>
+        <w:t xml:space="preserve"> </w:t>
+      </w:r>
+      <w:r>
+        <w:t xml:space="preserve">is the same for every model fit to the same data, because the saturated model depends only on the data.</w:t>
+      </w:r>
+      <w:r>
+        <w:t xml:space="preserve"> </w:t>
+      </w:r>
+      <w:r>
+        <w:t xml:space="preserve">So the difference between the deviances of two models, such as the drop in deviance of</w:t>
+      </w:r>
+      <w:r>
+        <w:t xml:space="preserve"> </w:t>
+      </w:r>
+      <w:hyperlink w:anchor="thm-deviance-drop">
+        <w:r>
+          <w:rPr>
+            <w:rStyle w:val="Hyperlink"/>
+          </w:rPr>
+          <w:t xml:space="preserve">Theorem 1</w:t>
+        </w:r>
+      </w:hyperlink>
+      <w:r>
+        <w:t xml:space="preserve">, is the same whether it is computed from</w:t>
+      </w:r>
+      <w:r>
+        <w:t xml:space="preserve"> </w:t>
+      </w:r>
+      <m:oMath>
+        <m:r>
+          <m:t>D</m:t>
+        </m:r>
+      </m:oMath>
+      <w:r>
+        <w:t xml:space="preserve"> </w:t>
+      </w:r>
+      <w:r>
+        <w:t xml:space="preserve">or from</w:t>
+      </w:r>
+      <w:r>
+        <w:t xml:space="preserve"> </w:t>
+      </w:r>
+      <m:oMath>
+        <m:sSub>
+          <m:e>
+            <m:r>
+              <m:t>D</m:t>
+            </m:r>
+          </m:e>
+          <m:sub>
+            <m:r>
+              <m:rPr>
+                <m:sty m:val="p"/>
+              </m:rPr>
+              <m:t>s</m:t>
+            </m:r>
+            <m:r>
+              <m:rPr>
+                <m:sty m:val="p"/>
+              </m:rPr>
+              <m:t>a</m:t>
+            </m:r>
+            <m:r>
+              <m:rPr>
+                <m:sty m:val="p"/>
+              </m:rPr>
+              <m:t>t</m:t>
+            </m:r>
+          </m:sub>
+        </m:sSub>
+      </m:oMath>
+      <w:r>
+        <w:t xml:space="preserve">.</w:t>
+      </w:r>
+      <w:r>
+        <w:t xml:space="preserve"> </w:t>
+      </w:r>
+      <w:r>
+        <w:t xml:space="preserve">The two deviances differ in their size, though: when every pattern has one replicate, the saturated model fits every label exactly,</w:t>
+      </w:r>
+      <w:r>
+        <w:t xml:space="preserve"> </w:t>
+      </w:r>
+      <m:oMath>
+        <m:sSub>
+          <m:e>
+            <m:r>
+              <m:t>ℓ</m:t>
+            </m:r>
+          </m:e>
+          <m:sub>
+            <m:r>
+              <m:rPr>
+                <m:sty m:val="p"/>
+              </m:rPr>
+              <m:t>s</m:t>
+            </m:r>
+            <m:r>
+              <m:rPr>
+                <m:sty m:val="p"/>
+              </m:rPr>
+              <m:t>a</m:t>
+            </m:r>
+            <m:r>
+              <m:rPr>
+                <m:sty m:val="p"/>
+              </m:rPr>
+              <m:t>t</m:t>
+            </m:r>
+          </m:sub>
+        </m:sSub>
+        <m:r>
+          <m:rPr>
+            <m:sty m:val="p"/>
+          </m:rPr>
+          <m:t>=</m:t>
+        </m:r>
+        <m:r>
+          <m:t>0</m:t>
+        </m:r>
+      </m:oMath>
+      <w:r>
+        <w:t xml:space="preserve">, and</w:t>
+      </w:r>
+      <w:r>
+        <w:t xml:space="preserve"> </w:t>
+      </w:r>
+      <m:oMath>
+        <m:sSub>
+          <m:e>
+            <m:r>
+              <m:t>D</m:t>
+            </m:r>
+          </m:e>
+          <m:sub>
+            <m:r>
+              <m:rPr>
+                <m:sty m:val="p"/>
+              </m:rPr>
+              <m:t>s</m:t>
+            </m:r>
+            <m:r>
+              <m:rPr>
+                <m:sty m:val="p"/>
+              </m:rPr>
+              <m:t>a</m:t>
+            </m:r>
+            <m:r>
+              <m:rPr>
+                <m:sty m:val="p"/>
+              </m:rPr>
+              <m:t>t</m:t>
+            </m:r>
+          </m:sub>
+        </m:sSub>
+        <m:r>
+          <m:rPr>
+            <m:sty m:val="p"/>
+          </m:rPr>
+          <m:t>=</m:t>
+        </m:r>
+        <m:r>
+          <m:t>D</m:t>
+        </m:r>
+      </m:oMath>
+      <w:r>
+        <w:t xml:space="preserve">.</w:t>
+      </w:r>
+    </w:p>
+    <w:bookmarkEnd w:id="50"/>
+    <w:bookmarkStart w:id="51" w:name="exm-saturated-deviance"/>
+    <w:p>
+      <w:pPr>
+        <w:pStyle w:val="BodyText"/>
+      </w:pPr>
+      <w:r>
+        <w:rPr>
+          <w:b/>
+          <w:bCs/>
+        </w:rPr>
+        <w:t xml:space="preserve">Example 7 (The deviance of the low-birth-weight model, ungrouped and grouped)</w:t>
+      </w:r>
+      <w:r>
+        <w:t xml:space="preserve"> </w:t>
+      </w:r>
+      <w:r>
+        <w:t xml:space="preserve">Fit a logistic regression of low birth weight on smoking and race, once to the 189 individual babies</w:t>
+      </w:r>
+      <w:r>
+        <w:t xml:space="preserve"> </w:t>
+      </w:r>
+      <w:r>
+        <w:t xml:space="preserve">and once to the 6 grouped counts of</w:t>
+      </w:r>
+      <w:r>
+        <w:t xml:space="preserve"> </w:t>
+      </w:r>
+      <w:hyperlink w:anchor="exm-covariate-patterns">
+        <w:r>
+          <w:rPr>
+            <w:rStyle w:val="Hyperlink"/>
+          </w:rPr>
+          <w:t xml:space="preserve">Example 6</w:t>
+        </w:r>
+      </w:hyperlink>
+      <w:r>
+        <w:t xml:space="preserve">.</w:t>
+      </w:r>
+      <w:r>
+        <w:t xml:space="preserve"> </w:t>
+      </w:r>
+      <w:r>
+        <w:t xml:space="preserve">R’s</w:t>
+      </w:r>
+      <w:r>
+        <w:t xml:space="preserve"> </w:t>
+      </w:r>
+      <w:r>
+        <w:rPr>
+          <w:rStyle w:val="VerbatimChar"/>
+        </w:rPr>
+        <w:t xml:space="preserve">deviance()</w:t>
+      </w:r>
+      <w:r>
+        <w:t xml:space="preserve"> </w:t>
+      </w:r>
+      <w:r>
+        <w:t xml:space="preserve">is the deviance of</w:t>
+      </w:r>
+      <w:r>
+        <w:t xml:space="preserve"> </w:t>
+      </w:r>
+      <w:hyperlink w:anchor="def-deviance">
+        <w:r>
+          <w:rPr>
+            <w:rStyle w:val="Hyperlink"/>
+          </w:rPr>
+          <w:t xml:space="preserve">Definition 2</w:t>
+        </w:r>
+      </w:hyperlink>
+      <w:r>
+        <w:t xml:space="preserve"> </w:t>
+      </w:r>
+      <w:r>
+        <w:t xml:space="preserve">for the first fit</w:t>
+      </w:r>
+      <w:r>
+        <w:t xml:space="preserve"> </w:t>
+      </w:r>
+      <w:r>
+        <w:t xml:space="preserve">and the deviance relative to the saturated model of</w:t>
+      </w:r>
+      <w:r>
+        <w:t xml:space="preserve"> </w:t>
+      </w:r>
+      <w:hyperlink w:anchor="def-saturated-deviance">
+        <w:r>
+          <w:rPr>
+            <w:rStyle w:val="Hyperlink"/>
+          </w:rPr>
+          <w:t xml:space="preserve">Definition 8</w:t>
+        </w:r>
+      </w:hyperlink>
+      <w:r>
+        <w:t xml:space="preserve"> </w:t>
+      </w:r>
+      <w:r>
+        <w:t xml:space="preserve">for the second.</w:t>
+      </w:r>
+      <w:r>
+        <w:t xml:space="preserve"> </w:t>
+      </w:r>
+      <w:r>
+        <w:t xml:space="preserve">We check the second against</w:t>
+      </w:r>
+      <w:r>
+        <w:t xml:space="preserve"> </w:t>
+      </w:r>
+      <w:hyperlink w:anchor="eq-saturated-deviance-grouped">
+        <w:r>
+          <w:rPr>
+            <w:rStyle w:val="Hyperlink"/>
+          </w:rPr>
+          <w:t xml:space="preserve">Equation 6</w:t>
+        </w:r>
+      </w:hyperlink>
+      <w:r>
+        <w:t xml:space="preserve"> </w:t>
+      </w:r>
+      <w:r>
+        <w:t xml:space="preserve">computed by hand.</w:t>
+      </w:r>
+    </w:p>
+    <w:p>
+      <w:pPr>
+        <w:pStyle w:val="SourceCode"/>
+      </w:pPr>
+      <w:r>
+        <w:rPr>
+          <w:rStyle w:val="CommentTok"/>
+        </w:rPr>
+        <w:t xml:space="preserve"># fit to the individual babies</w:t>
+      </w:r>
+      <w:r>
+        <w:br/>
+      </w:r>
+      <w:r>
+        <w:rPr>
+          <w:rStyle w:val="NormalTok"/>
+        </w:rPr>
+        <w:t xml:space="preserve">bw_fit </w:t>
+      </w:r>
+      <w:r>
+        <w:rPr>
+          <w:rStyle w:val="OtherTok"/>
+        </w:rPr>
+        <w:t xml:space="preserve">&lt;-</w:t>
+      </w:r>
+      <w:r>
+        <w:rPr>
+          <w:rStyle w:val="NormalTok"/>
+        </w:rPr>
+        <w:t xml:space="preserve"> </w:t>
+      </w:r>
+      <w:r>
+        <w:rPr>
+          <w:rStyle w:val="FunctionTok"/>
+        </w:rPr>
+        <w:t xml:space="preserve">glm</w:t>
+      </w:r>
+      <w:r>
+        <w:rPr>
+          <w:rStyle w:val="NormalTok"/>
+        </w:rPr>
+        <w:t xml:space="preserve">(low </w:t>
+      </w:r>
+      <w:r>
+        <w:rPr>
+          <w:rStyle w:val="SpecialCharTok"/>
+        </w:rPr>
+        <w:t xml:space="preserve">~</w:t>
+      </w:r>
+      <w:r>
+        <w:rPr>
+          <w:rStyle w:val="NormalTok"/>
+        </w:rPr>
+        <w:t xml:space="preserve"> smoke </w:t>
+      </w:r>
+      <w:r>
+        <w:rPr>
+          <w:rStyle w:val="SpecialCharTok"/>
+        </w:rPr>
+        <w:t xml:space="preserve">+</w:t>
+      </w:r>
+      <w:r>
+        <w:rPr>
+          <w:rStyle w:val="NormalTok"/>
+        </w:rPr>
+        <w:t xml:space="preserve"> race, </w:t>
+      </w:r>
+      <w:r>
+        <w:rPr>
+          <w:rStyle w:val="AttributeTok"/>
+        </w:rPr>
+        <w:t xml:space="preserve">family =</w:t>
+      </w:r>
+      <w:r>
+        <w:rPr>
+          <w:rStyle w:val="NormalTok"/>
+        </w:rPr>
+        <w:t xml:space="preserve"> binomial, </w:t>
+      </w:r>
+      <w:r>
+        <w:rPr>
+          <w:rStyle w:val="AttributeTok"/>
+        </w:rPr>
+        <w:t xml:space="preserve">data =</w:t>
+      </w:r>
+      <w:r>
+        <w:rPr>
+          <w:rStyle w:val="NormalTok"/>
+        </w:rPr>
+        <w:t xml:space="preserve"> bw)</w:t>
+      </w:r>
+      <w:r>
+        <w:br/>
+      </w:r>
+      <w:r>
+        <w:rPr>
+          <w:rStyle w:val="CommentTok"/>
+        </w:rPr>
+        <w:t xml:space="preserve"># fit to the grouped counts: events and non-events at each pattern</w:t>
+      </w:r>
+      <w:r>
+        <w:br/>
+      </w:r>
+      <w:r>
+        <w:rPr>
+          <w:rStyle w:val="NormalTok"/>
+        </w:rPr>
+        <w:t xml:space="preserve">bw_fit_grouped </w:t>
+      </w:r>
+      <w:r>
+        <w:rPr>
+          <w:rStyle w:val="OtherTok"/>
+        </w:rPr>
+        <w:t xml:space="preserve">&lt;-</w:t>
+      </w:r>
+      <w:r>
+        <w:rPr>
+          <w:rStyle w:val="NormalTok"/>
+        </w:rPr>
+        <w:t xml:space="preserve"> </w:t>
+      </w:r>
+      <w:r>
+        <w:rPr>
+          <w:rStyle w:val="FunctionTok"/>
+        </w:rPr>
+        <w:t xml:space="preserve">glm</w:t>
+      </w:r>
+      <w:r>
+        <w:rPr>
+          <w:rStyle w:val="NormalTok"/>
+        </w:rPr>
+        <w:t xml:space="preserve">(</w:t>
+      </w:r>
+      <w:r>
+        <w:br/>
+      </w:r>
+      <w:r>
+        <w:rPr>
+          <w:rStyle w:val="NormalTok"/>
+        </w:rPr>
+        <w:t xml:space="preserve">  </w:t>
+      </w:r>
+      <w:r>
+        <w:rPr>
+          <w:rStyle w:val="FunctionTok"/>
+        </w:rPr>
+        <w:t xml:space="preserve">cbind</w:t>
+      </w:r>
+      <w:r>
+        <w:rPr>
+          <w:rStyle w:val="NormalTok"/>
+        </w:rPr>
+        <w:t xml:space="preserve">(nevents, nreps </w:t>
+      </w:r>
+      <w:r>
+        <w:rPr>
+          <w:rStyle w:val="SpecialCharTok"/>
+        </w:rPr>
+        <w:t xml:space="preserve">-</w:t>
+      </w:r>
+      <w:r>
+        <w:rPr>
+          <w:rStyle w:val="NormalTok"/>
+        </w:rPr>
+        <w:t xml:space="preserve"> nevents) </w:t>
+      </w:r>
+      <w:r>
+        <w:rPr>
+          <w:rStyle w:val="SpecialCharTok"/>
+        </w:rPr>
+        <w:t xml:space="preserve">~</w:t>
+      </w:r>
+      <w:r>
+        <w:rPr>
+          <w:rStyle w:val="NormalTok"/>
+        </w:rPr>
+        <w:t xml:space="preserve"> smoke </w:t>
+      </w:r>
+      <w:r>
+        <w:rPr>
+          <w:rStyle w:val="SpecialCharTok"/>
+        </w:rPr>
+        <w:t xml:space="preserve">+</w:t>
+      </w:r>
+      <w:r>
+        <w:rPr>
+          <w:rStyle w:val="NormalTok"/>
+        </w:rPr>
+        <w:t xml:space="preserve"> race,</w:t>
+      </w:r>
+      <w:r>
+        <w:br/>
+      </w:r>
+      <w:r>
+        <w:rPr>
+          <w:rStyle w:val="NormalTok"/>
+        </w:rPr>
+        <w:t xml:space="preserve">  </w:t>
+      </w:r>
+      <w:r>
+        <w:rPr>
+          <w:rStyle w:val="AttributeTok"/>
+        </w:rPr>
+        <w:t xml:space="preserve">family =</w:t>
+      </w:r>
+      <w:r>
+        <w:rPr>
+          <w:rStyle w:val="NormalTok"/>
+        </w:rPr>
+        <w:t xml:space="preserve"> binomial,</w:t>
+      </w:r>
+      <w:r>
+        <w:br/>
+      </w:r>
+      <w:r>
+        <w:rPr>
+          <w:rStyle w:val="NormalTok"/>
+        </w:rPr>
+        <w:t xml:space="preserve">  </w:t>
+      </w:r>
+      <w:r>
+        <w:rPr>
+          <w:rStyle w:val="AttributeTok"/>
+        </w:rPr>
+        <w:t xml:space="preserve">data =</w:t>
+      </w:r>
+      <w:r>
+        <w:rPr>
+          <w:rStyle w:val="NormalTok"/>
+        </w:rPr>
+        <w:t xml:space="preserve"> bw_grouped</w:t>
+      </w:r>
+      <w:r>
+        <w:br/>
+      </w:r>
+      <w:r>
+        <w:rPr>
+          <w:rStyle w:val="NormalTok"/>
+        </w:rPr>
+        <w:t xml:space="preserve">)</w:t>
+      </w:r>
+      <w:r>
+        <w:br/>
+      </w:r>
+      <w:r>
+        <w:rPr>
+          <w:rStyle w:val="CommentTok"/>
+        </w:rPr>
+        <w:t xml:space="preserve"># fitted probability at each pattern</w:t>
+      </w:r>
+      <w:r>
+        <w:br/>
+      </w:r>
+      <w:r>
+        <w:rPr>
+          <w:rStyle w:val="NormalTok"/>
+        </w:rPr>
+        <w:t xml:space="preserve">bw_phat </w:t>
+      </w:r>
+      <w:r>
+        <w:rPr>
+          <w:rStyle w:val="OtherTok"/>
+        </w:rPr>
+        <w:t xml:space="preserve">&lt;-</w:t>
+      </w:r>
+      <w:r>
+        <w:rPr>
+          <w:rStyle w:val="NormalTok"/>
+        </w:rPr>
+        <w:t xml:space="preserve"> </w:t>
+      </w:r>
+      <w:r>
+        <w:rPr>
+          <w:rStyle w:val="FunctionTok"/>
+        </w:rPr>
+        <w:t xml:space="preserve">fitted</w:t>
+      </w:r>
+      <w:r>
+        <w:rPr>
+          <w:rStyle w:val="NormalTok"/>
+        </w:rPr>
+        <w:t xml:space="preserve">(bw_fit_grouped)</w:t>
+      </w:r>
+      <w:r>
+        <w:br/>
+      </w:r>
+      <w:r>
+        <w:rPr>
+          <w:rStyle w:val="CommentTok"/>
+        </w:rPr>
+        <w:t xml:space="preserve"># one term of the grouped formula; a zero count contributes 0</w:t>
+      </w:r>
+      <w:r>
+        <w:br/>
+      </w:r>
+      <w:r>
+        <w:rPr>
+          <w:rStyle w:val="NormalTok"/>
+        </w:rPr>
+        <w:t xml:space="preserve">bw_term </w:t>
+      </w:r>
+      <w:r>
+        <w:rPr>
+          <w:rStyle w:val="OtherTok"/>
+        </w:rPr>
+        <w:t xml:space="preserve">&lt;-</w:t>
+      </w:r>
+      <w:r>
+        <w:rPr>
+          <w:rStyle w:val="NormalTok"/>
+        </w:rPr>
+        <w:t xml:space="preserve"> </w:t>
+      </w:r>
+      <w:r>
+        <w:rPr>
+          <w:rStyle w:val="ControlFlowTok"/>
+        </w:rPr>
+        <w:t xml:space="preserve">function</w:t>
+      </w:r>
+      <w:r>
+        <w:rPr>
+          <w:rStyle w:val="NormalTok"/>
+        </w:rPr>
+        <w:t xml:space="preserve">(count, expected) {</w:t>
+      </w:r>
+      <w:r>
+        <w:br/>
+      </w:r>
+      <w:r>
+        <w:rPr>
+          <w:rStyle w:val="NormalTok"/>
+        </w:rPr>
+        <w:t xml:space="preserve">  </w:t>
+      </w:r>
+      <w:r>
+        <w:rPr>
+          <w:rStyle w:val="FunctionTok"/>
+        </w:rPr>
+        <w:t xml:space="preserve">ifelse</w:t>
+      </w:r>
+      <w:r>
+        <w:rPr>
+          <w:rStyle w:val="NormalTok"/>
+        </w:rPr>
+        <w:t xml:space="preserve">(count </w:t>
+      </w:r>
+      <w:r>
+        <w:rPr>
+          <w:rStyle w:val="SpecialCharTok"/>
+        </w:rPr>
+        <w:t xml:space="preserve">==</w:t>
+      </w:r>
+      <w:r>
+        <w:rPr>
+          <w:rStyle w:val="NormalTok"/>
+        </w:rPr>
+        <w:t xml:space="preserve"> </w:t>
+      </w:r>
+      <w:r>
+        <w:rPr>
+          <w:rStyle w:val="DecValTok"/>
+        </w:rPr>
+        <w:t xml:space="preserve">0</w:t>
+      </w:r>
+      <w:r>
+        <w:rPr>
+          <w:rStyle w:val="NormalTok"/>
+        </w:rPr>
+        <w:t xml:space="preserve">, </w:t>
+      </w:r>
+      <w:r>
+        <w:rPr>
+          <w:rStyle w:val="DecValTok"/>
+        </w:rPr>
+        <w:t xml:space="preserve">0</w:t>
+      </w:r>
+      <w:r>
+        <w:rPr>
+          <w:rStyle w:val="NormalTok"/>
+        </w:rPr>
+        <w:t xml:space="preserve">, count </w:t>
+      </w:r>
+      <w:r>
+        <w:rPr>
+          <w:rStyle w:val="SpecialCharTok"/>
+        </w:rPr>
+        <w:t xml:space="preserve">*</w:t>
+      </w:r>
+      <w:r>
+        <w:rPr>
+          <w:rStyle w:val="NormalTok"/>
+        </w:rPr>
+        <w:t xml:space="preserve"> </w:t>
+      </w:r>
+      <w:r>
+        <w:rPr>
+          <w:rStyle w:val="FunctionTok"/>
+        </w:rPr>
+        <w:t xml:space="preserve">log</w:t>
+      </w:r>
+      <w:r>
+        <w:rPr>
+          <w:rStyle w:val="NormalTok"/>
+        </w:rPr>
+        <w:t xml:space="preserve">(count </w:t>
+      </w:r>
+      <w:r>
+        <w:rPr>
+          <w:rStyle w:val="SpecialCharTok"/>
+        </w:rPr>
+        <w:t xml:space="preserve">/</w:t>
+      </w:r>
+      <w:r>
+        <w:rPr>
+          <w:rStyle w:val="NormalTok"/>
+        </w:rPr>
+        <w:t xml:space="preserve"> expected))</w:t>
+      </w:r>
+      <w:r>
+        <w:br/>
+      </w:r>
+      <w:r>
+        <w:rPr>
+          <w:rStyle w:val="NormalTok"/>
+        </w:rPr>
+        <w:t xml:space="preserve">}</w:t>
+      </w:r>
+      <w:r>
+        <w:br/>
+      </w:r>
+      <w:r>
+        <w:rPr>
+          <w:rStyle w:val="NormalTok"/>
+        </w:rPr>
+        <w:t xml:space="preserve">bw_sat_dev_hand </w:t>
+      </w:r>
+      <w:r>
+        <w:rPr>
+          <w:rStyle w:val="OtherTok"/>
+        </w:rPr>
+        <w:t xml:space="preserve">&lt;-</w:t>
+      </w:r>
+      <w:r>
+        <w:rPr>
+          <w:rStyle w:val="NormalTok"/>
+        </w:rPr>
+        <w:t xml:space="preserve"> </w:t>
+      </w:r>
+      <w:r>
+        <w:rPr>
+          <w:rStyle w:val="DecValTok"/>
+        </w:rPr>
+        <w:t xml:space="preserve">2</w:t>
+      </w:r>
+      <w:r>
+        <w:rPr>
+          <w:rStyle w:val="NormalTok"/>
+        </w:rPr>
+        <w:t xml:space="preserve"> </w:t>
+      </w:r>
+      <w:r>
+        <w:rPr>
+          <w:rStyle w:val="SpecialCharTok"/>
+        </w:rPr>
+        <w:t xml:space="preserve">*</w:t>
+      </w:r>
+      <w:r>
+        <w:rPr>
+          <w:rStyle w:val="NormalTok"/>
+        </w:rPr>
+        <w:t xml:space="preserve"> </w:t>
+      </w:r>
+      <w:r>
+        <w:rPr>
+          <w:rStyle w:val="FunctionTok"/>
+        </w:rPr>
+        <w:t xml:space="preserve">sum</w:t>
+      </w:r>
+      <w:r>
+        <w:rPr>
+          <w:rStyle w:val="NormalTok"/>
+        </w:rPr>
+        <w:t xml:space="preserve">(</w:t>
+      </w:r>
+      <w:r>
+        <w:br/>
+      </w:r>
+      <w:r>
+        <w:rPr>
+          <w:rStyle w:val="NormalTok"/>
+        </w:rPr>
+        <w:t xml:space="preserve">  </w:t>
+      </w:r>
+      <w:r>
+        <w:rPr>
+          <w:rStyle w:val="FunctionTok"/>
+        </w:rPr>
+        <w:t xml:space="preserve">bw_term</w:t>
+      </w:r>
+      <w:r>
+        <w:rPr>
+          <w:rStyle w:val="NormalTok"/>
+        </w:rPr>
+        <w:t xml:space="preserve">(bw_grouped</w:t>
+      </w:r>
+      <w:r>
+        <w:rPr>
+          <w:rStyle w:val="SpecialCharTok"/>
+        </w:rPr>
+        <w:t xml:space="preserve">$</w:t>
+      </w:r>
+      <w:r>
+        <w:rPr>
+          <w:rStyle w:val="NormalTok"/>
+        </w:rPr>
+        <w:t xml:space="preserve">nevents, bw_grouped</w:t>
+      </w:r>
+      <w:r>
+        <w:rPr>
+          <w:rStyle w:val="SpecialCharTok"/>
+        </w:rPr>
+        <w:t xml:space="preserve">$</w:t>
+      </w:r>
+      <w:r>
+        <w:rPr>
+          <w:rStyle w:val="NormalTok"/>
+        </w:rPr>
+        <w:t xml:space="preserve">nreps </w:t>
+      </w:r>
+      <w:r>
+        <w:rPr>
+          <w:rStyle w:val="SpecialCharTok"/>
+        </w:rPr>
+        <w:t xml:space="preserve">*</w:t>
+      </w:r>
+      <w:r>
+        <w:rPr>
+          <w:rStyle w:val="NormalTok"/>
+        </w:rPr>
+        <w:t xml:space="preserve"> bw_phat) </w:t>
+      </w:r>
+      <w:r>
+        <w:rPr>
+          <w:rStyle w:val="SpecialCharTok"/>
+        </w:rPr>
+        <w:t xml:space="preserve">+</w:t>
+      </w:r>
+      <w:r>
+        <w:br/>
+      </w:r>
+      <w:r>
+        <w:rPr>
+          <w:rStyle w:val="NormalTok"/>
+        </w:rPr>
+        <w:t xml:space="preserve">    </w:t>
+      </w:r>
+      <w:r>
+        <w:rPr>
+          <w:rStyle w:val="FunctionTok"/>
+        </w:rPr>
+        <w:t xml:space="preserve">bw_term</w:t>
+      </w:r>
+      <w:r>
+        <w:rPr>
+          <w:rStyle w:val="NormalTok"/>
+        </w:rPr>
+        <w:t xml:space="preserve">(</w:t>
+      </w:r>
+      <w:r>
+        <w:br/>
+      </w:r>
+      <w:r>
+        <w:rPr>
+          <w:rStyle w:val="NormalTok"/>
+        </w:rPr>
+        <w:t xml:space="preserve">      bw_grouped</w:t>
+      </w:r>
+      <w:r>
+        <w:rPr>
+          <w:rStyle w:val="SpecialCharTok"/>
+        </w:rPr>
+        <w:t xml:space="preserve">$</w:t>
+      </w:r>
+      <w:r>
+        <w:rPr>
+          <w:rStyle w:val="NormalTok"/>
+        </w:rPr>
+        <w:t xml:space="preserve">nreps </w:t>
+      </w:r>
+      <w:r>
+        <w:rPr>
+          <w:rStyle w:val="SpecialCharTok"/>
+        </w:rPr>
+        <w:t xml:space="preserve">-</w:t>
+      </w:r>
+      <w:r>
+        <w:rPr>
+          <w:rStyle w:val="NormalTok"/>
+        </w:rPr>
+        <w:t xml:space="preserve"> bw_grouped</w:t>
+      </w:r>
+      <w:r>
+        <w:rPr>
+          <w:rStyle w:val="SpecialCharTok"/>
+        </w:rPr>
+        <w:t xml:space="preserve">$</w:t>
+      </w:r>
+      <w:r>
+        <w:rPr>
+          <w:rStyle w:val="NormalTok"/>
+        </w:rPr>
+        <w:t xml:space="preserve">nevents,</w:t>
+      </w:r>
+      <w:r>
+        <w:br/>
+      </w:r>
+      <w:r>
+        <w:rPr>
+          <w:rStyle w:val="NormalTok"/>
+        </w:rPr>
+        <w:t xml:space="preserve">      bw_grouped</w:t>
+      </w:r>
+      <w:r>
+        <w:rPr>
+          <w:rStyle w:val="SpecialCharTok"/>
+        </w:rPr>
+        <w:t xml:space="preserve">$</w:t>
+      </w:r>
+      <w:r>
+        <w:rPr>
+          <w:rStyle w:val="NormalTok"/>
+        </w:rPr>
+        <w:t xml:space="preserve">nreps </w:t>
+      </w:r>
+      <w:r>
+        <w:rPr>
+          <w:rStyle w:val="SpecialCharTok"/>
+        </w:rPr>
+        <w:t xml:space="preserve">*</w:t>
+      </w:r>
+      <w:r>
+        <w:rPr>
+          <w:rStyle w:val="NormalTok"/>
+        </w:rPr>
+        <w:t xml:space="preserve"> (</w:t>
+      </w:r>
+      <w:r>
+        <w:rPr>
+          <w:rStyle w:val="DecValTok"/>
+        </w:rPr>
+        <w:t xml:space="preserve">1</w:t>
+      </w:r>
+      <w:r>
+        <w:rPr>
+          <w:rStyle w:val="NormalTok"/>
+        </w:rPr>
+        <w:t xml:space="preserve"> </w:t>
+      </w:r>
+      <w:r>
+        <w:rPr>
+          <w:rStyle w:val="SpecialCharTok"/>
+        </w:rPr>
+        <w:t xml:space="preserve">-</w:t>
+      </w:r>
+      <w:r>
+        <w:rPr>
+          <w:rStyle w:val="NormalTok"/>
+        </w:rPr>
+        <w:t xml:space="preserve"> bw_phat)</w:t>
+      </w:r>
+      <w:r>
+        <w:br/>
+      </w:r>
+      <w:r>
+        <w:rPr>
+          <w:rStyle w:val="NormalTok"/>
+        </w:rPr>
+        <w:t xml:space="preserve">    )</w:t>
+      </w:r>
+      <w:r>
+        <w:br/>
+      </w:r>
+      <w:r>
+        <w:rPr>
+          <w:rStyle w:val="NormalTok"/>
+        </w:rPr>
+        <w:t xml:space="preserve">)</w:t>
+      </w:r>
+      <w:r>
+        <w:br/>
+      </w:r>
+      <w:r>
+        <w:rPr>
+          <w:rStyle w:val="FunctionTok"/>
+        </w:rPr>
+        <w:t xml:space="preserve">c</w:t>
+      </w:r>
+      <w:r>
+        <w:rPr>
+          <w:rStyle w:val="NormalTok"/>
+        </w:rPr>
+        <w:t xml:space="preserve">(</w:t>
+      </w:r>
+      <w:r>
+        <w:br/>
+      </w:r>
+      <w:r>
+        <w:rPr>
+          <w:rStyle w:val="NormalTok"/>
+        </w:rPr>
+        <w:t xml:space="preserve">  </w:t>
+      </w:r>
+      <w:r>
+        <w:rPr>
+          <w:rStyle w:val="AttributeTok"/>
+        </w:rPr>
+        <w:t xml:space="preserve">by_hand =</w:t>
+      </w:r>
+      <w:r>
+        <w:rPr>
+          <w:rStyle w:val="NormalTok"/>
+        </w:rPr>
+        <w:t xml:space="preserve"> bw_sat_dev_hand,</w:t>
+      </w:r>
+      <w:r>
+        <w:br/>
+      </w:r>
+      <w:r>
+        <w:rPr>
+          <w:rStyle w:val="NormalTok"/>
+        </w:rPr>
+        <w:t xml:space="preserve">  </w:t>
+      </w:r>
+      <w:r>
+        <w:rPr>
+          <w:rStyle w:val="AttributeTok"/>
+        </w:rPr>
+        <w:t xml:space="preserve">glm_grouped =</w:t>
+      </w:r>
+      <w:r>
+        <w:rPr>
+          <w:rStyle w:val="NormalTok"/>
+        </w:rPr>
+        <w:t xml:space="preserve"> </w:t>
+      </w:r>
+      <w:r>
+        <w:rPr>
+          <w:rStyle w:val="FunctionTok"/>
+        </w:rPr>
+        <w:t xml:space="preserve">deviance</w:t>
+      </w:r>
+      <w:r>
+        <w:rPr>
+          <w:rStyle w:val="NormalTok"/>
+        </w:rPr>
+        <w:t xml:space="preserve">(bw_fit_grouped),</w:t>
+      </w:r>
+      <w:r>
+        <w:br/>
+      </w:r>
+      <w:r>
+        <w:rPr>
+          <w:rStyle w:val="NormalTok"/>
+        </w:rPr>
+        <w:t xml:space="preserve">  </w:t>
+      </w:r>
+      <w:r>
+        <w:rPr>
+          <w:rStyle w:val="AttributeTok"/>
+        </w:rPr>
+        <w:t xml:space="preserve">glm_ungrouped =</w:t>
+      </w:r>
+      <w:r>
+        <w:rPr>
+          <w:rStyle w:val="NormalTok"/>
+        </w:rPr>
+        <w:t xml:space="preserve"> </w:t>
+      </w:r>
+      <w:r>
+        <w:rPr>
+          <w:rStyle w:val="FunctionTok"/>
+        </w:rPr>
+        <w:t xml:space="preserve">deviance</w:t>
+      </w:r>
+      <w:r>
+        <w:rPr>
+          <w:rStyle w:val="NormalTok"/>
+        </w:rPr>
+        <w:t xml:space="preserve">(bw_fit)</w:t>
+      </w:r>
+      <w:r>
+        <w:br/>
+      </w:r>
+      <w:r>
+        <w:rPr>
+          <w:rStyle w:val="NormalTok"/>
+        </w:rPr>
+        <w:t xml:space="preserve">)</w:t>
+      </w:r>
+      <w:r>
+        <w:br/>
+      </w:r>
+      <w:r>
+        <w:rPr>
+          <w:rStyle w:val="CommentTok"/>
+        </w:rPr>
+        <w:t xml:space="preserve">#&gt;       by_hand   glm_grouped glm_ungrouped </w:t>
+      </w:r>
+      <w:r>
+        <w:br/>
+      </w:r>
+      <w:r>
+        <w:rPr>
+          <w:rStyle w:val="CommentTok"/>
+        </w:rPr>
+        <w:t xml:space="preserve">#&gt;       3.15694       3.15694     219.97471</w:t>
+      </w:r>
+    </w:p>
+    <w:p>
+      <w:pPr>
+        <w:pStyle w:val="FirstParagraph"/>
+      </w:pPr>
+      <w:r>
+        <w:t xml:space="preserve">The deviance relative to the saturated model is</w:t>
+      </w:r>
+      <w:r>
+        <w:t xml:space="preserve"> </w:t>
+      </w:r>
+      <m:oMath>
+        <m:sSub>
+          <m:e>
+            <m:r>
+              <m:t>D</m:t>
+            </m:r>
+          </m:e>
+          <m:sub>
+            <m:r>
+              <m:rPr>
+                <m:sty m:val="p"/>
+              </m:rPr>
+              <m:t>s</m:t>
+            </m:r>
+            <m:r>
+              <m:rPr>
+                <m:sty m:val="p"/>
+              </m:rPr>
+              <m:t>a</m:t>
+            </m:r>
+            <m:r>
+              <m:rPr>
+                <m:sty m:val="p"/>
+              </m:rPr>
+              <m:t>t</m:t>
+            </m:r>
+          </m:sub>
+        </m:sSub>
+        <m:r>
+          <m:rPr>
+            <m:sty m:val="p"/>
+          </m:rPr>
+          <m:t>=</m:t>
+        </m:r>
+        <m:r>
+          <m:t>3.157</m:t>
+        </m:r>
+      </m:oMath>
+      <w:r>
+        <w:t xml:space="preserve"> </w:t>
+      </w:r>
+      <w:r>
+        <w:t xml:space="preserve">on the grouped counts,</w:t>
+      </w:r>
+      <w:r>
+        <w:t xml:space="preserve"> </w:t>
+      </w:r>
+      <w:r>
+        <w:t xml:space="preserve">and the deviance is</w:t>
+      </w:r>
+      <w:r>
+        <w:t xml:space="preserve"> </w:t>
+      </w:r>
+      <m:oMath>
+        <m:r>
+          <m:t>D</m:t>
+        </m:r>
+        <m:r>
+          <m:rPr>
+            <m:sty m:val="p"/>
+          </m:rPr>
+          <m:t>=</m:t>
+        </m:r>
+        <m:r>
+          <m:t>219.975</m:t>
+        </m:r>
+      </m:oMath>
+      <w:r>
+        <w:t xml:space="preserve"> </w:t>
+      </w:r>
+      <w:r>
+        <w:t xml:space="preserve">on the individual babies.</w:t>
+      </w:r>
+    </w:p>
+    <w:bookmarkEnd w:id="51"/>
+    <w:bookmarkStart w:id="52" w:name="exm-deviance-shift"/>
+    <w:p>
+      <w:pPr>
+        <w:pStyle w:val="BodyText"/>
+      </w:pPr>
+      <w:r>
+        <w:rPr>
+          <w:b/>
+          <w:bCs/>
+        </w:rPr>
+        <w:t xml:space="preserve">Example 8 (The shift between the two deviances)</w:t>
+      </w:r>
+      <w:r>
+        <w:t xml:space="preserve"> </w:t>
+      </w:r>
+      <w:r>
+        <w:t xml:space="preserve">For the two fits of</w:t>
+      </w:r>
+      <w:r>
+        <w:t xml:space="preserve"> </w:t>
+      </w:r>
+      <w:hyperlink w:anchor="exm-saturated-deviance">
+        <w:r>
+          <w:rPr>
+            <w:rStyle w:val="Hyperlink"/>
+          </w:rPr>
+          <w:t xml:space="preserve">Example 7</w:t>
+        </w:r>
+      </w:hyperlink>
+      <w:r>
+        <w:t xml:space="preserve">,</w:t>
+      </w:r>
+      <w:r>
+        <w:t xml:space="preserve"> </w:t>
+      </w:r>
+      <w:hyperlink w:anchor="cor-deviance-shift">
+        <w:r>
+          <w:rPr>
+            <w:rStyle w:val="Hyperlink"/>
+          </w:rPr>
+          <w:t xml:space="preserve">Corollary 2</w:t>
+        </w:r>
+      </w:hyperlink>
+      <w:r>
+        <w:t xml:space="preserve"> </w:t>
+      </w:r>
+      <w:r>
+        <w:t xml:space="preserve">says that</w:t>
+      </w:r>
+      <w:r>
+        <w:t xml:space="preserve"> </w:t>
+      </w:r>
+      <m:oMath>
+        <m:r>
+          <m:t>D</m:t>
+        </m:r>
+        <m:r>
+          <m:rPr>
+            <m:sty m:val="p"/>
+          </m:rPr>
+          <m:t>−</m:t>
+        </m:r>
+        <m:sSub>
+          <m:e>
+            <m:r>
+              <m:t>D</m:t>
+            </m:r>
+          </m:e>
+          <m:sub>
+            <m:r>
+              <m:rPr>
+                <m:sty m:val="p"/>
+              </m:rPr>
+              <m:t>s</m:t>
+            </m:r>
+            <m:r>
+              <m:rPr>
+                <m:sty m:val="p"/>
+              </m:rPr>
+              <m:t>a</m:t>
+            </m:r>
+            <m:r>
+              <m:rPr>
+                <m:sty m:val="p"/>
+              </m:rPr>
+              <m:t>t</m:t>
+            </m:r>
+          </m:sub>
+        </m:sSub>
+        <m:r>
+          <m:rPr>
+            <m:sty m:val="p"/>
+          </m:rPr>
+          <m:t>=</m:t>
+        </m:r>
+        <m:r>
+          <m:rPr>
+            <m:sty m:val="p"/>
+          </m:rPr>
+          <m:t>−</m:t>
+        </m:r>
+        <m:r>
+          <m:t>2</m:t>
+        </m:r>
+        <m:sSub>
+          <m:e>
+            <m:r>
+              <m:t>ℓ</m:t>
+            </m:r>
+          </m:e>
+          <m:sub>
+            <m:r>
+              <m:rPr>
+                <m:sty m:val="p"/>
+              </m:rPr>
+              <m:t>s</m:t>
+            </m:r>
+            <m:r>
+              <m:rPr>
+                <m:sty m:val="p"/>
+              </m:rPr>
+              <m:t>a</m:t>
+            </m:r>
+            <m:r>
+              <m:rPr>
+                <m:sty m:val="p"/>
+              </m:rPr>
+              <m:t>t</m:t>
+            </m:r>
+          </m:sub>
+        </m:sSub>
+      </m:oMath>
+      <w:r>
+        <w:t xml:space="preserve">.</w:t>
+      </w:r>
+      <w:r>
+        <w:t xml:space="preserve"> </w:t>
+      </w:r>
+      <w:r>
+        <w:t xml:space="preserve">The left side is 216.818.</w:t>
+      </w:r>
+      <w:r>
+        <w:t xml:space="preserve"> </w:t>
+      </w:r>
+      <w:r>
+        <w:t xml:space="preserve">We compute the right side from the observed proportions of</w:t>
+      </w:r>
+      <w:r>
+        <w:t xml:space="preserve"> </w:t>
+      </w:r>
+      <w:hyperlink w:anchor="thm-saturated-mle">
+        <w:r>
+          <w:rPr>
+            <w:rStyle w:val="Hyperlink"/>
+          </w:rPr>
+          <w:t xml:space="preserve">Theorem 2</w:t>
+        </w:r>
+      </w:hyperlink>
+      <w:r>
+        <w:t xml:space="preserve">.</w:t>
+      </w:r>
+    </w:p>
+    <w:p>
+      <w:pPr>
+        <w:pStyle w:val="SourceCode"/>
+      </w:pPr>
+      <w:r>
+        <w:rPr>
+          <w:rStyle w:val="CommentTok"/>
+        </w:rPr>
+        <w:t xml:space="preserve"># twice the saturated log-likelihood, from the observed proportions</w:t>
+      </w:r>
+      <w:r>
+        <w:br/>
+      </w:r>
+      <w:r>
+        <w:rPr>
+          <w:rStyle w:val="NormalTok"/>
+        </w:rPr>
+        <w:t xml:space="preserve">bw_phat_sat </w:t>
+      </w:r>
+      <w:r>
+        <w:rPr>
+          <w:rStyle w:val="OtherTok"/>
+        </w:rPr>
+        <w:t xml:space="preserve">&lt;-</w:t>
+      </w:r>
+      <w:r>
+        <w:rPr>
+          <w:rStyle w:val="NormalTok"/>
+        </w:rPr>
+        <w:t xml:space="preserve"> bw_grouped</w:t>
+      </w:r>
+      <w:r>
+        <w:rPr>
+          <w:rStyle w:val="SpecialCharTok"/>
+        </w:rPr>
+        <w:t xml:space="preserve">$</w:t>
+      </w:r>
+      <w:r>
+        <w:rPr>
+          <w:rStyle w:val="NormalTok"/>
+        </w:rPr>
+        <w:t xml:space="preserve">nevents </w:t>
+      </w:r>
+      <w:r>
+        <w:rPr>
+          <w:rStyle w:val="SpecialCharTok"/>
+        </w:rPr>
+        <w:t xml:space="preserve">/</w:t>
+      </w:r>
+      <w:r>
+        <w:rPr>
+          <w:rStyle w:val="NormalTok"/>
+        </w:rPr>
+        <w:t xml:space="preserve"> bw_grouped</w:t>
+      </w:r>
+      <w:r>
+        <w:rPr>
+          <w:rStyle w:val="SpecialCharTok"/>
+        </w:rPr>
+        <w:t xml:space="preserve">$</w:t>
+      </w:r>
+      <w:r>
+        <w:rPr>
+          <w:rStyle w:val="NormalTok"/>
+        </w:rPr>
+        <w:t xml:space="preserve">nreps</w:t>
+      </w:r>
+      <w:r>
+        <w:br/>
+      </w:r>
+      <w:r>
+        <w:rPr>
+          <w:rStyle w:val="NormalTok"/>
+        </w:rPr>
+        <w:t xml:space="preserve">bw_two_llik_sat </w:t>
+      </w:r>
+      <w:r>
+        <w:rPr>
+          <w:rStyle w:val="OtherTok"/>
+        </w:rPr>
+        <w:t xml:space="preserve">&lt;-</w:t>
+      </w:r>
+      <w:r>
+        <w:rPr>
+          <w:rStyle w:val="NormalTok"/>
+        </w:rPr>
+        <w:t xml:space="preserve"> </w:t>
+      </w:r>
+      <w:r>
+        <w:rPr>
+          <w:rStyle w:val="DecValTok"/>
+        </w:rPr>
+        <w:t xml:space="preserve">2</w:t>
+      </w:r>
+      <w:r>
+        <w:rPr>
+          <w:rStyle w:val="NormalTok"/>
+        </w:rPr>
+        <w:t xml:space="preserve"> </w:t>
+      </w:r>
+      <w:r>
+        <w:rPr>
+          <w:rStyle w:val="SpecialCharTok"/>
+        </w:rPr>
+        <w:t xml:space="preserve">*</w:t>
+      </w:r>
+      <w:r>
+        <w:rPr>
+          <w:rStyle w:val="NormalTok"/>
+        </w:rPr>
+        <w:t xml:space="preserve"> </w:t>
+      </w:r>
+      <w:r>
+        <w:rPr>
+          <w:rStyle w:val="FunctionTok"/>
+        </w:rPr>
+        <w:t xml:space="preserve">sum</w:t>
+      </w:r>
+      <w:r>
+        <w:rPr>
+          <w:rStyle w:val="NormalTok"/>
+        </w:rPr>
+        <w:t xml:space="preserve">(</w:t>
+      </w:r>
+      <w:r>
+        <w:br/>
+      </w:r>
+      <w:r>
+        <w:rPr>
+          <w:rStyle w:val="NormalTok"/>
+        </w:rPr>
+        <w:t xml:space="preserve">  </w:t>
+      </w:r>
+      <w:r>
+        <w:rPr>
+          <w:rStyle w:val="FunctionTok"/>
+        </w:rPr>
+        <w:t xml:space="preserve">ifelse</w:t>
+      </w:r>
+      <w:r>
+        <w:rPr>
+          <w:rStyle w:val="NormalTok"/>
+        </w:rPr>
+        <w:t xml:space="preserve">(bw_grouped</w:t>
+      </w:r>
+      <w:r>
+        <w:rPr>
+          <w:rStyle w:val="SpecialCharTok"/>
+        </w:rPr>
+        <w:t xml:space="preserve">$</w:t>
+      </w:r>
+      <w:r>
+        <w:rPr>
+          <w:rStyle w:val="NormalTok"/>
+        </w:rPr>
+        <w:t xml:space="preserve">nevents </w:t>
+      </w:r>
+      <w:r>
+        <w:rPr>
+          <w:rStyle w:val="SpecialCharTok"/>
+        </w:rPr>
+        <w:t xml:space="preserve">==</w:t>
+      </w:r>
+      <w:r>
+        <w:rPr>
+          <w:rStyle w:val="NormalTok"/>
+        </w:rPr>
+        <w:t xml:space="preserve"> </w:t>
+      </w:r>
+      <w:r>
+        <w:rPr>
+          <w:rStyle w:val="DecValTok"/>
+        </w:rPr>
+        <w:t xml:space="preserve">0</w:t>
+      </w:r>
+      <w:r>
+        <w:rPr>
+          <w:rStyle w:val="NormalTok"/>
+        </w:rPr>
+        <w:t xml:space="preserve">, </w:t>
+      </w:r>
+      <w:r>
+        <w:rPr>
+          <w:rStyle w:val="DecValTok"/>
+        </w:rPr>
+        <w:t xml:space="preserve">0</w:t>
+      </w:r>
+      <w:r>
+        <w:rPr>
+          <w:rStyle w:val="NormalTok"/>
+        </w:rPr>
+        <w:t xml:space="preserve">, bw_grouped</w:t>
+      </w:r>
+      <w:r>
+        <w:rPr>
+          <w:rStyle w:val="SpecialCharTok"/>
+        </w:rPr>
+        <w:t xml:space="preserve">$</w:t>
+      </w:r>
+      <w:r>
+        <w:rPr>
+          <w:rStyle w:val="NormalTok"/>
+        </w:rPr>
+        <w:t xml:space="preserve">nevents </w:t>
+      </w:r>
+      <w:r>
+        <w:rPr>
+          <w:rStyle w:val="SpecialCharTok"/>
+        </w:rPr>
+        <w:t xml:space="preserve">*</w:t>
+      </w:r>
+      <w:r>
+        <w:rPr>
+          <w:rStyle w:val="NormalTok"/>
+        </w:rPr>
+        <w:t xml:space="preserve"> </w:t>
+      </w:r>
+      <w:r>
+        <w:rPr>
+          <w:rStyle w:val="FunctionTok"/>
+        </w:rPr>
+        <w:t xml:space="preserve">log</w:t>
+      </w:r>
+      <w:r>
+        <w:rPr>
+          <w:rStyle w:val="NormalTok"/>
+        </w:rPr>
+        <w:t xml:space="preserve">(bw_phat_sat)) </w:t>
+      </w:r>
+      <w:r>
+        <w:rPr>
+          <w:rStyle w:val="SpecialCharTok"/>
+        </w:rPr>
+        <w:t xml:space="preserve">+</w:t>
+      </w:r>
+      <w:r>
+        <w:br/>
+      </w:r>
+      <w:r>
+        <w:rPr>
+          <w:rStyle w:val="NormalTok"/>
+        </w:rPr>
+        <w:t xml:space="preserve">    </w:t>
+      </w:r>
+      <w:r>
+        <w:rPr>
+          <w:rStyle w:val="FunctionTok"/>
+        </w:rPr>
+        <w:t xml:space="preserve">ifelse</w:t>
+      </w:r>
+      <w:r>
+        <w:rPr>
+          <w:rStyle w:val="NormalTok"/>
+        </w:rPr>
+        <w:t xml:space="preserve">(</w:t>
+      </w:r>
+      <w:r>
+        <w:br/>
+      </w:r>
+      <w:r>
+        <w:rPr>
+          <w:rStyle w:val="NormalTok"/>
+        </w:rPr>
+        <w:t xml:space="preserve">      bw_grouped</w:t>
+      </w:r>
+      <w:r>
+        <w:rPr>
+          <w:rStyle w:val="SpecialCharTok"/>
+        </w:rPr>
+        <w:t xml:space="preserve">$</w:t>
+      </w:r>
+      <w:r>
+        <w:rPr>
+          <w:rStyle w:val="NormalTok"/>
+        </w:rPr>
+        <w:t xml:space="preserve">nreps </w:t>
+      </w:r>
+      <w:r>
+        <w:rPr>
+          <w:rStyle w:val="SpecialCharTok"/>
+        </w:rPr>
+        <w:t xml:space="preserve">==</w:t>
+      </w:r>
+      <w:r>
+        <w:rPr>
+          <w:rStyle w:val="NormalTok"/>
+        </w:rPr>
+        <w:t xml:space="preserve"> bw_grouped</w:t>
+      </w:r>
+      <w:r>
+        <w:rPr>
+          <w:rStyle w:val="SpecialCharTok"/>
+        </w:rPr>
+        <w:t xml:space="preserve">$</w:t>
+      </w:r>
+      <w:r>
+        <w:rPr>
+          <w:rStyle w:val="NormalTok"/>
+        </w:rPr>
+        <w:t xml:space="preserve">nevents,</w:t>
+      </w:r>
+      <w:r>
+        <w:br/>
+      </w:r>
+      <w:r>
+        <w:rPr>
+          <w:rStyle w:val="NormalTok"/>
+        </w:rPr>
+        <w:t xml:space="preserve">      </w:t>
+      </w:r>
+      <w:r>
+        <w:rPr>
+          <w:rStyle w:val="DecValTok"/>
+        </w:rPr>
+        <w:t xml:space="preserve">0</w:t>
+      </w:r>
+      <w:r>
+        <w:rPr>
+          <w:rStyle w:val="NormalTok"/>
+        </w:rPr>
+        <w:t xml:space="preserve">,</w:t>
+      </w:r>
+      <w:r>
+        <w:br/>
+      </w:r>
+      <w:r>
+        <w:rPr>
+          <w:rStyle w:val="NormalTok"/>
+        </w:rPr>
+        <w:t xml:space="preserve">      (bw_grouped</w:t>
+      </w:r>
+      <w:r>
+        <w:rPr>
+          <w:rStyle w:val="SpecialCharTok"/>
+        </w:rPr>
+        <w:t xml:space="preserve">$</w:t>
+      </w:r>
+      <w:r>
+        <w:rPr>
+          <w:rStyle w:val="NormalTok"/>
+        </w:rPr>
+        <w:t xml:space="preserve">nreps </w:t>
+      </w:r>
+      <w:r>
+        <w:rPr>
+          <w:rStyle w:val="SpecialCharTok"/>
+        </w:rPr>
+        <w:t xml:space="preserve">-</w:t>
+      </w:r>
+      <w:r>
+        <w:rPr>
+          <w:rStyle w:val="NormalTok"/>
+        </w:rPr>
+        <w:t xml:space="preserve"> bw_grouped</w:t>
+      </w:r>
+      <w:r>
+        <w:rPr>
+          <w:rStyle w:val="SpecialCharTok"/>
+        </w:rPr>
+        <w:t xml:space="preserve">$</w:t>
+      </w:r>
+      <w:r>
+        <w:rPr>
+          <w:rStyle w:val="NormalTok"/>
+        </w:rPr>
+        <w:t xml:space="preserve">nevents) </w:t>
+      </w:r>
+      <w:r>
+        <w:rPr>
+          <w:rStyle w:val="SpecialCharTok"/>
+        </w:rPr>
+        <w:t xml:space="preserve">*</w:t>
+      </w:r>
+      <w:r>
+        <w:rPr>
+          <w:rStyle w:val="NormalTok"/>
+        </w:rPr>
+        <w:t xml:space="preserve"> </w:t>
+      </w:r>
+      <w:r>
+        <w:rPr>
+          <w:rStyle w:val="FunctionTok"/>
+        </w:rPr>
+        <w:t xml:space="preserve">log</w:t>
+      </w:r>
+      <w:r>
+        <w:rPr>
+          <w:rStyle w:val="NormalTok"/>
+        </w:rPr>
+        <w:t xml:space="preserve">(</w:t>
+      </w:r>
+      <w:r>
+        <w:rPr>
+          <w:rStyle w:val="DecValTok"/>
+        </w:rPr>
+        <w:t xml:space="preserve">1</w:t>
+      </w:r>
+      <w:r>
+        <w:rPr>
+          <w:rStyle w:val="NormalTok"/>
+        </w:rPr>
+        <w:t xml:space="preserve"> </w:t>
+      </w:r>
+      <w:r>
+        <w:rPr>
+          <w:rStyle w:val="SpecialCharTok"/>
+        </w:rPr>
+        <w:t xml:space="preserve">-</w:t>
+      </w:r>
+      <w:r>
+        <w:rPr>
+          <w:rStyle w:val="NormalTok"/>
+        </w:rPr>
+        <w:t xml:space="preserve"> bw_phat_sat)</w:t>
+      </w:r>
+      <w:r>
+        <w:br/>
+      </w:r>
+      <w:r>
+        <w:rPr>
+          <w:rStyle w:val="NormalTok"/>
+        </w:rPr>
+        <w:t xml:space="preserve">    )</w:t>
+      </w:r>
+      <w:r>
+        <w:br/>
+      </w:r>
+      <w:r>
+        <w:rPr>
+          <w:rStyle w:val="NormalTok"/>
+        </w:rPr>
+        <w:t xml:space="preserve">)</w:t>
+      </w:r>
+      <w:r>
+        <w:br/>
+      </w:r>
+      <w:r>
+        <w:rPr>
+          <w:rStyle w:val="FunctionTok"/>
+        </w:rPr>
+        <w:t xml:space="preserve">c</w:t>
+      </w:r>
+      <w:r>
+        <w:rPr>
+          <w:rStyle w:val="NormalTok"/>
+        </w:rPr>
+        <w:t xml:space="preserve">(</w:t>
+      </w:r>
+      <w:r>
+        <w:br/>
+      </w:r>
+      <w:r>
+        <w:rPr>
+          <w:rStyle w:val="NormalTok"/>
+        </w:rPr>
+        <w:t xml:space="preserve">  </w:t>
+      </w:r>
+      <w:r>
+        <w:rPr>
+          <w:rStyle w:val="AttributeTok"/>
+        </w:rPr>
+        <w:t xml:space="preserve">difference =</w:t>
+      </w:r>
+      <w:r>
+        <w:rPr>
+          <w:rStyle w:val="NormalTok"/>
+        </w:rPr>
+        <w:t xml:space="preserve"> </w:t>
+      </w:r>
+      <w:r>
+        <w:rPr>
+          <w:rStyle w:val="FunctionTok"/>
+        </w:rPr>
+        <w:t xml:space="preserve">deviance</w:t>
+      </w:r>
+      <w:r>
+        <w:rPr>
+          <w:rStyle w:val="NormalTok"/>
+        </w:rPr>
+        <w:t xml:space="preserve">(bw_fit) </w:t>
+      </w:r>
+      <w:r>
+        <w:rPr>
+          <w:rStyle w:val="SpecialCharTok"/>
+        </w:rPr>
+        <w:t xml:space="preserve">-</w:t>
+      </w:r>
+      <w:r>
+        <w:rPr>
+          <w:rStyle w:val="NormalTok"/>
+        </w:rPr>
+        <w:t xml:space="preserve"> </w:t>
+      </w:r>
+      <w:r>
+        <w:rPr>
+          <w:rStyle w:val="FunctionTok"/>
+        </w:rPr>
+        <w:t xml:space="preserve">deviance</w:t>
+      </w:r>
+      <w:r>
+        <w:rPr>
+          <w:rStyle w:val="NormalTok"/>
+        </w:rPr>
+        <w:t xml:space="preserve">(bw_fit_grouped),</w:t>
+      </w:r>
+      <w:r>
+        <w:br/>
+      </w:r>
+      <w:r>
+        <w:rPr>
+          <w:rStyle w:val="NormalTok"/>
+        </w:rPr>
+        <w:t xml:space="preserve">  </w:t>
+      </w:r>
+      <w:r>
+        <w:rPr>
+          <w:rStyle w:val="AttributeTok"/>
+        </w:rPr>
+        <w:t xml:space="preserve">minus_two_llik_sat =</w:t>
+      </w:r>
+      <w:r>
+        <w:rPr>
+          <w:rStyle w:val="NormalTok"/>
+        </w:rPr>
+        <w:t xml:space="preserve"> </w:t>
+      </w:r>
+      <w:r>
+        <w:rPr>
+          <w:rStyle w:val="SpecialCharTok"/>
+        </w:rPr>
+        <w:t xml:space="preserve">-</w:t>
+      </w:r>
+      <w:r>
+        <w:rPr>
+          <w:rStyle w:val="NormalTok"/>
+        </w:rPr>
+        <w:t xml:space="preserve">bw_two_llik_sat</w:t>
+      </w:r>
+      <w:r>
+        <w:br/>
+      </w:r>
+      <w:r>
+        <w:rPr>
+          <w:rStyle w:val="NormalTok"/>
+        </w:rPr>
+        <w:t xml:space="preserve">)</w:t>
+      </w:r>
+      <w:r>
+        <w:br/>
+      </w:r>
+      <w:r>
+        <w:rPr>
+          <w:rStyle w:val="CommentTok"/>
+        </w:rPr>
+        <w:t xml:space="preserve">#&gt;         difference minus_two_llik_sat </w:t>
+      </w:r>
+      <w:r>
+        <w:br/>
+      </w:r>
+      <w:r>
+        <w:rPr>
+          <w:rStyle w:val="CommentTok"/>
+        </w:rPr>
+        <w:t xml:space="preserve">#&gt;            216.818            216.818</w:t>
+      </w:r>
+    </w:p>
+    <w:bookmarkEnd w:id="52"/>
+    <w:bookmarkEnd w:id="53"/>
+    <w:bookmarkStart w:id="62" w:name="X840099c27253be6d59b8623dccfe2e383b0f72c"/>
+    <w:p>
+      <w:pPr>
+        <w:pStyle w:val="Heading2"/>
+      </w:pPr>
+      <w:r>
+        <w:t xml:space="preserve">4 Confidence intervals for the coefficients</w:t>
+      </w:r>
+    </w:p>
+    <w:bookmarkStart w:id="55" w:name="thm-logistic-mle-distribution"/>
+    <w:p>
+      <w:pPr>
+        <w:pStyle w:val="FirstParagraph"/>
+      </w:pPr>
+      <w:r>
+        <w:rPr>
+          <w:b/>
+          <w:bCs/>
+        </w:rPr>
+        <w:t xml:space="preserve">Theorem 4 (Approximate distribution of the fitted coefficients)</w:t>
       </w:r>
       <w:r>
         <w:t xml:space="preserve"> </w:t>
@@ -4665,16 +12406,21 @@
           <m:e>
             <m:sSub>
               <m:e>
-                <m:acc>
-                  <m:accPr>
-                    <m:chr m:val="̃"/>
-                  </m:accPr>
+                <m:limLow>
                   <m:e>
                     <m:r>
                       <m:t>x</m:t>
                     </m:r>
                   </m:e>
-                </m:acc>
+                  <m:lim>
+                    <m:r>
+                      <m:rPr>
+                        <m:sty m:val="p"/>
+                      </m:rPr>
+                      <m:t>∼</m:t>
+                    </m:r>
+                  </m:lim>
+                </m:limLow>
               </m:e>
               <m:sub>
                 <m:r>
@@ -4784,7 +12530,7 @@
       <w:pPr>
         <w:pStyle w:val="BodyText"/>
       </w:pPr>
-      <w:bookmarkStart w:id="32" w:name="eq-logistic-mle-distribution"/>
+      <w:bookmarkStart w:id="54" w:name="eq-logistic-mle-distribution"/>
       <m:oMathPara>
         <m:oMathParaPr>
           <m:jc m:val="center"/>
@@ -4795,16 +12541,21 @@
               <m:chr m:val="̂"/>
             </m:accPr>
             <m:e>
-              <m:acc>
-                <m:accPr>
-                  <m:chr m:val="̃"/>
-                </m:accPr>
+              <m:limLow>
                 <m:e>
                   <m:r>
                     <m:t>β</m:t>
                   </m:r>
                 </m:e>
-              </m:acc>
+                <m:lim>
+                  <m:r>
+                    <m:rPr>
+                      <m:sty m:val="p"/>
+                    </m:rPr>
+                    <m:t>∼</m:t>
+                  </m:r>
+                </m:lim>
+              </m:limLow>
             </m:e>
           </m:acc>
           <m:r>
@@ -4830,16 +12581,21 @@
               <m:grow/>
             </m:dPr>
             <m:e>
-              <m:acc>
-                <m:accPr>
-                  <m:chr m:val="̃"/>
-                </m:accPr>
+              <m:limLow>
                 <m:e>
                   <m:r>
                     <m:t>β</m:t>
                   </m:r>
                 </m:e>
-              </m:acc>
+                <m:lim>
+                  <m:r>
+                    <m:rPr>
+                      <m:sty m:val="p"/>
+                    </m:rPr>
+                    <m:t>∼</m:t>
+                  </m:r>
+                </m:lim>
+              </m:limLow>
               <m:r>
                 <m:rPr>
                   <m:sty m:val="p"/>
@@ -4919,7 +12675,7 @@
             <m:t>(</m:t>
           </m:r>
           <m:r>
-            <m:t>4</m:t>
+            <m:t>7</m:t>
           </m:r>
           <m:r>
             <m:rPr>
@@ -4929,9 +12685,9 @@
           </m:r>
         </m:oMath>
       </m:oMathPara>
-      <w:bookmarkEnd w:id="32"/>
+      <w:bookmarkEnd w:id="54"/>
     </w:p>
-    <w:bookmarkEnd w:id="33"/>
+    <w:bookmarkEnd w:id="55"/>
     <w:p>
       <w:pPr>
         <w:pStyle w:val="FirstParagraph"/>
@@ -4979,32 +12735,42 @@
             <m:grow/>
           </m:dPr>
           <m:e>
-            <m:acc>
-              <m:accPr>
-                <m:chr m:val="̃"/>
-              </m:accPr>
+            <m:limLow>
               <m:e>
                 <m:r>
                   <m:t>y</m:t>
                 </m:r>
               </m:e>
-            </m:acc>
+              <m:lim>
+                <m:r>
+                  <m:rPr>
+                    <m:sty m:val="p"/>
+                  </m:rPr>
+                  <m:t>∼</m:t>
+                </m:r>
+              </m:lim>
+            </m:limLow>
             <m:r>
               <m:rPr>
                 <m:sty m:val="p"/>
               </m:rPr>
               <m:t>−</m:t>
             </m:r>
-            <m:acc>
-              <m:accPr>
-                <m:chr m:val="̃"/>
-              </m:accPr>
+            <m:limLow>
               <m:e>
                 <m:r>
                   <m:t>π</m:t>
                 </m:r>
               </m:e>
-            </m:acc>
+              <m:lim>
+                <m:r>
+                  <m:rPr>
+                    <m:sty m:val="p"/>
+                  </m:rPr>
+                  <m:t>∼</m:t>
+                </m:r>
+              </m:lim>
+            </m:limLow>
           </m:e>
         </m:d>
         <m:r>
@@ -5099,7 +12865,7 @@
       <w:r>
         <w:t xml:space="preserve"> </w:t>
       </w:r>
-      <w:hyperlink r:id="rId34">
+      <w:hyperlink r:id="rId56">
         <w:r>
           <w:rPr>
             <w:rStyle w:val="Hyperlink"/>
@@ -5144,7 +12910,7 @@
         <w:t xml:space="preserve">give.</w:t>
       </w:r>
     </w:p>
-    <w:bookmarkStart w:id="36" w:name="cor-logistic-wald"/>
+    <w:bookmarkStart w:id="58" w:name="cor-logistic-wald"/>
     <w:p>
       <w:pPr>
         <w:pStyle w:val="BodyText"/>
@@ -5154,7 +12920,7 @@
           <w:b/>
           <w:bCs/>
         </w:rPr>
-        <w:t xml:space="preserve">Corollary 2 (Wald interval for a logistic coefficient)</w:t>
+        <w:t xml:space="preserve">Corollary 3 (Wald interval for a logistic coefficient)</w:t>
       </w:r>
       <w:r>
         <w:t xml:space="preserve"> </w:t>
@@ -5421,7 +13187,7 @@
       <w:r>
         <w:t xml:space="preserve"> </w:t>
       </w:r>
-      <w:hyperlink r:id="rId35">
+      <w:hyperlink r:id="rId57">
         <w:r>
           <w:rPr>
             <w:rStyle w:val="Hyperlink"/>
@@ -5599,8 +13365,8 @@
         </m:oMath>
       </m:oMathPara>
     </w:p>
-    <w:bookmarkEnd w:id="36"/>
-    <w:bookmarkStart w:id="37" w:name="exm-logistic-wald"/>
+    <w:bookmarkEnd w:id="58"/>
+    <w:bookmarkStart w:id="59" w:name="exm-logistic-wald"/>
     <w:p>
       <w:pPr>
         <w:pStyle w:val="FirstParagraph"/>
@@ -5610,7 +13376,7 @@
           <w:b/>
           <w:bCs/>
         </w:rPr>
-        <w:t xml:space="preserve">Example 6 (A Wald interval from six patients)</w:t>
+        <w:t xml:space="preserve">Example 9 (A Wald interval from six patients)</w:t>
       </w:r>
       <w:r>
         <w:t xml:space="preserve"> </w:t>
@@ -6252,8 +14018,8 @@
         <w:t xml:space="preserve">.</w:t>
       </w:r>
     </w:p>
-    <w:bookmarkEnd w:id="37"/>
-    <w:bookmarkStart w:id="38" w:name="cor-logistic-odds-interval"/>
+    <w:bookmarkEnd w:id="59"/>
+    <w:bookmarkStart w:id="60" w:name="cor-logistic-odds-interval"/>
     <w:p>
       <w:pPr>
         <w:pStyle w:val="BodyText"/>
@@ -6263,7 +14029,7 @@
           <w:b/>
           <w:bCs/>
         </w:rPr>
-        <w:t xml:space="preserve">Corollary 3 (Interval for the odds factor of a logistic coefficient)</w:t>
+        <w:t xml:space="preserve">Corollary 4 (Interval for the odds factor of a logistic coefficient)</w:t>
       </w:r>
       <w:r>
         <w:t xml:space="preserve"> </w:t>
@@ -6341,7 +14107,7 @@
           <w:rPr>
             <w:rStyle w:val="Hyperlink"/>
           </w:rPr>
-          <w:t xml:space="preserve">Corollary 2</w:t>
+          <w:t xml:space="preserve">Corollary 3</w:t>
         </w:r>
       </w:hyperlink>
       <w:r>
@@ -6474,7 +14240,7 @@
         <w:t xml:space="preserve">.</w:t>
       </w:r>
     </w:p>
-    <w:bookmarkEnd w:id="38"/>
+    <w:bookmarkEnd w:id="60"/>
     <w:p>
       <w:pPr>
         <w:pStyle w:val="BodyText"/>
@@ -6599,7 +14365,7 @@
         <w:t xml:space="preserve">.</w:t>
       </w:r>
     </w:p>
-    <w:bookmarkStart w:id="39" w:name="exm-logistic-odds-interval"/>
+    <w:bookmarkStart w:id="61" w:name="exm-logistic-odds-interval"/>
     <w:p>
       <w:pPr>
         <w:pStyle w:val="BodyText"/>
@@ -6609,7 +14375,7 @@
           <w:b/>
           <w:bCs/>
         </w:rPr>
-        <w:t xml:space="preserve">Example 7 (How little six patients tell us)</w:t>
+        <w:t xml:space="preserve">Example 10 (How little six patients tell us)</w:t>
       </w:r>
       <w:r>
         <w:t xml:space="preserve"> </w:t>
@@ -6971,9 +14737,9 @@
         <w:t xml:space="preserve">Its width shows how little information six observations carry about the slope.</w:t>
       </w:r>
     </w:p>
-    <w:bookmarkEnd w:id="39"/>
-    <w:bookmarkEnd w:id="40"/>
-    <w:bookmarkStart w:id="48" w:name="references"/>
+    <w:bookmarkEnd w:id="61"/>
+    <w:bookmarkEnd w:id="62"/>
+    <w:bookmarkStart w:id="73" w:name="references"/>
     <w:p>
       <w:pPr>
         <w:pStyle w:val="Heading2"/>
@@ -6982,20 +14748,14 @@
         <w:t xml:space="preserve">References</w:t>
       </w:r>
     </w:p>
-    <w:bookmarkStart w:id="47" w:name="refs"/>
-    <w:bookmarkStart w:id="42" w:name="ref-fahrmeir1985consistency"/>
+    <w:bookmarkStart w:id="72" w:name="refs"/>
+    <w:bookmarkStart w:id="64" w:name="ref-dobson4e"/>
     <w:p>
       <w:pPr>
         <w:pStyle w:val="Bibliography"/>
       </w:pPr>
       <w:r>
-        <w:t xml:space="preserve">Fahrmeir, Ludwig, and Heinz Kaufmann. 1985.</w:t>
-      </w:r>
-      <w:r>
-        <w:t xml:space="preserve"> </w:t>
-      </w:r>
-      <w:r>
-        <w:t xml:space="preserve">“Consistency and Asymptotic Normality of the Maximum Likelihood Estimator in Generalized Linear Models.”</w:t>
+        <w:t xml:space="preserve">Dobson, Annette J, and Adrian G Barnett. 2018.</w:t>
       </w:r>
       <w:r>
         <w:t xml:space="preserve"> </w:t>
@@ -7005,6 +14765,49 @@
           <w:i/>
           <w:iCs/>
         </w:rPr>
+        <w:t xml:space="preserve">An Introduction to Generalized Linear Models</w:t>
+      </w:r>
+      <w:r>
+        <w:t xml:space="preserve">. 4th ed. CRC press.</w:t>
+      </w:r>
+      <w:r>
+        <w:t xml:space="preserve"> </w:t>
+      </w:r>
+      <w:hyperlink r:id="rId63">
+        <w:r>
+          <w:rPr>
+            <w:rStyle w:val="Hyperlink"/>
+          </w:rPr>
+          <w:t xml:space="preserve">https://doi.org/10.1201/9781315182780</w:t>
+        </w:r>
+      </w:hyperlink>
+      <w:r>
+        <w:t xml:space="preserve">.</w:t>
+      </w:r>
+    </w:p>
+    <w:bookmarkEnd w:id="64"/>
+    <w:bookmarkStart w:id="66" w:name="ref-fahrmeir1985consistency"/>
+    <w:p>
+      <w:pPr>
+        <w:pStyle w:val="Bibliography"/>
+      </w:pPr>
+      <w:r>
+        <w:t xml:space="preserve">Fahrmeir, Ludwig, and Heinz Kaufmann. 1985.</w:t>
+      </w:r>
+      <w:r>
+        <w:t xml:space="preserve"> </w:t>
+      </w:r>
+      <w:r>
+        <w:t xml:space="preserve">“Consistency and Asymptotic Normality of the Maximum Likelihood Estimator in Generalized Linear Models.”</w:t>
+      </w:r>
+      <w:r>
+        <w:t xml:space="preserve"> </w:t>
+      </w:r>
+      <w:r>
+        <w:rPr>
+          <w:i/>
+          <w:iCs/>
+        </w:rPr>
         <w:t xml:space="preserve">The Annals of Statistics</w:t>
       </w:r>
       <w:r>
@@ -7016,7 +14819,7 @@
       <w:r>
         <w:t xml:space="preserve"> </w:t>
       </w:r>
-      <w:hyperlink r:id="rId41">
+      <w:hyperlink r:id="rId65">
         <w:r>
           <w:rPr>
             <w:rStyle w:val="Hyperlink"/>
@@ -7028,8 +14831,8 @@
         <w:t xml:space="preserve">.</w:t>
       </w:r>
     </w:p>
-    <w:bookmarkEnd w:id="42"/>
-    <w:bookmarkStart w:id="44" w:name="ref-hastie2009elements"/>
+    <w:bookmarkEnd w:id="66"/>
+    <w:bookmarkStart w:id="68" w:name="ref-hastie2009elements"/>
     <w:p>
       <w:pPr>
         <w:pStyle w:val="Bibliography"/>
@@ -7053,7 +14856,7 @@
       <w:r>
         <w:t xml:space="preserve"> </w:t>
       </w:r>
-      <w:hyperlink r:id="rId43">
+      <w:hyperlink r:id="rId67">
         <w:r>
           <w:rPr>
             <w:rStyle w:val="Hyperlink"/>
@@ -7065,20 +14868,14 @@
         <w:t xml:space="preserve">.</w:t>
       </w:r>
     </w:p>
-    <w:bookmarkEnd w:id="44"/>
-    <w:bookmarkStart w:id="46" w:name="ref-nelder1972generalized"/>
+    <w:bookmarkEnd w:id="68"/>
+    <w:bookmarkStart w:id="69" w:name="ref-hosmer1989applied"/>
     <w:p>
       <w:pPr>
         <w:pStyle w:val="Bibliography"/>
       </w:pPr>
       <w:r>
-        <w:t xml:space="preserve">Nelder, John A., and Robert W. M. Wedderburn. 1972.</w:t>
-      </w:r>
-      <w:r>
-        <w:t xml:space="preserve"> </w:t>
-      </w:r>
-      <w:r>
-        <w:t xml:space="preserve">“Generalized Linear Models.”</w:t>
+        <w:t xml:space="preserve">Hosmer, David W., and Stanley Lemeshow. 1989.</w:t>
       </w:r>
       <w:r>
         <w:t xml:space="preserve"> </w:t>
@@ -7088,6 +14885,35 @@
           <w:i/>
           <w:iCs/>
         </w:rPr>
+        <w:t xml:space="preserve">Applied Logistic Regression</w:t>
+      </w:r>
+      <w:r>
+        <w:t xml:space="preserve">. Wiley.</w:t>
+      </w:r>
+    </w:p>
+    <w:bookmarkEnd w:id="69"/>
+    <w:bookmarkStart w:id="71" w:name="ref-nelder1972generalized"/>
+    <w:p>
+      <w:pPr>
+        <w:pStyle w:val="Bibliography"/>
+      </w:pPr>
+      <w:r>
+        <w:t xml:space="preserve">Nelder, John A., and Robert W. M. Wedderburn. 1972.</w:t>
+      </w:r>
+      <w:r>
+        <w:t xml:space="preserve"> </w:t>
+      </w:r>
+      <w:r>
+        <w:t xml:space="preserve">“Generalized Linear Models.”</w:t>
+      </w:r>
+      <w:r>
+        <w:t xml:space="preserve"> </w:t>
+      </w:r>
+      <w:r>
+        <w:rPr>
+          <w:i/>
+          <w:iCs/>
+        </w:rPr>
         <w:t xml:space="preserve">Journal of the Royal Statistical Society: Series A (General)</w:t>
       </w:r>
       <w:r>
@@ -7099,7 +14925,7 @@
       <w:r>
         <w:t xml:space="preserve"> </w:t>
       </w:r>
-      <w:hyperlink r:id="rId45">
+      <w:hyperlink r:id="rId70">
         <w:r>
           <w:rPr>
             <w:rStyle w:val="Hyperlink"/>
@@ -7111,9 +14937,9 @@
         <w:t xml:space="preserve">.</w:t>
       </w:r>
     </w:p>
-    <w:bookmarkEnd w:id="46"/>
-    <w:bookmarkEnd w:id="47"/>
-    <w:bookmarkEnd w:id="48"/>
+    <w:bookmarkEnd w:id="71"/>
+    <w:bookmarkEnd w:id="72"/>
+    <w:bookmarkEnd w:id="73"/>
     <w:sectPr>
       <w:footnotePr>
         <w:numRestart w:val="eachSect"/>
